--- a/kuetuo_0228/kuetuo_0228.docx
+++ b/kuetuo_0228/kuetuo_0228.docx
@@ -4,313 +4,1359 @@
   <w:body>
     <w:p>
       <w:pPr>
-        <w:rPr>
-          <w:rFonts w:ascii="Times New Roman" w:hAnsi="Times New Roman" w:cs="Times New Roman"/>
-        </w:rPr>
-      </w:pPr>
-    </w:p>
-    <w:p>
-      <w:pPr>
-        <w:rPr>
-          <w:rFonts w:ascii="Times New Roman" w:hAnsi="Times New Roman" w:cs="Times New Roman"/>
-        </w:rPr>
-      </w:pPr>
-    </w:p>
-    <w:p>
-      <w:pPr>
-        <w:rPr>
-          <w:rFonts w:ascii="Times New Roman" w:hAnsi="Times New Roman" w:cs="Times New Roman"/>
-        </w:rPr>
-      </w:pPr>
-    </w:p>
-    <w:p>
-      <w:pPr>
-        <w:rPr>
-          <w:rFonts w:ascii="Times New Roman" w:hAnsi="Times New Roman" w:cs="Times New Roman"/>
-        </w:rPr>
-      </w:pPr>
-    </w:p>
-    <w:p>
-      <w:pPr>
-        <w:rPr>
-          <w:rFonts w:ascii="Times New Roman" w:hAnsi="Times New Roman" w:cs="Times New Roman"/>
-        </w:rPr>
-      </w:pPr>
-    </w:p>
-    <w:p>
-      <w:pPr>
-        <w:rPr>
-          <w:rFonts w:ascii="Times New Roman" w:hAnsi="Times New Roman" w:cs="Times New Roman"/>
-        </w:rPr>
-      </w:pPr>
-    </w:p>
-    <w:p>
-      <w:pPr>
-        <w:rPr>
-          <w:rFonts w:ascii="Times New Roman" w:hAnsi="Times New Roman" w:cs="Times New Roman"/>
-        </w:rPr>
-      </w:pPr>
-    </w:p>
-    <w:p>
-      <w:pPr>
-        <w:pStyle w:val="Cm"/>
+        <w:spacing w:before="5040"/>
         <w:jc w:val="center"/>
         <w:rPr>
-          <w:rFonts w:ascii="Times New Roman" w:hAnsi="Times New Roman" w:cs="Times New Roman"/>
+          <w:rFonts w:cs="Times New Roman"/>
+          <w:bCs/>
+          <w:sz w:val="40"/>
+          <w:szCs w:val="40"/>
+        </w:rPr>
+      </w:pPr>
+      <w:r>
+        <w:rPr>
+          <w:rFonts w:cs="Times New Roman"/>
+          <w:bCs/>
+          <w:sz w:val="72"/>
+          <w:szCs w:val="72"/>
+        </w:rPr>
+        <w:t>Adatbázisrendszerek</w:t>
+      </w:r>
+      <w:r>
+        <w:rPr>
+          <w:rFonts w:cs="Times New Roman"/>
+          <w:bCs/>
+          <w:sz w:val="72"/>
+          <w:szCs w:val="72"/>
+        </w:rPr>
+        <w:t xml:space="preserve"> </w:t>
+      </w:r>
+      <w:r>
+        <w:rPr>
+          <w:rFonts w:cs="Times New Roman"/>
+          <w:bCs/>
+          <w:sz w:val="40"/>
+          <w:szCs w:val="40"/>
+        </w:rPr>
+        <w:br/>
+      </w:r>
+      <w:r>
+        <w:rPr>
+          <w:rFonts w:cs="Times New Roman"/>
+          <w:bCs/>
+          <w:sz w:val="40"/>
+          <w:szCs w:val="40"/>
+        </w:rPr>
+        <w:t>1</w:t>
+      </w:r>
+      <w:r>
+        <w:rPr>
+          <w:rFonts w:cs="Times New Roman"/>
+          <w:bCs/>
+          <w:sz w:val="40"/>
+          <w:szCs w:val="40"/>
+        </w:rPr>
+        <w:t>. Konzultáció</w:t>
+      </w:r>
+    </w:p>
+    <w:p>
+      <w:pPr>
+        <w:jc w:val="center"/>
+        <w:rPr>
+          <w:rFonts w:cs="Times New Roman"/>
+          <w:bCs/>
+          <w:sz w:val="40"/>
+          <w:szCs w:val="40"/>
+        </w:rPr>
+      </w:pPr>
+      <w:r>
+        <w:rPr>
+          <w:rFonts w:cs="Times New Roman"/>
+          <w:bCs/>
+          <w:sz w:val="40"/>
+          <w:szCs w:val="40"/>
+        </w:rPr>
+        <w:t>2026.0</w:t>
+      </w:r>
+      <w:r>
+        <w:rPr>
+          <w:rFonts w:cs="Times New Roman"/>
+          <w:bCs/>
+          <w:sz w:val="40"/>
+          <w:szCs w:val="40"/>
+        </w:rPr>
+        <w:t>2</w:t>
+      </w:r>
+      <w:r>
+        <w:rPr>
+          <w:rFonts w:cs="Times New Roman"/>
+          <w:bCs/>
+          <w:sz w:val="40"/>
+          <w:szCs w:val="40"/>
+        </w:rPr>
+        <w:t>.2</w:t>
+      </w:r>
+      <w:r>
+        <w:rPr>
+          <w:rFonts w:cs="Times New Roman"/>
+          <w:bCs/>
+          <w:sz w:val="40"/>
+          <w:szCs w:val="40"/>
+        </w:rPr>
+        <w:t>8</w:t>
+      </w:r>
+    </w:p>
+    <w:p>
+      <w:pPr>
+        <w:jc w:val="center"/>
+        <w:rPr>
+          <w:rFonts w:cs="Times New Roman"/>
+          <w:bCs/>
+        </w:rPr>
+      </w:pPr>
+    </w:p>
+    <w:p>
+      <w:pPr>
+        <w:jc w:val="center"/>
+        <w:rPr>
+          <w:rFonts w:cs="Times New Roman"/>
+          <w:bCs/>
+        </w:rPr>
+      </w:pPr>
+    </w:p>
+    <w:p>
+      <w:pPr>
+        <w:jc w:val="center"/>
+        <w:rPr>
+          <w:rFonts w:cs="Times New Roman"/>
+          <w:bCs/>
+        </w:rPr>
+      </w:pPr>
+    </w:p>
+    <w:p>
+      <w:pPr>
+        <w:jc w:val="center"/>
+        <w:rPr>
+          <w:rFonts w:cs="Times New Roman"/>
+          <w:bCs/>
+        </w:rPr>
+      </w:pPr>
+    </w:p>
+    <w:p>
+      <w:pPr>
+        <w:jc w:val="center"/>
+        <w:rPr>
+          <w:rFonts w:cs="Times New Roman"/>
+          <w:bCs/>
+        </w:rPr>
+      </w:pPr>
+    </w:p>
+    <w:p>
+      <w:pPr>
+        <w:jc w:val="center"/>
+        <w:rPr>
+          <w:rFonts w:cs="Times New Roman"/>
+          <w:bCs/>
+        </w:rPr>
+      </w:pPr>
+    </w:p>
+    <w:p>
+      <w:pPr>
+        <w:jc w:val="center"/>
+        <w:rPr>
+          <w:rFonts w:cs="Times New Roman"/>
+          <w:bCs/>
+        </w:rPr>
+      </w:pPr>
+    </w:p>
+    <w:p>
+      <w:pPr>
+        <w:tabs>
+          <w:tab w:val="center" w:pos="1418"/>
+          <w:tab w:val="left" w:pos="5245"/>
+        </w:tabs>
+        <w:rPr>
+          <w:rFonts w:cs="Times New Roman"/>
           <w:b/>
           <w:bCs/>
         </w:rPr>
       </w:pPr>
       <w:r>
         <w:rPr>
-          <w:rFonts w:ascii="Times New Roman" w:hAnsi="Times New Roman" w:cs="Times New Roman"/>
+          <w:rFonts w:cs="Times New Roman"/>
+          <w:sz w:val="28"/>
+          <w:szCs w:val="28"/>
+        </w:rPr>
+        <w:tab/>
+      </w:r>
+      <w:r>
+        <w:rPr>
+          <w:rFonts w:cs="Times New Roman"/>
+          <w:sz w:val="28"/>
+          <w:szCs w:val="28"/>
+        </w:rPr>
+        <w:tab/>
+      </w:r>
+      <w:r>
+        <w:rPr>
+          <w:rFonts w:cs="Times New Roman"/>
+        </w:rPr>
+        <w:t>Készítette:</w:t>
+      </w:r>
+      <w:r>
+        <w:rPr>
+          <w:rFonts w:cs="Times New Roman"/>
+        </w:rPr>
+        <w:t xml:space="preserve"> </w:t>
+      </w:r>
+      <w:r>
+        <w:rPr>
+          <w:rFonts w:cs="Times New Roman"/>
           <w:b/>
           <w:bCs/>
         </w:rPr>
-        <w:t>Adatbázisrendszerek</w:t>
-      </w:r>
-    </w:p>
-    <w:p>
-      <w:pPr>
-        <w:jc w:val="center"/>
-        <w:rPr>
-          <w:rFonts w:ascii="Times New Roman" w:hAnsi="Times New Roman" w:cs="Times New Roman"/>
-          <w:sz w:val="40"/>
-          <w:szCs w:val="40"/>
-        </w:rPr>
-      </w:pPr>
-      <w:r>
-        <w:rPr>
-          <w:rFonts w:ascii="Times New Roman" w:hAnsi="Times New Roman" w:cs="Times New Roman"/>
-          <w:sz w:val="40"/>
-          <w:szCs w:val="40"/>
-        </w:rPr>
-        <w:t>2</w:t>
-      </w:r>
-      <w:r>
-        <w:rPr>
-          <w:rFonts w:ascii="Times New Roman" w:hAnsi="Times New Roman" w:cs="Times New Roman"/>
-          <w:sz w:val="40"/>
-          <w:szCs w:val="40"/>
-        </w:rPr>
-        <w:t>. Konzultáció</w:t>
-      </w:r>
-    </w:p>
-    <w:p>
-      <w:pPr>
-        <w:rPr>
-          <w:rFonts w:ascii="Times New Roman" w:hAnsi="Times New Roman" w:cs="Times New Roman"/>
-        </w:rPr>
-      </w:pPr>
-    </w:p>
-    <w:p>
-      <w:pPr>
-        <w:rPr>
-          <w:rFonts w:ascii="Times New Roman" w:hAnsi="Times New Roman" w:cs="Times New Roman"/>
-        </w:rPr>
-      </w:pPr>
-    </w:p>
-    <w:p>
-      <w:pPr>
-        <w:rPr>
-          <w:rFonts w:ascii="Times New Roman" w:hAnsi="Times New Roman" w:cs="Times New Roman"/>
-        </w:rPr>
-      </w:pPr>
-    </w:p>
-    <w:p>
-      <w:pPr>
-        <w:rPr>
-          <w:rFonts w:ascii="Times New Roman" w:hAnsi="Times New Roman" w:cs="Times New Roman"/>
-        </w:rPr>
-      </w:pPr>
-    </w:p>
-    <w:p>
-      <w:pPr>
-        <w:rPr>
-          <w:rFonts w:ascii="Times New Roman" w:hAnsi="Times New Roman" w:cs="Times New Roman"/>
-        </w:rPr>
-      </w:pPr>
-    </w:p>
-    <w:p>
-      <w:pPr>
-        <w:rPr>
-          <w:rFonts w:ascii="Times New Roman" w:hAnsi="Times New Roman" w:cs="Times New Roman"/>
-        </w:rPr>
-      </w:pPr>
-    </w:p>
-    <w:p>
-      <w:pPr>
-        <w:rPr>
-          <w:rFonts w:ascii="Times New Roman" w:hAnsi="Times New Roman" w:cs="Times New Roman"/>
-        </w:rPr>
-      </w:pPr>
-    </w:p>
-    <w:p>
-      <w:pPr>
-        <w:rPr>
-          <w:rFonts w:ascii="Times New Roman" w:hAnsi="Times New Roman" w:cs="Times New Roman"/>
-        </w:rPr>
-      </w:pPr>
-    </w:p>
-    <w:p>
-      <w:pPr>
-        <w:rPr>
-          <w:rFonts w:ascii="Times New Roman" w:hAnsi="Times New Roman" w:cs="Times New Roman"/>
-        </w:rPr>
-      </w:pPr>
-    </w:p>
-    <w:p>
-      <w:pPr>
-        <w:rPr>
-          <w:rFonts w:ascii="Times New Roman" w:hAnsi="Times New Roman" w:cs="Times New Roman"/>
-        </w:rPr>
-      </w:pPr>
-    </w:p>
-    <w:p>
-      <w:pPr>
-        <w:rPr>
-          <w:rFonts w:ascii="Times New Roman" w:hAnsi="Times New Roman" w:cs="Times New Roman"/>
-        </w:rPr>
-      </w:pPr>
-    </w:p>
-    <w:p>
-      <w:pPr>
-        <w:rPr>
-          <w:rFonts w:ascii="Times New Roman" w:hAnsi="Times New Roman" w:cs="Times New Roman"/>
-        </w:rPr>
-      </w:pPr>
-    </w:p>
-    <w:p>
-      <w:pPr>
-        <w:ind w:left="4820"/>
-        <w:rPr>
-          <w:rFonts w:ascii="Times New Roman" w:hAnsi="Times New Roman" w:cs="Times New Roman"/>
+        <w:t>Koncz József</w:t>
+      </w:r>
+    </w:p>
+    <w:p>
+      <w:pPr>
+        <w:tabs>
+          <w:tab w:val="center" w:pos="1418"/>
+          <w:tab w:val="left" w:pos="5245"/>
+        </w:tabs>
+        <w:rPr>
+          <w:rFonts w:cs="Times New Roman"/>
+        </w:rPr>
+      </w:pPr>
+      <w:r>
+        <w:rPr>
+          <w:rFonts w:cs="Times New Roman"/>
           <w:b/>
           <w:bCs/>
         </w:rPr>
-      </w:pPr>
-      <w:r>
-        <w:rPr>
-          <w:rFonts w:ascii="Times New Roman" w:hAnsi="Times New Roman" w:cs="Times New Roman"/>
+        <w:tab/>
+      </w:r>
+      <w:r>
+        <w:rPr>
+          <w:rFonts w:cs="Times New Roman"/>
           <w:b/>
           <w:bCs/>
         </w:rPr>
-        <w:t>Készítette:</w:t>
-      </w:r>
-    </w:p>
-    <w:p>
-      <w:pPr>
-        <w:ind w:left="4820"/>
-        <w:rPr>
-          <w:rFonts w:ascii="Times New Roman" w:hAnsi="Times New Roman" w:cs="Times New Roman"/>
-        </w:rPr>
-      </w:pPr>
-      <w:r>
-        <w:rPr>
-          <w:rFonts w:ascii="Times New Roman" w:hAnsi="Times New Roman" w:cs="Times New Roman"/>
-        </w:rPr>
-        <w:t>Koncz József</w:t>
-      </w:r>
-    </w:p>
-    <w:p>
-      <w:pPr>
-        <w:ind w:left="4820"/>
-        <w:rPr>
-          <w:rFonts w:ascii="Times New Roman" w:hAnsi="Times New Roman" w:cs="Times New Roman"/>
-        </w:rPr>
-      </w:pPr>
-      <w:r>
-        <w:rPr>
-          <w:rFonts w:ascii="Times New Roman" w:hAnsi="Times New Roman" w:cs="Times New Roman"/>
+        <w:tab/>
+      </w:r>
+      <w:r>
+        <w:rPr>
+          <w:rFonts w:cs="Times New Roman"/>
         </w:rPr>
         <w:t>Szak: Programtervező Informatikus</w:t>
       </w:r>
     </w:p>
     <w:p>
       <w:pPr>
-        <w:ind w:left="4820"/>
-        <w:rPr>
-          <w:rFonts w:ascii="Times New Roman" w:hAnsi="Times New Roman" w:cs="Times New Roman"/>
-        </w:rPr>
-      </w:pPr>
-      <w:r>
-        <w:rPr>
-          <w:rFonts w:ascii="Times New Roman" w:hAnsi="Times New Roman" w:cs="Times New Roman"/>
-        </w:rPr>
-        <w:t>kuetuo</w:t>
-      </w:r>
-    </w:p>
-    <w:p>
-      <w:pPr>
-        <w:ind w:left="4820"/>
-        <w:rPr>
-          <w:rFonts w:ascii="Times New Roman" w:hAnsi="Times New Roman" w:cs="Times New Roman"/>
-        </w:rPr>
-      </w:pPr>
-    </w:p>
-    <w:p>
-      <w:pPr>
+        <w:tabs>
+          <w:tab w:val="center" w:pos="1418"/>
+          <w:tab w:val="left" w:pos="5245"/>
+        </w:tabs>
+        <w:rPr>
+          <w:rFonts w:cs="Times New Roman"/>
+          <w:b/>
+          <w:bCs/>
+        </w:rPr>
+      </w:pPr>
+      <w:r>
+        <w:rPr>
+          <w:rFonts w:cs="Times New Roman"/>
+        </w:rPr>
+        <w:tab/>
+      </w:r>
+      <w:r>
+        <w:rPr>
+          <w:rFonts w:cs="Times New Roman"/>
+        </w:rPr>
+        <w:tab/>
+      </w:r>
+      <w:proofErr w:type="spellStart"/>
+      <w:r>
+        <w:rPr>
+          <w:rFonts w:cs="Times New Roman"/>
+        </w:rPr>
+        <w:t>Neptunkód</w:t>
+      </w:r>
+      <w:proofErr w:type="spellEnd"/>
+      <w:r>
+        <w:rPr>
+          <w:rFonts w:cs="Times New Roman"/>
+        </w:rPr>
+        <w:t xml:space="preserve">: </w:t>
+      </w:r>
+      <w:r>
+        <w:rPr>
+          <w:rFonts w:cs="Times New Roman"/>
+          <w:b/>
+          <w:bCs/>
+        </w:rPr>
+        <w:t>KUETUO</w:t>
+      </w:r>
+    </w:p>
+    <w:p>
+      <w:pPr>
+        <w:tabs>
+          <w:tab w:val="center" w:pos="1418"/>
+          <w:tab w:val="left" w:pos="5245"/>
+        </w:tabs>
+        <w:rPr>
+          <w:rFonts w:cs="Times New Roman"/>
+          <w:sz w:val="28"/>
+          <w:szCs w:val="28"/>
+        </w:rPr>
+      </w:pPr>
+    </w:p>
+    <w:p>
+      <w:pPr>
+        <w:spacing w:before="600"/>
         <w:jc w:val="center"/>
         <w:rPr>
-          <w:rFonts w:ascii="Times New Roman" w:hAnsi="Times New Roman" w:cs="Times New Roman"/>
-        </w:rPr>
-      </w:pPr>
-      <w:r>
-        <w:rPr>
-          <w:rFonts w:ascii="Times New Roman" w:hAnsi="Times New Roman" w:cs="Times New Roman"/>
-        </w:rPr>
-        <w:t>Sárospatak, 2026</w:t>
-      </w:r>
-    </w:p>
-    <w:p>
-      <w:pPr>
-        <w:rPr>
-          <w:rFonts w:ascii="Times New Roman" w:hAnsi="Times New Roman" w:cs="Times New Roman"/>
-        </w:rPr>
-      </w:pPr>
-      <w:r>
-        <w:rPr>
-          <w:rFonts w:ascii="Times New Roman" w:hAnsi="Times New Roman" w:cs="Times New Roman"/>
+          <w:rFonts w:cs="Times New Roman"/>
+          <w:b/>
+          <w:bCs/>
+          <w:sz w:val="28"/>
+          <w:szCs w:val="28"/>
+        </w:rPr>
+      </w:pPr>
+      <w:r>
+        <w:rPr>
+          <w:rFonts w:cs="Times New Roman"/>
+          <w:sz w:val="28"/>
+          <w:szCs w:val="28"/>
+        </w:rPr>
+        <w:t xml:space="preserve"> </w:t>
+      </w:r>
+      <w:r>
+        <w:rPr>
+          <w:rFonts w:cs="Times New Roman"/>
+          <w:b/>
+          <w:bCs/>
+          <w:sz w:val="28"/>
+          <w:szCs w:val="28"/>
+        </w:rPr>
+        <w:t xml:space="preserve">Sárospatak, </w:t>
+      </w:r>
+      <w:r>
+        <w:rPr>
+          <w:rFonts w:cs="Times New Roman"/>
+          <w:b/>
+          <w:bCs/>
+          <w:sz w:val="28"/>
+          <w:szCs w:val="28"/>
+        </w:rPr>
+        <w:t>202</w:t>
+      </w:r>
+      <w:r>
+        <w:rPr>
+          <w:rFonts w:cs="Times New Roman"/>
+          <w:b/>
+          <w:bCs/>
+          <w:sz w:val="28"/>
+          <w:szCs w:val="28"/>
+        </w:rPr>
+        <w:t>6</w:t>
+      </w:r>
+    </w:p>
+    <w:p>
+      <w:pPr>
+        <w:spacing w:after="160" w:line="278" w:lineRule="auto"/>
+        <w:jc w:val="left"/>
+        <w:rPr>
+          <w:rFonts w:cs="Times New Roman"/>
+          <w:sz w:val="32"/>
+          <w:szCs w:val="32"/>
+        </w:rPr>
+      </w:pPr>
+      <w:r>
+        <w:rPr>
+          <w:rFonts w:cs="Times New Roman"/>
+          <w:sz w:val="32"/>
+          <w:szCs w:val="32"/>
         </w:rPr>
         <w:br w:type="page"/>
       </w:r>
     </w:p>
     <w:p>
       <w:pPr>
-        <w:rPr>
-          <w:rFonts w:ascii="Times New Roman" w:hAnsi="Times New Roman" w:cs="Times New Roman"/>
-        </w:rPr>
-      </w:pPr>
-      <w:r>
-        <w:rPr>
-          <w:rFonts w:ascii="Times New Roman" w:hAnsi="Times New Roman" w:cs="Times New Roman"/>
+        <w:spacing w:before="600"/>
+        <w:jc w:val="center"/>
+      </w:pPr>
+    </w:p>
+    <w:sdt>
+      <w:sdtPr>
+        <w:rPr>
+          <w:rFonts w:eastAsiaTheme="minorHAnsi" w:cstheme="minorBidi"/>
+          <w:b w:val="0"/>
+          <w:i w:val="0"/>
+          <w:iCs w:val="0"/>
+          <w:kern w:val="2"/>
+          <w:sz w:val="24"/>
+          <w:szCs w:val="24"/>
+          <w:u w:val="none"/>
+          <w:lang w:eastAsia="en-US"/>
+          <w14:ligatures w14:val="standardContextual"/>
+        </w:rPr>
+        <w:id w:val="-189764439"/>
+        <w:docPartObj>
+          <w:docPartGallery w:val="Table of Contents"/>
+          <w:docPartUnique/>
+        </w:docPartObj>
+      </w:sdtPr>
+      <w:sdtEndPr>
+        <w:rPr>
+          <w:bCs/>
+        </w:rPr>
+      </w:sdtEndPr>
+      <w:sdtContent>
+        <w:p>
+          <w:pPr>
+            <w:pStyle w:val="Tartalomjegyzkcmsora"/>
+          </w:pPr>
+          <w:r>
+            <w:t>Tartalom</w:t>
+          </w:r>
+        </w:p>
+        <w:p>
+          <w:pPr>
+            <w:pStyle w:val="TJ1"/>
+            <w:rPr>
+              <w:rFonts w:asciiTheme="minorHAnsi" w:eastAsiaTheme="minorEastAsia" w:hAnsiTheme="minorHAnsi"/>
+              <w:lang w:eastAsia="hu-HU"/>
+            </w:rPr>
+          </w:pPr>
+          <w:r>
+            <w:fldChar w:fldCharType="begin"/>
+          </w:r>
+          <w:r>
+            <w:instrText xml:space="preserve"> TOC \o "1-3" \h \z \u </w:instrText>
+          </w:r>
+          <w:r>
+            <w:fldChar w:fldCharType="separate"/>
+          </w:r>
+          <w:hyperlink w:anchor="_Toc223982346" w:history="1">
+            <w:r>
+              <w:rPr>
+                <w:rStyle w:val="Hiperhivatkozs"/>
+              </w:rPr>
+              <w:t>1.</w:t>
+            </w:r>
+            <w:r>
+              <w:rPr>
+                <w:rFonts w:asciiTheme="minorHAnsi" w:eastAsiaTheme="minorEastAsia" w:hAnsiTheme="minorHAnsi"/>
+                <w:lang w:eastAsia="hu-HU"/>
+              </w:rPr>
+              <w:tab/>
+            </w:r>
+            <w:r>
+              <w:rPr>
+                <w:rStyle w:val="Hiperhivatkozs"/>
+              </w:rPr>
+              <w:t>C nyelvű program</w:t>
+            </w:r>
+            <w:r>
+              <w:rPr>
+                <w:webHidden/>
+              </w:rPr>
+              <w:tab/>
+            </w:r>
+            <w:r>
+              <w:rPr>
+                <w:webHidden/>
+              </w:rPr>
+              <w:fldChar w:fldCharType="begin"/>
+            </w:r>
+            <w:r>
+              <w:rPr>
+                <w:webHidden/>
+              </w:rPr>
+              <w:instrText xml:space="preserve"> PAGEREF _Toc223982346 \h </w:instrText>
+            </w:r>
+            <w:r>
+              <w:rPr>
+                <w:webHidden/>
+              </w:rPr>
+            </w:r>
+            <w:r>
+              <w:rPr>
+                <w:webHidden/>
+              </w:rPr>
+              <w:fldChar w:fldCharType="separate"/>
+            </w:r>
+            <w:r>
+              <w:rPr>
+                <w:webHidden/>
+              </w:rPr>
+              <w:t>3</w:t>
+            </w:r>
+            <w:r>
+              <w:rPr>
+                <w:webHidden/>
+              </w:rPr>
+              <w:fldChar w:fldCharType="end"/>
+            </w:r>
+          </w:hyperlink>
+        </w:p>
+        <w:p>
+          <w:pPr>
+            <w:pStyle w:val="TJ3"/>
+            <w:tabs>
+              <w:tab w:val="right" w:leader="dot" w:pos="9062"/>
+            </w:tabs>
+            <w:rPr>
+              <w:rFonts w:asciiTheme="minorHAnsi" w:eastAsiaTheme="minorEastAsia" w:hAnsiTheme="minorHAnsi"/>
+              <w:noProof/>
+              <w:lang w:eastAsia="hu-HU"/>
+            </w:rPr>
+          </w:pPr>
+          <w:hyperlink w:anchor="_Toc223982347" w:history="1">
+            <w:r>
+              <w:rPr>
+                <w:rStyle w:val="Hiperhivatkozs"/>
+                <w:noProof/>
+              </w:rPr>
+              <w:t>A program futása:</w:t>
+            </w:r>
+            <w:r>
+              <w:rPr>
+                <w:noProof/>
+                <w:webHidden/>
+              </w:rPr>
+              <w:tab/>
+            </w:r>
+            <w:r>
+              <w:rPr>
+                <w:noProof/>
+                <w:webHidden/>
+              </w:rPr>
+              <w:fldChar w:fldCharType="begin"/>
+            </w:r>
+            <w:r>
+              <w:rPr>
+                <w:noProof/>
+                <w:webHidden/>
+              </w:rPr>
+              <w:instrText xml:space="preserve"> PAGEREF _Toc223982347 \h </w:instrText>
+            </w:r>
+            <w:r>
+              <w:rPr>
+                <w:noProof/>
+                <w:webHidden/>
+              </w:rPr>
+            </w:r>
+            <w:r>
+              <w:rPr>
+                <w:noProof/>
+                <w:webHidden/>
+              </w:rPr>
+              <w:fldChar w:fldCharType="separate"/>
+            </w:r>
+            <w:r>
+              <w:rPr>
+                <w:noProof/>
+                <w:webHidden/>
+              </w:rPr>
+              <w:t>4</w:t>
+            </w:r>
+            <w:r>
+              <w:rPr>
+                <w:noProof/>
+                <w:webHidden/>
+              </w:rPr>
+              <w:fldChar w:fldCharType="end"/>
+            </w:r>
+          </w:hyperlink>
+        </w:p>
+        <w:p>
+          <w:pPr>
+            <w:pStyle w:val="TJ3"/>
+            <w:tabs>
+              <w:tab w:val="right" w:leader="dot" w:pos="9062"/>
+            </w:tabs>
+            <w:rPr>
+              <w:rFonts w:asciiTheme="minorHAnsi" w:eastAsiaTheme="minorEastAsia" w:hAnsiTheme="minorHAnsi"/>
+              <w:noProof/>
+              <w:lang w:eastAsia="hu-HU"/>
+            </w:rPr>
+          </w:pPr>
+          <w:hyperlink w:anchor="_Toc223982348" w:history="1">
+            <w:r>
+              <w:rPr>
+                <w:rStyle w:val="Hiperhivatkozs"/>
+                <w:noProof/>
+              </w:rPr>
+              <w:t>A program kódja:</w:t>
+            </w:r>
+            <w:r>
+              <w:rPr>
+                <w:noProof/>
+                <w:webHidden/>
+              </w:rPr>
+              <w:tab/>
+            </w:r>
+            <w:r>
+              <w:rPr>
+                <w:noProof/>
+                <w:webHidden/>
+              </w:rPr>
+              <w:fldChar w:fldCharType="begin"/>
+            </w:r>
+            <w:r>
+              <w:rPr>
+                <w:noProof/>
+                <w:webHidden/>
+              </w:rPr>
+              <w:instrText xml:space="preserve"> PAGEREF _Toc223982348 \h </w:instrText>
+            </w:r>
+            <w:r>
+              <w:rPr>
+                <w:noProof/>
+                <w:webHidden/>
+              </w:rPr>
+            </w:r>
+            <w:r>
+              <w:rPr>
+                <w:noProof/>
+                <w:webHidden/>
+              </w:rPr>
+              <w:fldChar w:fldCharType="separate"/>
+            </w:r>
+            <w:r>
+              <w:rPr>
+                <w:noProof/>
+                <w:webHidden/>
+              </w:rPr>
+              <w:t>4</w:t>
+            </w:r>
+            <w:r>
+              <w:rPr>
+                <w:noProof/>
+                <w:webHidden/>
+              </w:rPr>
+              <w:fldChar w:fldCharType="end"/>
+            </w:r>
+          </w:hyperlink>
+        </w:p>
+        <w:p>
+          <w:pPr>
+            <w:pStyle w:val="TJ1"/>
+            <w:rPr>
+              <w:rFonts w:asciiTheme="minorHAnsi" w:eastAsiaTheme="minorEastAsia" w:hAnsiTheme="minorHAnsi"/>
+              <w:lang w:eastAsia="hu-HU"/>
+            </w:rPr>
+          </w:pPr>
+          <w:hyperlink w:anchor="_Toc223982349" w:history="1">
+            <w:r>
+              <w:rPr>
+                <w:rStyle w:val="Hiperhivatkozs"/>
+              </w:rPr>
+              <w:t>2.</w:t>
+            </w:r>
+            <w:r>
+              <w:rPr>
+                <w:rFonts w:asciiTheme="minorHAnsi" w:eastAsiaTheme="minorEastAsia" w:hAnsiTheme="minorHAnsi"/>
+                <w:lang w:eastAsia="hu-HU"/>
+              </w:rPr>
+              <w:tab/>
+            </w:r>
+            <w:r>
+              <w:rPr>
+                <w:rStyle w:val="Hiperhivatkozs"/>
+              </w:rPr>
+              <w:t>B-fa építése</w:t>
+            </w:r>
+            <w:r>
+              <w:rPr>
+                <w:webHidden/>
+              </w:rPr>
+              <w:tab/>
+            </w:r>
+            <w:r>
+              <w:rPr>
+                <w:webHidden/>
+              </w:rPr>
+              <w:fldChar w:fldCharType="begin"/>
+            </w:r>
+            <w:r>
+              <w:rPr>
+                <w:webHidden/>
+              </w:rPr>
+              <w:instrText xml:space="preserve"> PAGEREF _Toc223982349 \h </w:instrText>
+            </w:r>
+            <w:r>
+              <w:rPr>
+                <w:webHidden/>
+              </w:rPr>
+            </w:r>
+            <w:r>
+              <w:rPr>
+                <w:webHidden/>
+              </w:rPr>
+              <w:fldChar w:fldCharType="separate"/>
+            </w:r>
+            <w:r>
+              <w:rPr>
+                <w:webHidden/>
+              </w:rPr>
+              <w:t>6</w:t>
+            </w:r>
+            <w:r>
+              <w:rPr>
+                <w:webHidden/>
+              </w:rPr>
+              <w:fldChar w:fldCharType="end"/>
+            </w:r>
+          </w:hyperlink>
+        </w:p>
+        <w:p>
+          <w:pPr>
+            <w:pStyle w:val="TJ2"/>
+            <w:tabs>
+              <w:tab w:val="left" w:pos="960"/>
+            </w:tabs>
+            <w:rPr>
+              <w:rFonts w:asciiTheme="minorHAnsi" w:eastAsiaTheme="minorEastAsia" w:hAnsiTheme="minorHAnsi"/>
+              <w:lang w:eastAsia="hu-HU"/>
+            </w:rPr>
+          </w:pPr>
+          <w:hyperlink w:anchor="_Toc223982350" w:history="1">
+            <w:r>
+              <w:rPr>
+                <w:rStyle w:val="Hiperhivatkozs"/>
+              </w:rPr>
+              <w:t>2.1.</w:t>
+            </w:r>
+            <w:r>
+              <w:rPr>
+                <w:rFonts w:asciiTheme="minorHAnsi" w:eastAsiaTheme="minorEastAsia" w:hAnsiTheme="minorHAnsi"/>
+                <w:lang w:eastAsia="hu-HU"/>
+              </w:rPr>
+              <w:tab/>
+            </w:r>
+            <w:r>
+              <w:rPr>
+                <w:rStyle w:val="Hiperhivatkozs"/>
+              </w:rPr>
+              <w:t>A) Építsen fel egy B-fát az alábbi elemekből, melyek beépülési sorrendje adott (minfeladat).</w:t>
+            </w:r>
+            <w:r>
+              <w:rPr>
+                <w:webHidden/>
+              </w:rPr>
+              <w:tab/>
+            </w:r>
+            <w:r>
+              <w:rPr>
+                <w:webHidden/>
+              </w:rPr>
+              <w:fldChar w:fldCharType="begin"/>
+            </w:r>
+            <w:r>
+              <w:rPr>
+                <w:webHidden/>
+              </w:rPr>
+              <w:instrText xml:space="preserve"> PAGEREF _Toc223982350 \h </w:instrText>
+            </w:r>
+            <w:r>
+              <w:rPr>
+                <w:webHidden/>
+              </w:rPr>
+            </w:r>
+            <w:r>
+              <w:rPr>
+                <w:webHidden/>
+              </w:rPr>
+              <w:fldChar w:fldCharType="separate"/>
+            </w:r>
+            <w:r>
+              <w:rPr>
+                <w:webHidden/>
+              </w:rPr>
+              <w:t>6</w:t>
+            </w:r>
+            <w:r>
+              <w:rPr>
+                <w:webHidden/>
+              </w:rPr>
+              <w:fldChar w:fldCharType="end"/>
+            </w:r>
+          </w:hyperlink>
+        </w:p>
+        <w:p>
+          <w:pPr>
+            <w:pStyle w:val="TJ2"/>
+            <w:tabs>
+              <w:tab w:val="left" w:pos="960"/>
+            </w:tabs>
+            <w:rPr>
+              <w:rFonts w:asciiTheme="minorHAnsi" w:eastAsiaTheme="minorEastAsia" w:hAnsiTheme="minorHAnsi"/>
+              <w:lang w:eastAsia="hu-HU"/>
+            </w:rPr>
+          </w:pPr>
+          <w:hyperlink w:anchor="_Toc223982351" w:history="1">
+            <w:r>
+              <w:rPr>
+                <w:rStyle w:val="Hiperhivatkozs"/>
+              </w:rPr>
+              <w:t>2.2.</w:t>
+            </w:r>
+            <w:r>
+              <w:rPr>
+                <w:rFonts w:asciiTheme="minorHAnsi" w:eastAsiaTheme="minorEastAsia" w:hAnsiTheme="minorHAnsi"/>
+                <w:lang w:eastAsia="hu-HU"/>
+              </w:rPr>
+              <w:tab/>
+            </w:r>
+            <w:r>
+              <w:rPr>
+                <w:rStyle w:val="Hiperhivatkozs"/>
+              </w:rPr>
+              <w:t>B) Törölje az elkészült B-fa-ból a 23 elemet. Tervezze át a B-fa-t.</w:t>
+            </w:r>
+            <w:r>
+              <w:rPr>
+                <w:webHidden/>
+              </w:rPr>
+              <w:tab/>
+            </w:r>
+            <w:r>
+              <w:rPr>
+                <w:webHidden/>
+              </w:rPr>
+              <w:fldChar w:fldCharType="begin"/>
+            </w:r>
+            <w:r>
+              <w:rPr>
+                <w:webHidden/>
+              </w:rPr>
+              <w:instrText xml:space="preserve"> PAGEREF _Toc223982351 \h </w:instrText>
+            </w:r>
+            <w:r>
+              <w:rPr>
+                <w:webHidden/>
+              </w:rPr>
+            </w:r>
+            <w:r>
+              <w:rPr>
+                <w:webHidden/>
+              </w:rPr>
+              <w:fldChar w:fldCharType="separate"/>
+            </w:r>
+            <w:r>
+              <w:rPr>
+                <w:webHidden/>
+              </w:rPr>
+              <w:t>9</w:t>
+            </w:r>
+            <w:r>
+              <w:rPr>
+                <w:webHidden/>
+              </w:rPr>
+              <w:fldChar w:fldCharType="end"/>
+            </w:r>
+          </w:hyperlink>
+        </w:p>
+        <w:p>
+          <w:pPr>
+            <w:pStyle w:val="TJ2"/>
+            <w:tabs>
+              <w:tab w:val="left" w:pos="960"/>
+            </w:tabs>
+            <w:rPr>
+              <w:rFonts w:asciiTheme="minorHAnsi" w:eastAsiaTheme="minorEastAsia" w:hAnsiTheme="minorHAnsi"/>
+              <w:lang w:eastAsia="hu-HU"/>
+            </w:rPr>
+          </w:pPr>
+          <w:hyperlink w:anchor="_Toc223982352" w:history="1">
+            <w:r>
+              <w:rPr>
+                <w:rStyle w:val="Hiperhivatkozs"/>
+              </w:rPr>
+              <w:t>2.3.</w:t>
+            </w:r>
+            <w:r>
+              <w:rPr>
+                <w:rFonts w:asciiTheme="minorHAnsi" w:eastAsiaTheme="minorEastAsia" w:hAnsiTheme="minorHAnsi"/>
+                <w:lang w:eastAsia="hu-HU"/>
+              </w:rPr>
+              <w:tab/>
+            </w:r>
+            <w:r>
+              <w:rPr>
+                <w:rStyle w:val="Hiperhivatkozs"/>
+              </w:rPr>
+              <w:t>C) Építsen fel egy B-fát az alábbi elemekből, melyek beépülési sorrendje adott.</w:t>
+            </w:r>
+            <w:r>
+              <w:rPr>
+                <w:webHidden/>
+              </w:rPr>
+              <w:tab/>
+            </w:r>
+            <w:r>
+              <w:rPr>
+                <w:webHidden/>
+              </w:rPr>
+              <w:fldChar w:fldCharType="begin"/>
+            </w:r>
+            <w:r>
+              <w:rPr>
+                <w:webHidden/>
+              </w:rPr>
+              <w:instrText xml:space="preserve"> PAGEREF _Toc223982352 \h </w:instrText>
+            </w:r>
+            <w:r>
+              <w:rPr>
+                <w:webHidden/>
+              </w:rPr>
+            </w:r>
+            <w:r>
+              <w:rPr>
+                <w:webHidden/>
+              </w:rPr>
+              <w:fldChar w:fldCharType="separate"/>
+            </w:r>
+            <w:r>
+              <w:rPr>
+                <w:webHidden/>
+              </w:rPr>
+              <w:t>9</w:t>
+            </w:r>
+            <w:r>
+              <w:rPr>
+                <w:webHidden/>
+              </w:rPr>
+              <w:fldChar w:fldCharType="end"/>
+            </w:r>
+          </w:hyperlink>
+        </w:p>
+        <w:p>
+          <w:pPr>
+            <w:pStyle w:val="TJ1"/>
+            <w:rPr>
+              <w:rFonts w:asciiTheme="minorHAnsi" w:eastAsiaTheme="minorEastAsia" w:hAnsiTheme="minorHAnsi"/>
+              <w:lang w:eastAsia="hu-HU"/>
+            </w:rPr>
+          </w:pPr>
+          <w:hyperlink w:anchor="_Toc223982353" w:history="1">
+            <w:r>
+              <w:rPr>
+                <w:rStyle w:val="Hiperhivatkozs"/>
+              </w:rPr>
+              <w:t>3.</w:t>
+            </w:r>
+            <w:r>
+              <w:rPr>
+                <w:rFonts w:asciiTheme="minorHAnsi" w:eastAsiaTheme="minorEastAsia" w:hAnsiTheme="minorHAnsi"/>
+                <w:lang w:eastAsia="hu-HU"/>
+              </w:rPr>
+              <w:tab/>
+            </w:r>
+            <w:r>
+              <w:rPr>
+                <w:rStyle w:val="Hiperhivatkozs"/>
+              </w:rPr>
+              <w:t>ER modell – definíciók alapján</w:t>
+            </w:r>
+            <w:r>
+              <w:rPr>
+                <w:webHidden/>
+              </w:rPr>
+              <w:tab/>
+            </w:r>
+            <w:r>
+              <w:rPr>
+                <w:webHidden/>
+              </w:rPr>
+              <w:fldChar w:fldCharType="begin"/>
+            </w:r>
+            <w:r>
+              <w:rPr>
+                <w:webHidden/>
+              </w:rPr>
+              <w:instrText xml:space="preserve"> PAGEREF _Toc223982353 \h </w:instrText>
+            </w:r>
+            <w:r>
+              <w:rPr>
+                <w:webHidden/>
+              </w:rPr>
+            </w:r>
+            <w:r>
+              <w:rPr>
+                <w:webHidden/>
+              </w:rPr>
+              <w:fldChar w:fldCharType="separate"/>
+            </w:r>
+            <w:r>
+              <w:rPr>
+                <w:webHidden/>
+              </w:rPr>
+              <w:t>12</w:t>
+            </w:r>
+            <w:r>
+              <w:rPr>
+                <w:webHidden/>
+              </w:rPr>
+              <w:fldChar w:fldCharType="end"/>
+            </w:r>
+          </w:hyperlink>
+        </w:p>
+        <w:p>
+          <w:pPr>
+            <w:pStyle w:val="TJ1"/>
+            <w:rPr>
+              <w:rFonts w:asciiTheme="minorHAnsi" w:eastAsiaTheme="minorEastAsia" w:hAnsiTheme="minorHAnsi"/>
+              <w:lang w:eastAsia="hu-HU"/>
+            </w:rPr>
+          </w:pPr>
+          <w:hyperlink w:anchor="_Toc223982354" w:history="1">
+            <w:r>
+              <w:rPr>
+                <w:rStyle w:val="Hiperhivatkozs"/>
+              </w:rPr>
+              <w:t>4.</w:t>
+            </w:r>
+            <w:r>
+              <w:rPr>
+                <w:rFonts w:asciiTheme="minorHAnsi" w:eastAsiaTheme="minorEastAsia" w:hAnsiTheme="minorHAnsi"/>
+                <w:lang w:eastAsia="hu-HU"/>
+              </w:rPr>
+              <w:tab/>
+            </w:r>
+            <w:r>
+              <w:rPr>
+                <w:rStyle w:val="Hiperhivatkozs"/>
+              </w:rPr>
+              <w:t>ER modell – szabadon meghatározható elemekkel</w:t>
+            </w:r>
+            <w:r>
+              <w:rPr>
+                <w:webHidden/>
+              </w:rPr>
+              <w:tab/>
+            </w:r>
+            <w:r>
+              <w:rPr>
+                <w:webHidden/>
+              </w:rPr>
+              <w:fldChar w:fldCharType="begin"/>
+            </w:r>
+            <w:r>
+              <w:rPr>
+                <w:webHidden/>
+              </w:rPr>
+              <w:instrText xml:space="preserve"> PAGEREF _Toc223982354 \h </w:instrText>
+            </w:r>
+            <w:r>
+              <w:rPr>
+                <w:webHidden/>
+              </w:rPr>
+            </w:r>
+            <w:r>
+              <w:rPr>
+                <w:webHidden/>
+              </w:rPr>
+              <w:fldChar w:fldCharType="separate"/>
+            </w:r>
+            <w:r>
+              <w:rPr>
+                <w:webHidden/>
+              </w:rPr>
+              <w:t>13</w:t>
+            </w:r>
+            <w:r>
+              <w:rPr>
+                <w:webHidden/>
+              </w:rPr>
+              <w:fldChar w:fldCharType="end"/>
+            </w:r>
+          </w:hyperlink>
+        </w:p>
+        <w:p>
+          <w:pPr>
+            <w:pStyle w:val="TJ1"/>
+            <w:rPr>
+              <w:rFonts w:asciiTheme="minorHAnsi" w:eastAsiaTheme="minorEastAsia" w:hAnsiTheme="minorHAnsi"/>
+              <w:lang w:eastAsia="hu-HU"/>
+            </w:rPr>
+          </w:pPr>
+          <w:hyperlink w:anchor="_Toc223982355" w:history="1">
+            <w:r>
+              <w:rPr>
+                <w:rStyle w:val="Hiperhivatkozs"/>
+              </w:rPr>
+              <w:t>5.</w:t>
+            </w:r>
+            <w:r>
+              <w:rPr>
+                <w:rFonts w:asciiTheme="minorHAnsi" w:eastAsiaTheme="minorEastAsia" w:hAnsiTheme="minorHAnsi"/>
+                <w:lang w:eastAsia="hu-HU"/>
+              </w:rPr>
+              <w:tab/>
+            </w:r>
+            <w:r>
+              <w:rPr>
+                <w:rStyle w:val="Hiperhivatkozs"/>
+              </w:rPr>
+              <w:t>ER modell – Tanszék, Oktató, Tantárgy</w:t>
+            </w:r>
+            <w:r>
+              <w:rPr>
+                <w:webHidden/>
+              </w:rPr>
+              <w:tab/>
+            </w:r>
+            <w:r>
+              <w:rPr>
+                <w:webHidden/>
+              </w:rPr>
+              <w:fldChar w:fldCharType="begin"/>
+            </w:r>
+            <w:r>
+              <w:rPr>
+                <w:webHidden/>
+              </w:rPr>
+              <w:instrText xml:space="preserve"> PAGEREF _Toc223982355 \h </w:instrText>
+            </w:r>
+            <w:r>
+              <w:rPr>
+                <w:webHidden/>
+              </w:rPr>
+            </w:r>
+            <w:r>
+              <w:rPr>
+                <w:webHidden/>
+              </w:rPr>
+              <w:fldChar w:fldCharType="separate"/>
+            </w:r>
+            <w:r>
+              <w:rPr>
+                <w:webHidden/>
+              </w:rPr>
+              <w:t>14</w:t>
+            </w:r>
+            <w:r>
+              <w:rPr>
+                <w:webHidden/>
+              </w:rPr>
+              <w:fldChar w:fldCharType="end"/>
+            </w:r>
+          </w:hyperlink>
+        </w:p>
+        <w:p>
+          <w:r>
+            <w:rPr>
+              <w:b/>
+              <w:bCs/>
+            </w:rPr>
+            <w:fldChar w:fldCharType="end"/>
+          </w:r>
+        </w:p>
+      </w:sdtContent>
+    </w:sdt>
+    <w:p>
+      <w:pPr>
+        <w:spacing w:after="160" w:line="278" w:lineRule="auto"/>
+        <w:jc w:val="left"/>
+      </w:pPr>
+      <w:r>
+        <w:br w:type="page"/>
+      </w:r>
+    </w:p>
+    <w:p>
+      <w:pPr>
+        <w:rPr>
+          <w:b/>
+          <w:bCs/>
+          <w:sz w:val="28"/>
+          <w:szCs w:val="28"/>
+        </w:rPr>
+      </w:pPr>
+      <w:r>
+        <w:rPr>
+          <w:b/>
+          <w:bCs/>
+          <w:sz w:val="28"/>
+          <w:szCs w:val="28"/>
         </w:rPr>
         <w:lastRenderedPageBreak/>
-        <w:t>2a</w:t>
-      </w:r>
-      <w:r>
-        <w:rPr>
-          <w:rFonts w:ascii="Times New Roman" w:hAnsi="Times New Roman" w:cs="Times New Roman"/>
-        </w:rPr>
-        <w:t>. feladat</w:t>
-      </w:r>
-    </w:p>
-    <w:p>
-      <w:pPr>
-        <w:rPr>
-          <w:rFonts w:ascii="Times New Roman" w:hAnsi="Times New Roman" w:cs="Times New Roman"/>
-        </w:rPr>
-      </w:pPr>
-      <w:r>
-        <w:rPr>
-          <w:rFonts w:ascii="Times New Roman" w:hAnsi="Times New Roman" w:cs="Times New Roman"/>
+        <w:t>B</w:t>
+      </w:r>
+      <w:r>
+        <w:rPr>
+          <w:b/>
+          <w:bCs/>
+          <w:sz w:val="28"/>
+          <w:szCs w:val="28"/>
+        </w:rPr>
+        <w:t>evezetés</w:t>
+      </w:r>
+    </w:p>
+    <w:p>
+      <w:pPr>
+        <w:rPr>
+          <w:b/>
+          <w:bCs/>
+        </w:rPr>
+      </w:pPr>
+      <w:r>
+        <w:rPr>
+          <w:b/>
+          <w:bCs/>
+        </w:rPr>
+        <w:t>A feladat leírása</w:t>
+      </w:r>
+    </w:p>
+    <w:p>
+      <w:r>
+        <w:t>A konzultáció</w:t>
+      </w:r>
+      <w:r>
+        <w:t>s anyag</w:t>
+      </w:r>
+      <w:r>
+        <w:t xml:space="preserve"> három fő témakörrel foglalkoz</w:t>
+      </w:r>
+      <w:r>
+        <w:t>i</w:t>
+      </w:r>
+      <w:r>
+        <w:t xml:space="preserve">k: C nyelvű fájlkezelés, B-fa algoritmusok szimulációja és ER modell készítése. </w:t>
+      </w:r>
+    </w:p>
+    <w:p>
+      <w:r>
+        <w:t xml:space="preserve">A </w:t>
+      </w:r>
+      <w:r>
+        <w:rPr>
+          <w:b/>
+        </w:rPr>
+        <w:t>C nyelvű programozási modul</w:t>
+      </w:r>
+      <w:r>
+        <w:t xml:space="preserve"> keretében egy olyan programot kellett elkészíten</w:t>
+      </w:r>
+      <w:r>
+        <w:t>em</w:t>
+      </w:r>
+      <w:r>
+        <w:t xml:space="preserve">, amely szöveges állományokkal dolgozik. Ez a feladat azért különösen hasznos, mert a fájlkezelés minden programozási nyelvben alapvető fontosságú, és a C nyelv alacsony szintű megközelítése révén jól megérthető a karakterláncok kezelése, valamint a fájlműveletek (megnyitás, írás, olvasás, lezárás). A program először bekérte a fájlnevet, majd soronként olvasta a hallgató nevét és </w:t>
+      </w:r>
+      <w:proofErr w:type="spellStart"/>
+      <w:r>
+        <w:t>Neptun</w:t>
+      </w:r>
+      <w:proofErr w:type="spellEnd"/>
+      <w:r>
+        <w:t>-kódját egészen a végjelig (#), majd a fájl újbóli megnyitásával annak tartalmát nagybetűssé alakítva írta vissza a képernyőre.</w:t>
+      </w:r>
+    </w:p>
+    <w:p>
+      <w:r>
+        <w:t xml:space="preserve">A </w:t>
+      </w:r>
+      <w:r>
+        <w:rPr>
+          <w:b/>
+        </w:rPr>
+        <w:t>B-fa algoritmus</w:t>
+      </w:r>
+      <w:r>
+        <w:t xml:space="preserve"> szimulációs feladatok során B-fákat építettünk megadott elemsorozatokból, majd törlési műveleteket is végeztünk. A B-fa alapelve, hogy kiegyensúlyozott marad, mivel minden levél azonos mélységben helyezkedik el, és a csomópontok több kulcsot is tárolhatnak – jelen esetben a fa fokszáma 4 volt, ami azt jelenti, hogy egy csomópont legfeljebb 4 kulcsot tartalmazhat. Ennek a szerkezetnek a jelentősége az adatbázis-kezelésben és a fájlrendszerekben mutatkozik meg, mivel a B-fák lehetővé teszik a gyors keresést, beszúrást és törlést nagy mennyiségű adat esetén is. </w:t>
+      </w:r>
+    </w:p>
+    <w:p>
+      <w:r>
+        <w:t xml:space="preserve">Az </w:t>
+      </w:r>
+      <w:r>
+        <w:rPr>
+          <w:b/>
+          <w:bCs/>
+        </w:rPr>
+        <w:t>ER modellezési feladatok</w:t>
+      </w:r>
+      <w:r>
+        <w:t xml:space="preserve"> során három különböző komplexitású modellt készítettünk. Az ER modell rajzolásánál a Chen-féle módszert alkalmaztam, amely egyértelmű vizuális nyelvet biztosít az adatbázis-tervezéshez. Ennek a módszernek a lényege, hogy az </w:t>
+      </w:r>
+      <w:proofErr w:type="spellStart"/>
+      <w:r>
+        <w:t>egyedeket</w:t>
+      </w:r>
+      <w:proofErr w:type="spellEnd"/>
+      <w:r>
+        <w:t xml:space="preserve"> téglalapokkal, a kapcsolatokat rombuszokkal, a tulajdonságokat pedig oválisokkal ábrázoljuk. A kulcstulajdonságokat aláhúzással jelöljük, az összetett tulajdonságokat pedig alárendelt oválisokkal bontjuk tovább, míg a többértékű tulajdonságokat dupla vonallal jelölt oválisokkal ábrázoljuk. Ez a jelölésrendszer rendkívül kifejező, mert vizuálisan is jól megkülönböztethetővé teszi az adatbázis különböző összetevőit.</w:t>
+      </w:r>
+    </w:p>
+    <w:p/>
+    <w:p>
+      <w:pPr>
+        <w:pStyle w:val="Cmsor1"/>
+      </w:pPr>
+      <w:bookmarkStart w:id="0" w:name="_Toc223982346"/>
+      <w:r>
+        <w:t>C nyelvű program</w:t>
+      </w:r>
+      <w:bookmarkEnd w:id="0"/>
+    </w:p>
+    <w:p>
+      <w:r>
+        <w:t xml:space="preserve">C nyelven készítsen egy programot, amely szabvány billentyűzetről olvasson be sorokat, egészen a végjelig (#). A beolvasott szöveg: a hallgató teljes neve és a </w:t>
+      </w:r>
+      <w:proofErr w:type="spellStart"/>
+      <w:r>
+        <w:t>neptunkód</w:t>
+      </w:r>
+      <w:proofErr w:type="spellEnd"/>
+      <w:r>
+        <w:t>. A beolvasott sorokat írja ki egy szövegfile-</w:t>
+      </w:r>
+      <w:proofErr w:type="spellStart"/>
+      <w:r>
+        <w:t>ba</w:t>
+      </w:r>
+      <w:proofErr w:type="spellEnd"/>
+      <w:r>
+        <w:t xml:space="preserve"> (neptunkod.txt). A szövegfile nevét a bevitel első sorában adja </w:t>
+      </w:r>
+      <w:r>
+        <w:lastRenderedPageBreak/>
+        <w:t xml:space="preserve">meg (File </w:t>
+      </w:r>
+      <w:proofErr w:type="spellStart"/>
+      <w:r>
+        <w:t>name</w:t>
+      </w:r>
+      <w:proofErr w:type="spellEnd"/>
+      <w:r>
+        <w:t>). Az így létrehozott, lezárt állományt utána nyissa meg és írja vissza a lementett szöveget nagybetűs formában.</w:t>
+      </w:r>
+    </w:p>
+    <w:p>
+      <w:pPr>
+        <w:pStyle w:val="Cmsor3"/>
+      </w:pPr>
+      <w:bookmarkStart w:id="1" w:name="_Toc223982347"/>
+      <w:r>
+        <w:t>A program futása:</w:t>
+      </w:r>
+      <w:bookmarkEnd w:id="1"/>
+    </w:p>
+    <w:p>
+      <w:r>
+        <w:rPr>
           <w:noProof/>
         </w:rPr>
         <w:drawing>
-          <wp:inline distT="0" distB="0" distL="0" distR="0" wp14:anchorId="26400F63" wp14:editId="2F320D4D">
-            <wp:extent cx="5760720" cy="6626860"/>
-            <wp:effectExtent l="0" t="0" r="0" b="2540"/>
-            <wp:docPr id="34825084" name="Kép 1" descr="A képen képernyőkép, diagram, tervezés látható&#10;&#10;Előfordulhat, hogy az AI által létrehozott tartalom helytelen."/>
+          <wp:inline distT="0" distB="0" distL="0" distR="0" wp14:anchorId="15F8AF89" wp14:editId="0072CF86">
+            <wp:extent cx="4648849" cy="2372056"/>
+            <wp:effectExtent l="0" t="0" r="0" b="9525"/>
+            <wp:docPr id="662589257" name="Kép 1"/>
             <wp:cNvGraphicFramePr>
               <a:graphicFrameLocks xmlns:a="http://schemas.openxmlformats.org/drawingml/2006/main" noChangeAspect="1"/>
             </wp:cNvGraphicFramePr>
@@ -318,200 +1364,7 @@
               <a:graphicData uri="http://schemas.openxmlformats.org/drawingml/2006/picture">
                 <pic:pic xmlns:pic="http://schemas.openxmlformats.org/drawingml/2006/picture">
                   <pic:nvPicPr>
-                    <pic:cNvPr id="34825084" name="Kép 1" descr="A képen képernyőkép, diagram, tervezés látható&#10;&#10;Előfordulhat, hogy az AI által létrehozott tartalom helytelen."/>
-                    <pic:cNvPicPr/>
-                  </pic:nvPicPr>
-                  <pic:blipFill>
-                    <a:blip r:embed="rId4"/>
-                    <a:stretch>
-                      <a:fillRect/>
-                    </a:stretch>
-                  </pic:blipFill>
-                  <pic:spPr>
-                    <a:xfrm>
-                      <a:off x="0" y="0"/>
-                      <a:ext cx="5760720" cy="6626860"/>
-                    </a:xfrm>
-                    <a:prstGeom prst="rect">
-                      <a:avLst/>
-                    </a:prstGeom>
-                  </pic:spPr>
-                </pic:pic>
-              </a:graphicData>
-            </a:graphic>
-          </wp:inline>
-        </w:drawing>
-      </w:r>
-    </w:p>
-    <w:p>
-      <w:pPr>
-        <w:rPr>
-          <w:rFonts w:ascii="Times New Roman" w:hAnsi="Times New Roman" w:cs="Times New Roman"/>
-        </w:rPr>
-      </w:pPr>
-      <w:r>
-        <w:rPr>
-          <w:rFonts w:ascii="Times New Roman" w:hAnsi="Times New Roman" w:cs="Times New Roman"/>
-          <w:noProof/>
-        </w:rPr>
-        <w:drawing>
-          <wp:inline distT="0" distB="0" distL="0" distR="0" wp14:anchorId="33203ED2" wp14:editId="38AAD635">
-            <wp:extent cx="5760720" cy="1795780"/>
-            <wp:effectExtent l="0" t="0" r="0" b="0"/>
-            <wp:docPr id="1530428113" name="Kép 1" descr="A képen képernyőkép, diagram, sor, tervezés látható&#10;&#10;Előfordulhat, hogy az AI által létrehozott tartalom helytelen."/>
-            <wp:cNvGraphicFramePr>
-              <a:graphicFrameLocks xmlns:a="http://schemas.openxmlformats.org/drawingml/2006/main" noChangeAspect="1"/>
-            </wp:cNvGraphicFramePr>
-            <a:graphic xmlns:a="http://schemas.openxmlformats.org/drawingml/2006/main">
-              <a:graphicData uri="http://schemas.openxmlformats.org/drawingml/2006/picture">
-                <pic:pic xmlns:pic="http://schemas.openxmlformats.org/drawingml/2006/picture">
-                  <pic:nvPicPr>
-                    <pic:cNvPr id="1530428113" name="Kép 1" descr="A képen képernyőkép, diagram, sor, tervezés látható&#10;&#10;Előfordulhat, hogy az AI által létrehozott tartalom helytelen."/>
-                    <pic:cNvPicPr/>
-                  </pic:nvPicPr>
-                  <pic:blipFill>
-                    <a:blip r:embed="rId5"/>
-                    <a:stretch>
-                      <a:fillRect/>
-                    </a:stretch>
-                  </pic:blipFill>
-                  <pic:spPr>
-                    <a:xfrm>
-                      <a:off x="0" y="0"/>
-                      <a:ext cx="5760720" cy="1795780"/>
-                    </a:xfrm>
-                    <a:prstGeom prst="rect">
-                      <a:avLst/>
-                    </a:prstGeom>
-                  </pic:spPr>
-                </pic:pic>
-              </a:graphicData>
-            </a:graphic>
-          </wp:inline>
-        </w:drawing>
-      </w:r>
-    </w:p>
-    <w:p>
-      <w:pPr>
-        <w:rPr>
-          <w:rFonts w:ascii="Times New Roman" w:hAnsi="Times New Roman" w:cs="Times New Roman"/>
-        </w:rPr>
-      </w:pPr>
-      <w:r>
-        <w:rPr>
-          <w:rFonts w:ascii="Times New Roman" w:hAnsi="Times New Roman" w:cs="Times New Roman"/>
-          <w:noProof/>
-        </w:rPr>
-        <w:lastRenderedPageBreak/>
-        <w:drawing>
-          <wp:inline distT="0" distB="0" distL="0" distR="0" wp14:anchorId="13090259" wp14:editId="58DCDCB4">
-            <wp:extent cx="5760720" cy="1881505"/>
-            <wp:effectExtent l="0" t="0" r="0" b="4445"/>
-            <wp:docPr id="52628082" name="Kép 1" descr="A képen képernyőkép, diagram, sor, Diagram látható&#10;&#10;Előfordulhat, hogy az AI által létrehozott tartalom helytelen."/>
-            <wp:cNvGraphicFramePr>
-              <a:graphicFrameLocks xmlns:a="http://schemas.openxmlformats.org/drawingml/2006/main" noChangeAspect="1"/>
-            </wp:cNvGraphicFramePr>
-            <a:graphic xmlns:a="http://schemas.openxmlformats.org/drawingml/2006/main">
-              <a:graphicData uri="http://schemas.openxmlformats.org/drawingml/2006/picture">
-                <pic:pic xmlns:pic="http://schemas.openxmlformats.org/drawingml/2006/picture">
-                  <pic:nvPicPr>
-                    <pic:cNvPr id="52628082" name="Kép 1" descr="A képen képernyőkép, diagram, sor, Diagram látható&#10;&#10;Előfordulhat, hogy az AI által létrehozott tartalom helytelen."/>
-                    <pic:cNvPicPr/>
-                  </pic:nvPicPr>
-                  <pic:blipFill>
-                    <a:blip r:embed="rId6"/>
-                    <a:stretch>
-                      <a:fillRect/>
-                    </a:stretch>
-                  </pic:blipFill>
-                  <pic:spPr>
-                    <a:xfrm>
-                      <a:off x="0" y="0"/>
-                      <a:ext cx="5760720" cy="1881505"/>
-                    </a:xfrm>
-                    <a:prstGeom prst="rect">
-                      <a:avLst/>
-                    </a:prstGeom>
-                  </pic:spPr>
-                </pic:pic>
-              </a:graphicData>
-            </a:graphic>
-          </wp:inline>
-        </w:drawing>
-      </w:r>
-    </w:p>
-    <w:p>
-      <w:pPr>
-        <w:rPr>
-          <w:rFonts w:ascii="Times New Roman" w:hAnsi="Times New Roman" w:cs="Times New Roman"/>
-        </w:rPr>
-      </w:pPr>
-      <w:r>
-        <w:rPr>
-          <w:rFonts w:ascii="Times New Roman" w:hAnsi="Times New Roman" w:cs="Times New Roman"/>
-          <w:noProof/>
-        </w:rPr>
-        <w:drawing>
-          <wp:inline distT="0" distB="0" distL="0" distR="0" wp14:anchorId="3F39A695" wp14:editId="201BD774">
-            <wp:extent cx="5760720" cy="1762760"/>
-            <wp:effectExtent l="0" t="0" r="0" b="8890"/>
-            <wp:docPr id="1385821037" name="Kép 1" descr="A képen képernyőkép, diagram, sor, Diagram látható&#10;&#10;Előfordulhat, hogy az AI által létrehozott tartalom helytelen."/>
-            <wp:cNvGraphicFramePr>
-              <a:graphicFrameLocks xmlns:a="http://schemas.openxmlformats.org/drawingml/2006/main" noChangeAspect="1"/>
-            </wp:cNvGraphicFramePr>
-            <a:graphic xmlns:a="http://schemas.openxmlformats.org/drawingml/2006/main">
-              <a:graphicData uri="http://schemas.openxmlformats.org/drawingml/2006/picture">
-                <pic:pic xmlns:pic="http://schemas.openxmlformats.org/drawingml/2006/picture">
-                  <pic:nvPicPr>
-                    <pic:cNvPr id="1385821037" name="Kép 1" descr="A képen képernyőkép, diagram, sor, Diagram látható&#10;&#10;Előfordulhat, hogy az AI által létrehozott tartalom helytelen."/>
-                    <pic:cNvPicPr/>
-                  </pic:nvPicPr>
-                  <pic:blipFill>
-                    <a:blip r:embed="rId7"/>
-                    <a:stretch>
-                      <a:fillRect/>
-                    </a:stretch>
-                  </pic:blipFill>
-                  <pic:spPr>
-                    <a:xfrm>
-                      <a:off x="0" y="0"/>
-                      <a:ext cx="5760720" cy="1762760"/>
-                    </a:xfrm>
-                    <a:prstGeom prst="rect">
-                      <a:avLst/>
-                    </a:prstGeom>
-                  </pic:spPr>
-                </pic:pic>
-              </a:graphicData>
-            </a:graphic>
-          </wp:inline>
-        </w:drawing>
-      </w:r>
-    </w:p>
-    <w:p>
-      <w:pPr>
-        <w:rPr>
-          <w:rFonts w:ascii="Times New Roman" w:hAnsi="Times New Roman" w:cs="Times New Roman"/>
-        </w:rPr>
-      </w:pPr>
-      <w:r>
-        <w:rPr>
-          <w:rFonts w:ascii="Times New Roman" w:hAnsi="Times New Roman" w:cs="Times New Roman"/>
-          <w:noProof/>
-        </w:rPr>
-        <w:drawing>
-          <wp:inline distT="0" distB="0" distL="0" distR="0" wp14:anchorId="0203C69A" wp14:editId="3B030476">
-            <wp:extent cx="5760720" cy="1735455"/>
-            <wp:effectExtent l="0" t="0" r="0" b="0"/>
-            <wp:docPr id="257752847" name="Kép 1" descr="A képen képernyőkép, diagram, sor, Diagram látható&#10;&#10;Előfordulhat, hogy az AI által létrehozott tartalom helytelen."/>
-            <wp:cNvGraphicFramePr>
-              <a:graphicFrameLocks xmlns:a="http://schemas.openxmlformats.org/drawingml/2006/main" noChangeAspect="1"/>
-            </wp:cNvGraphicFramePr>
-            <a:graphic xmlns:a="http://schemas.openxmlformats.org/drawingml/2006/main">
-              <a:graphicData uri="http://schemas.openxmlformats.org/drawingml/2006/picture">
-                <pic:pic xmlns:pic="http://schemas.openxmlformats.org/drawingml/2006/picture">
-                  <pic:nvPicPr>
-                    <pic:cNvPr id="257752847" name="Kép 1" descr="A képen képernyőkép, diagram, sor, Diagram látható&#10;&#10;Előfordulhat, hogy az AI által létrehozott tartalom helytelen."/>
+                    <pic:cNvPr id="662589257" name=""/>
                     <pic:cNvPicPr/>
                   </pic:nvPicPr>
                   <pic:blipFill>
@@ -523,7 +1376,7 @@
                   <pic:spPr>
                     <a:xfrm>
                       <a:off x="0" y="0"/>
-                      <a:ext cx="5760720" cy="1735455"/>
+                      <a:ext cx="4648849" cy="2372056"/>
                     </a:xfrm>
                     <a:prstGeom prst="rect">
                       <a:avLst/>
@@ -537,21 +1390,20 @@
       </w:r>
     </w:p>
     <w:p>
-      <w:pPr>
-        <w:rPr>
-          <w:rFonts w:ascii="Times New Roman" w:hAnsi="Times New Roman" w:cs="Times New Roman"/>
-        </w:rPr>
-      </w:pPr>
-      <w:r>
-        <w:rPr>
-          <w:rFonts w:ascii="Times New Roman" w:hAnsi="Times New Roman" w:cs="Times New Roman"/>
+      <w:r>
+        <w:t>A text fájl tartalma:</w:t>
+      </w:r>
+    </w:p>
+    <w:p>
+      <w:r>
+        <w:rPr>
           <w:noProof/>
         </w:rPr>
         <w:drawing>
-          <wp:inline distT="0" distB="0" distL="0" distR="0" wp14:anchorId="4079A720" wp14:editId="3A4F0EB0">
-            <wp:extent cx="5760720" cy="1759585"/>
-            <wp:effectExtent l="0" t="0" r="0" b="0"/>
-            <wp:docPr id="1107415704" name="Kép 1" descr="A képen képernyőkép, diagram, sor, tervezés látható&#10;&#10;Előfordulhat, hogy az AI által létrehozott tartalom helytelen."/>
+          <wp:inline distT="0" distB="0" distL="0" distR="0" wp14:anchorId="39F1D1DB" wp14:editId="0D0C9E3F">
+            <wp:extent cx="4267796" cy="1914792"/>
+            <wp:effectExtent l="0" t="0" r="0" b="9525"/>
+            <wp:docPr id="300140445" name="Kép 1"/>
             <wp:cNvGraphicFramePr>
               <a:graphicFrameLocks xmlns:a="http://schemas.openxmlformats.org/drawingml/2006/main" noChangeAspect="1"/>
             </wp:cNvGraphicFramePr>
@@ -559,7 +1411,7 @@
               <a:graphicData uri="http://schemas.openxmlformats.org/drawingml/2006/picture">
                 <pic:pic xmlns:pic="http://schemas.openxmlformats.org/drawingml/2006/picture">
                   <pic:nvPicPr>
-                    <pic:cNvPr id="1107415704" name="Kép 1" descr="A képen képernyőkép, diagram, sor, tervezés látható&#10;&#10;Előfordulhat, hogy az AI által létrehozott tartalom helytelen."/>
+                    <pic:cNvPr id="300140445" name=""/>
                     <pic:cNvPicPr/>
                   </pic:nvPicPr>
                   <pic:blipFill>
@@ -571,7 +1423,7 @@
                   <pic:spPr>
                     <a:xfrm>
                       <a:off x="0" y="0"/>
-                      <a:ext cx="5760720" cy="1759585"/>
+                      <a:ext cx="4267796" cy="1914792"/>
                     </a:xfrm>
                     <a:prstGeom prst="rect">
                       <a:avLst/>
@@ -586,37 +1438,2424 @@
     </w:p>
     <w:p>
       <w:pPr>
-        <w:rPr>
-          <w:rFonts w:ascii="Times New Roman" w:hAnsi="Times New Roman" w:cs="Times New Roman"/>
-        </w:rPr>
-      </w:pPr>
-    </w:p>
-    <w:p>
-      <w:pPr>
-        <w:rPr>
-          <w:rFonts w:ascii="Times New Roman" w:hAnsi="Times New Roman" w:cs="Times New Roman"/>
-        </w:rPr>
-      </w:pPr>
-      <w:r>
-        <w:rPr>
-          <w:rFonts w:ascii="Times New Roman" w:hAnsi="Times New Roman" w:cs="Times New Roman"/>
-        </w:rPr>
-        <w:t>3. feladat</w:t>
-      </w:r>
-    </w:p>
-    <w:p>
-      <w:pPr>
-        <w:rPr>
-          <w:rFonts w:ascii="Times New Roman" w:hAnsi="Times New Roman" w:cs="Times New Roman"/>
-        </w:rPr>
-      </w:pPr>
-      <w:r>
-        <w:rPr>
-          <w:rFonts w:ascii="Times New Roman" w:hAnsi="Times New Roman" w:cs="Times New Roman"/>
+        <w:pStyle w:val="Cmsor3"/>
+      </w:pPr>
+      <w:bookmarkStart w:id="2" w:name="_Toc223982348"/>
+      <w:r>
+        <w:t>A program kódja:</w:t>
+      </w:r>
+      <w:bookmarkEnd w:id="2"/>
+    </w:p>
+    <w:p>
+      <w:r>
+        <w:t>1</w:t>
+      </w:r>
+      <w:r>
+        <w:tab/>
+        <w:t>#include &lt;</w:t>
+      </w:r>
+      <w:proofErr w:type="spellStart"/>
+      <w:r>
+        <w:t>stdio.h</w:t>
+      </w:r>
+      <w:proofErr w:type="spellEnd"/>
+      <w:r>
+        <w:t>&gt;</w:t>
+      </w:r>
+    </w:p>
+    <w:p>
+      <w:r>
+        <w:t>2</w:t>
+      </w:r>
+      <w:r>
+        <w:tab/>
+        <w:t>#include &lt;</w:t>
+      </w:r>
+      <w:proofErr w:type="spellStart"/>
+      <w:r>
+        <w:t>stdlib.h</w:t>
+      </w:r>
+      <w:proofErr w:type="spellEnd"/>
+      <w:r>
+        <w:t>&gt;</w:t>
+      </w:r>
+    </w:p>
+    <w:p>
+      <w:r>
+        <w:t>3</w:t>
+      </w:r>
+      <w:r>
+        <w:tab/>
+        <w:t>#include &lt;</w:t>
+      </w:r>
+      <w:proofErr w:type="spellStart"/>
+      <w:r>
+        <w:t>string.h</w:t>
+      </w:r>
+      <w:proofErr w:type="spellEnd"/>
+      <w:r>
+        <w:t>&gt;</w:t>
+      </w:r>
+    </w:p>
+    <w:p>
+      <w:r>
+        <w:t>4</w:t>
+      </w:r>
+      <w:r>
+        <w:tab/>
+        <w:t>#include &lt;</w:t>
+      </w:r>
+      <w:proofErr w:type="spellStart"/>
+      <w:r>
+        <w:t>ctype.h</w:t>
+      </w:r>
+      <w:proofErr w:type="spellEnd"/>
+      <w:r>
+        <w:t>&gt;</w:t>
+      </w:r>
+    </w:p>
+    <w:p>
+      <w:r>
+        <w:t>5</w:t>
+      </w:r>
+      <w:r>
+        <w:tab/>
+      </w:r>
+    </w:p>
+    <w:p>
+      <w:r>
+        <w:t>6</w:t>
+      </w:r>
+      <w:r>
+        <w:tab/>
+        <w:t>#define MAX_LINE 100</w:t>
+      </w:r>
+    </w:p>
+    <w:p>
+      <w:r>
+        <w:t>7</w:t>
+      </w:r>
+      <w:r>
+        <w:tab/>
+      </w:r>
+    </w:p>
+    <w:p>
+      <w:r>
+        <w:t>8</w:t>
+      </w:r>
+      <w:r>
+        <w:tab/>
+      </w:r>
+      <w:proofErr w:type="spellStart"/>
+      <w:r>
+        <w:t>void</w:t>
+      </w:r>
+      <w:proofErr w:type="spellEnd"/>
+      <w:r>
+        <w:t xml:space="preserve"> </w:t>
+      </w:r>
+      <w:proofErr w:type="spellStart"/>
+      <w:proofErr w:type="gramStart"/>
+      <w:r>
+        <w:t>toUpperCase</w:t>
+      </w:r>
+      <w:proofErr w:type="spellEnd"/>
+      <w:r>
+        <w:t>(</w:t>
+      </w:r>
+      <w:proofErr w:type="spellStart"/>
+      <w:proofErr w:type="gramEnd"/>
+      <w:r>
+        <w:t>char</w:t>
+      </w:r>
+      <w:proofErr w:type="spellEnd"/>
+      <w:r>
+        <w:t xml:space="preserve"> *</w:t>
+      </w:r>
+      <w:proofErr w:type="spellStart"/>
+      <w:r>
+        <w:t>str</w:t>
+      </w:r>
+      <w:proofErr w:type="spellEnd"/>
+      <w:r>
+        <w:t>) {</w:t>
+      </w:r>
+    </w:p>
+    <w:p>
+      <w:r>
+        <w:t>9</w:t>
+      </w:r>
+      <w:r>
+        <w:tab/>
+        <w:t xml:space="preserve">    </w:t>
+      </w:r>
+      <w:proofErr w:type="spellStart"/>
+      <w:r>
+        <w:t>for</w:t>
+      </w:r>
+      <w:proofErr w:type="spellEnd"/>
+      <w:r>
+        <w:t xml:space="preserve"> (int i = 0; </w:t>
+      </w:r>
+      <w:proofErr w:type="spellStart"/>
+      <w:r>
+        <w:t>str</w:t>
+      </w:r>
+      <w:proofErr w:type="spellEnd"/>
+      <w:r>
+        <w:t>[i]; i++) {</w:t>
+      </w:r>
+    </w:p>
+    <w:p>
+      <w:r>
+        <w:lastRenderedPageBreak/>
+        <w:t>10</w:t>
+      </w:r>
+      <w:r>
+        <w:tab/>
+        <w:t xml:space="preserve">        </w:t>
+      </w:r>
+      <w:proofErr w:type="spellStart"/>
+      <w:r>
+        <w:t>str</w:t>
+      </w:r>
+      <w:proofErr w:type="spellEnd"/>
+      <w:r>
+        <w:t xml:space="preserve">[i] = </w:t>
+      </w:r>
+      <w:proofErr w:type="spellStart"/>
+      <w:r>
+        <w:t>toupper</w:t>
+      </w:r>
+      <w:proofErr w:type="spellEnd"/>
+      <w:r>
+        <w:t>(</w:t>
+      </w:r>
+      <w:proofErr w:type="spellStart"/>
+      <w:r>
+        <w:t>str</w:t>
+      </w:r>
+      <w:proofErr w:type="spellEnd"/>
+      <w:r>
+        <w:t>[i]);</w:t>
+      </w:r>
+    </w:p>
+    <w:p>
+      <w:r>
+        <w:t>11</w:t>
+      </w:r>
+      <w:r>
+        <w:tab/>
+        <w:t xml:space="preserve">  </w:t>
+      </w:r>
+      <w:proofErr w:type="gramStart"/>
+      <w:r>
+        <w:t xml:space="preserve">  }</w:t>
+      </w:r>
+      <w:proofErr w:type="gramEnd"/>
+    </w:p>
+    <w:p>
+      <w:r>
+        <w:t>12</w:t>
+      </w:r>
+      <w:r>
+        <w:tab/>
+        <w:t>}</w:t>
+      </w:r>
+    </w:p>
+    <w:p>
+      <w:r>
+        <w:t>13</w:t>
+      </w:r>
+      <w:r>
+        <w:tab/>
+      </w:r>
+    </w:p>
+    <w:p>
+      <w:r>
+        <w:t>14</w:t>
+      </w:r>
+      <w:r>
+        <w:tab/>
+        <w:t xml:space="preserve">int </w:t>
+      </w:r>
+      <w:proofErr w:type="gramStart"/>
+      <w:r>
+        <w:t>main(</w:t>
+      </w:r>
+      <w:proofErr w:type="gramEnd"/>
+      <w:r>
+        <w:t>) {</w:t>
+      </w:r>
+    </w:p>
+    <w:p>
+      <w:r>
+        <w:t>15</w:t>
+      </w:r>
+      <w:r>
+        <w:tab/>
+        <w:t xml:space="preserve">    </w:t>
+      </w:r>
+      <w:proofErr w:type="spellStart"/>
+      <w:r>
+        <w:t>char</w:t>
+      </w:r>
+      <w:proofErr w:type="spellEnd"/>
+      <w:r>
+        <w:t xml:space="preserve"> </w:t>
+      </w:r>
+      <w:proofErr w:type="spellStart"/>
+      <w:proofErr w:type="gramStart"/>
+      <w:r>
+        <w:t>filename</w:t>
+      </w:r>
+      <w:proofErr w:type="spellEnd"/>
+      <w:r>
+        <w:t>[</w:t>
+      </w:r>
+      <w:proofErr w:type="gramEnd"/>
+      <w:r>
+        <w:t>MAX_LINE];</w:t>
+      </w:r>
+    </w:p>
+    <w:p>
+      <w:r>
+        <w:t>16</w:t>
+      </w:r>
+      <w:r>
+        <w:tab/>
+        <w:t xml:space="preserve">    </w:t>
+      </w:r>
+      <w:proofErr w:type="spellStart"/>
+      <w:r>
+        <w:t>char</w:t>
+      </w:r>
+      <w:proofErr w:type="spellEnd"/>
+      <w:r>
+        <w:t xml:space="preserve"> </w:t>
+      </w:r>
+      <w:proofErr w:type="gramStart"/>
+      <w:r>
+        <w:t>line[</w:t>
+      </w:r>
+      <w:proofErr w:type="gramEnd"/>
+      <w:r>
+        <w:t>MAX_LINE];</w:t>
+      </w:r>
+    </w:p>
+    <w:p>
+      <w:r>
+        <w:t>17</w:t>
+      </w:r>
+      <w:r>
+        <w:tab/>
+        <w:t xml:space="preserve">    FILE *file;</w:t>
+      </w:r>
+    </w:p>
+    <w:p>
+      <w:r>
+        <w:t>18</w:t>
+      </w:r>
+      <w:r>
+        <w:tab/>
+      </w:r>
+    </w:p>
+    <w:p>
+      <w:r>
+        <w:t>19</w:t>
+      </w:r>
+      <w:r>
+        <w:tab/>
+        <w:t xml:space="preserve">    </w:t>
+      </w:r>
+      <w:proofErr w:type="spellStart"/>
+      <w:proofErr w:type="gramStart"/>
+      <w:r>
+        <w:t>printf</w:t>
+      </w:r>
+      <w:proofErr w:type="spellEnd"/>
+      <w:r>
+        <w:t>(</w:t>
+      </w:r>
+      <w:proofErr w:type="gramEnd"/>
+      <w:r>
+        <w:t xml:space="preserve">"File </w:t>
+      </w:r>
+      <w:proofErr w:type="spellStart"/>
+      <w:r>
+        <w:t>name</w:t>
+      </w:r>
+      <w:proofErr w:type="spellEnd"/>
+      <w:r>
+        <w:t>: ");</w:t>
+      </w:r>
+    </w:p>
+    <w:p>
+      <w:r>
+        <w:t>20</w:t>
+      </w:r>
+      <w:r>
+        <w:tab/>
+        <w:t xml:space="preserve">    </w:t>
+      </w:r>
+      <w:proofErr w:type="spellStart"/>
+      <w:proofErr w:type="gramStart"/>
+      <w:r>
+        <w:t>fgets</w:t>
+      </w:r>
+      <w:proofErr w:type="spellEnd"/>
+      <w:r>
+        <w:t>(</w:t>
+      </w:r>
+      <w:proofErr w:type="spellStart"/>
+      <w:proofErr w:type="gramEnd"/>
+      <w:r>
+        <w:t>filename</w:t>
+      </w:r>
+      <w:proofErr w:type="spellEnd"/>
+      <w:r>
+        <w:t xml:space="preserve">, MAX_LINE, </w:t>
+      </w:r>
+      <w:proofErr w:type="spellStart"/>
+      <w:r>
+        <w:t>stdin</w:t>
+      </w:r>
+      <w:proofErr w:type="spellEnd"/>
+      <w:r>
+        <w:t>);</w:t>
+      </w:r>
+    </w:p>
+    <w:p>
+      <w:r>
+        <w:t>21</w:t>
+      </w:r>
+      <w:r>
+        <w:tab/>
+        <w:t xml:space="preserve">    </w:t>
+      </w:r>
+      <w:proofErr w:type="spellStart"/>
+      <w:proofErr w:type="gramStart"/>
+      <w:r>
+        <w:t>filename</w:t>
+      </w:r>
+      <w:proofErr w:type="spellEnd"/>
+      <w:r>
+        <w:t>[</w:t>
+      </w:r>
+      <w:proofErr w:type="spellStart"/>
+      <w:r>
+        <w:t>strcspn</w:t>
+      </w:r>
+      <w:proofErr w:type="spellEnd"/>
+      <w:r>
+        <w:t>(</w:t>
+      </w:r>
+      <w:proofErr w:type="spellStart"/>
+      <w:proofErr w:type="gramEnd"/>
+      <w:r>
+        <w:t>filename</w:t>
+      </w:r>
+      <w:proofErr w:type="spellEnd"/>
+      <w:r>
+        <w:t>, "\n")] = 0;</w:t>
+      </w:r>
+    </w:p>
+    <w:p>
+      <w:r>
+        <w:t>22</w:t>
+      </w:r>
+      <w:r>
+        <w:tab/>
+      </w:r>
+    </w:p>
+    <w:p>
+      <w:r>
+        <w:t>23</w:t>
+      </w:r>
+      <w:r>
+        <w:tab/>
+        <w:t xml:space="preserve">    file = </w:t>
+      </w:r>
+      <w:proofErr w:type="spellStart"/>
+      <w:proofErr w:type="gramStart"/>
+      <w:r>
+        <w:t>fopen</w:t>
+      </w:r>
+      <w:proofErr w:type="spellEnd"/>
+      <w:r>
+        <w:t>(</w:t>
+      </w:r>
+      <w:proofErr w:type="spellStart"/>
+      <w:proofErr w:type="gramEnd"/>
+      <w:r>
+        <w:t>filename</w:t>
+      </w:r>
+      <w:proofErr w:type="spellEnd"/>
+      <w:r>
+        <w:t>, "w");</w:t>
+      </w:r>
+    </w:p>
+    <w:p>
+      <w:r>
+        <w:t>24</w:t>
+      </w:r>
+      <w:r>
+        <w:tab/>
+        <w:t xml:space="preserve">    </w:t>
+      </w:r>
+      <w:proofErr w:type="spellStart"/>
+      <w:proofErr w:type="gramStart"/>
+      <w:r>
+        <w:t>printf</w:t>
+      </w:r>
+      <w:proofErr w:type="spellEnd"/>
+      <w:r>
+        <w:t>(</w:t>
+      </w:r>
+      <w:proofErr w:type="gramEnd"/>
+      <w:r>
+        <w:t>"</w:t>
+      </w:r>
+      <w:proofErr w:type="spellStart"/>
+      <w:r>
+        <w:t>Give</w:t>
+      </w:r>
+      <w:proofErr w:type="spellEnd"/>
+      <w:r>
+        <w:t xml:space="preserve"> </w:t>
+      </w:r>
+      <w:proofErr w:type="spellStart"/>
+      <w:r>
+        <w:t>me</w:t>
+      </w:r>
+      <w:proofErr w:type="spellEnd"/>
+      <w:r>
+        <w:t xml:space="preserve"> </w:t>
+      </w:r>
+      <w:proofErr w:type="spellStart"/>
+      <w:r>
+        <w:t>the</w:t>
+      </w:r>
+      <w:proofErr w:type="spellEnd"/>
+      <w:r>
+        <w:t xml:space="preserve"> </w:t>
+      </w:r>
+      <w:proofErr w:type="spellStart"/>
+      <w:r>
+        <w:t>lines</w:t>
+      </w:r>
+      <w:proofErr w:type="spellEnd"/>
+      <w:r>
+        <w:t xml:space="preserve"> (end: #</w:t>
+      </w:r>
+      <w:proofErr w:type="gramStart"/>
+      <w:r>
+        <w:t>):\</w:t>
+      </w:r>
+      <w:proofErr w:type="gramEnd"/>
+      <w:r>
+        <w:t>n");</w:t>
+      </w:r>
+    </w:p>
+    <w:p>
+      <w:r>
+        <w:t>25</w:t>
+      </w:r>
+      <w:r>
+        <w:tab/>
+      </w:r>
+    </w:p>
+    <w:p>
+      <w:r>
+        <w:t>26</w:t>
+      </w:r>
+      <w:r>
+        <w:tab/>
+        <w:t xml:space="preserve">    </w:t>
+      </w:r>
+      <w:proofErr w:type="spellStart"/>
+      <w:r>
+        <w:t>while</w:t>
+      </w:r>
+      <w:proofErr w:type="spellEnd"/>
+      <w:r>
+        <w:t xml:space="preserve"> (1) {</w:t>
+      </w:r>
+    </w:p>
+    <w:p>
+      <w:r>
+        <w:t>27</w:t>
+      </w:r>
+      <w:r>
+        <w:tab/>
+        <w:t xml:space="preserve">        </w:t>
+      </w:r>
+      <w:proofErr w:type="spellStart"/>
+      <w:proofErr w:type="gramStart"/>
+      <w:r>
+        <w:t>fgets</w:t>
+      </w:r>
+      <w:proofErr w:type="spellEnd"/>
+      <w:r>
+        <w:t>(</w:t>
+      </w:r>
+      <w:proofErr w:type="gramEnd"/>
+      <w:r>
+        <w:t xml:space="preserve">line, MAX_LINE, </w:t>
+      </w:r>
+      <w:proofErr w:type="spellStart"/>
+      <w:r>
+        <w:t>stdin</w:t>
+      </w:r>
+      <w:proofErr w:type="spellEnd"/>
+      <w:r>
+        <w:t>);</w:t>
+      </w:r>
+    </w:p>
+    <w:p>
+      <w:r>
+        <w:t>28</w:t>
+      </w:r>
+      <w:r>
+        <w:tab/>
+        <w:t xml:space="preserve">        </w:t>
+      </w:r>
+      <w:proofErr w:type="spellStart"/>
+      <w:r>
+        <w:t>if</w:t>
+      </w:r>
+      <w:proofErr w:type="spellEnd"/>
+      <w:r>
+        <w:t xml:space="preserve"> (</w:t>
+      </w:r>
+      <w:proofErr w:type="gramStart"/>
+      <w:r>
+        <w:t>line[</w:t>
+      </w:r>
+      <w:proofErr w:type="gramEnd"/>
+      <w:r>
+        <w:t>0] == '#') {</w:t>
+      </w:r>
+    </w:p>
+    <w:p>
+      <w:r>
+        <w:t>29</w:t>
+      </w:r>
+      <w:r>
+        <w:tab/>
+        <w:t xml:space="preserve">            </w:t>
+      </w:r>
+      <w:proofErr w:type="spellStart"/>
+      <w:r>
+        <w:t>break</w:t>
+      </w:r>
+      <w:proofErr w:type="spellEnd"/>
+      <w:r>
+        <w:t>;</w:t>
+      </w:r>
+    </w:p>
+    <w:p>
+      <w:r>
+        <w:t>30</w:t>
+      </w:r>
+      <w:r>
+        <w:tab/>
+        <w:t xml:space="preserve">      </w:t>
+      </w:r>
+      <w:proofErr w:type="gramStart"/>
+      <w:r>
+        <w:t xml:space="preserve">  }</w:t>
+      </w:r>
+      <w:proofErr w:type="gramEnd"/>
+    </w:p>
+    <w:p>
+      <w:r>
+        <w:t>31</w:t>
+      </w:r>
+      <w:r>
+        <w:tab/>
+        <w:t xml:space="preserve">        </w:t>
+      </w:r>
+      <w:proofErr w:type="spellStart"/>
+      <w:proofErr w:type="gramStart"/>
+      <w:r>
+        <w:t>fputs</w:t>
+      </w:r>
+      <w:proofErr w:type="spellEnd"/>
+      <w:r>
+        <w:t>(</w:t>
+      </w:r>
+      <w:proofErr w:type="gramEnd"/>
+      <w:r>
+        <w:t>line, file);</w:t>
+      </w:r>
+    </w:p>
+    <w:p>
+      <w:r>
+        <w:t>32</w:t>
+      </w:r>
+      <w:r>
+        <w:tab/>
+        <w:t xml:space="preserve">  </w:t>
+      </w:r>
+      <w:proofErr w:type="gramStart"/>
+      <w:r>
+        <w:t xml:space="preserve">  }</w:t>
+      </w:r>
+      <w:proofErr w:type="gramEnd"/>
+    </w:p>
+    <w:p>
+      <w:r>
+        <w:t>33</w:t>
+      </w:r>
+      <w:r>
+        <w:tab/>
+        <w:t xml:space="preserve">    </w:t>
+      </w:r>
+      <w:proofErr w:type="spellStart"/>
+      <w:r>
+        <w:t>fclose</w:t>
+      </w:r>
+      <w:proofErr w:type="spellEnd"/>
+      <w:r>
+        <w:t>(file);</w:t>
+      </w:r>
+    </w:p>
+    <w:p>
+      <w:r>
+        <w:t>34</w:t>
+      </w:r>
+      <w:r>
+        <w:tab/>
+      </w:r>
+    </w:p>
+    <w:p>
+      <w:r>
+        <w:t>35</w:t>
+      </w:r>
+      <w:r>
+        <w:tab/>
+        <w:t xml:space="preserve">    </w:t>
+      </w:r>
+      <w:proofErr w:type="spellStart"/>
+      <w:r>
+        <w:t>printf</w:t>
+      </w:r>
+      <w:proofErr w:type="spellEnd"/>
+      <w:r>
+        <w:t>("\n\n");</w:t>
+      </w:r>
+    </w:p>
+    <w:p>
+      <w:r>
+        <w:t>36</w:t>
+      </w:r>
+      <w:r>
+        <w:tab/>
+        <w:t xml:space="preserve">    </w:t>
+      </w:r>
+      <w:proofErr w:type="spellStart"/>
+      <w:proofErr w:type="gramStart"/>
+      <w:r>
+        <w:t>printf</w:t>
+      </w:r>
+      <w:proofErr w:type="spellEnd"/>
+      <w:r>
+        <w:t>(</w:t>
+      </w:r>
+      <w:proofErr w:type="gramEnd"/>
+      <w:r>
+        <w:t xml:space="preserve">"--- File </w:t>
+      </w:r>
+      <w:proofErr w:type="spellStart"/>
+      <w:r>
+        <w:t>upper</w:t>
+      </w:r>
+      <w:proofErr w:type="spellEnd"/>
+      <w:r>
+        <w:t xml:space="preserve"> </w:t>
+      </w:r>
+      <w:proofErr w:type="spellStart"/>
+      <w:r>
+        <w:t>case</w:t>
+      </w:r>
+      <w:proofErr w:type="spellEnd"/>
+      <w:r>
+        <w:t xml:space="preserve"> text ---\n");</w:t>
+      </w:r>
+    </w:p>
+    <w:p>
+      <w:r>
+        <w:t>37</w:t>
+      </w:r>
+      <w:r>
+        <w:tab/>
+      </w:r>
+    </w:p>
+    <w:p>
+      <w:r>
+        <w:t>38</w:t>
+      </w:r>
+      <w:r>
+        <w:tab/>
+        <w:t xml:space="preserve">    file = </w:t>
+      </w:r>
+      <w:proofErr w:type="spellStart"/>
+      <w:proofErr w:type="gramStart"/>
+      <w:r>
+        <w:t>fopen</w:t>
+      </w:r>
+      <w:proofErr w:type="spellEnd"/>
+      <w:r>
+        <w:t>(</w:t>
+      </w:r>
+      <w:proofErr w:type="spellStart"/>
+      <w:proofErr w:type="gramEnd"/>
+      <w:r>
+        <w:t>filename</w:t>
+      </w:r>
+      <w:proofErr w:type="spellEnd"/>
+      <w:r>
+        <w:t>, "r");</w:t>
+      </w:r>
+    </w:p>
+    <w:p>
+      <w:r>
+        <w:t>39</w:t>
+      </w:r>
+      <w:r>
+        <w:tab/>
+        <w:t xml:space="preserve">    </w:t>
+      </w:r>
+      <w:proofErr w:type="spellStart"/>
+      <w:r>
+        <w:t>while</w:t>
+      </w:r>
+      <w:proofErr w:type="spellEnd"/>
+      <w:r>
+        <w:t xml:space="preserve"> (</w:t>
+      </w:r>
+      <w:proofErr w:type="spellStart"/>
+      <w:proofErr w:type="gramStart"/>
+      <w:r>
+        <w:t>fgets</w:t>
+      </w:r>
+      <w:proofErr w:type="spellEnd"/>
+      <w:r>
+        <w:t>(</w:t>
+      </w:r>
+      <w:proofErr w:type="gramEnd"/>
+      <w:r>
+        <w:t>line, MAX_LINE, file</w:t>
+      </w:r>
+      <w:proofErr w:type="gramStart"/>
+      <w:r>
+        <w:t>) !</w:t>
+      </w:r>
+      <w:proofErr w:type="gramEnd"/>
+      <w:r>
+        <w:t>= NULL) {</w:t>
+      </w:r>
+    </w:p>
+    <w:p>
+      <w:r>
+        <w:t>40</w:t>
+      </w:r>
+      <w:r>
+        <w:tab/>
+        <w:t xml:space="preserve">        </w:t>
+      </w:r>
+      <w:proofErr w:type="gramStart"/>
+      <w:r>
+        <w:t>line[</w:t>
+      </w:r>
+      <w:proofErr w:type="spellStart"/>
+      <w:r>
+        <w:t>strcspn</w:t>
+      </w:r>
+      <w:proofErr w:type="spellEnd"/>
+      <w:r>
+        <w:t>(</w:t>
+      </w:r>
+      <w:proofErr w:type="gramEnd"/>
+      <w:r>
+        <w:t>line, "\n")] = 0;</w:t>
+      </w:r>
+    </w:p>
+    <w:p>
+      <w:r>
+        <w:t>41</w:t>
+      </w:r>
+      <w:r>
+        <w:tab/>
+        <w:t xml:space="preserve">        </w:t>
+      </w:r>
+      <w:proofErr w:type="spellStart"/>
+      <w:r>
+        <w:t>toUpperCase</w:t>
+      </w:r>
+      <w:proofErr w:type="spellEnd"/>
+      <w:r>
+        <w:t>(line);</w:t>
+      </w:r>
+    </w:p>
+    <w:p>
+      <w:r>
+        <w:t>42</w:t>
+      </w:r>
+      <w:r>
+        <w:tab/>
+      </w:r>
+    </w:p>
+    <w:p>
+      <w:r>
+        <w:t>43</w:t>
+      </w:r>
+      <w:r>
+        <w:tab/>
+        <w:t xml:space="preserve">        </w:t>
+      </w:r>
+      <w:proofErr w:type="spellStart"/>
+      <w:proofErr w:type="gramStart"/>
+      <w:r>
+        <w:t>printf</w:t>
+      </w:r>
+      <w:proofErr w:type="spellEnd"/>
+      <w:r>
+        <w:t>(</w:t>
+      </w:r>
+      <w:proofErr w:type="gramEnd"/>
+      <w:r>
+        <w:t>"%s\n", line);</w:t>
+      </w:r>
+    </w:p>
+    <w:p>
+      <w:r>
+        <w:lastRenderedPageBreak/>
+        <w:t>44</w:t>
+      </w:r>
+      <w:r>
+        <w:tab/>
+        <w:t xml:space="preserve">  </w:t>
+      </w:r>
+      <w:proofErr w:type="gramStart"/>
+      <w:r>
+        <w:t xml:space="preserve">  }</w:t>
+      </w:r>
+      <w:proofErr w:type="gramEnd"/>
+    </w:p>
+    <w:p>
+      <w:r>
+        <w:t>45</w:t>
+      </w:r>
+      <w:r>
+        <w:tab/>
+        <w:t xml:space="preserve">    </w:t>
+      </w:r>
+      <w:proofErr w:type="spellStart"/>
+      <w:r>
+        <w:t>fclose</w:t>
+      </w:r>
+      <w:proofErr w:type="spellEnd"/>
+      <w:r>
+        <w:t>(file);</w:t>
+      </w:r>
+    </w:p>
+    <w:p>
+      <w:r>
+        <w:t>46</w:t>
+      </w:r>
+      <w:r>
+        <w:tab/>
+      </w:r>
+    </w:p>
+    <w:p>
+      <w:r>
+        <w:t>47</w:t>
+      </w:r>
+      <w:r>
+        <w:tab/>
+        <w:t xml:space="preserve">    </w:t>
+      </w:r>
+      <w:proofErr w:type="spellStart"/>
+      <w:r>
+        <w:t>return</w:t>
+      </w:r>
+      <w:proofErr w:type="spellEnd"/>
+      <w:r>
+        <w:t xml:space="preserve"> 0;</w:t>
+      </w:r>
+    </w:p>
+    <w:p>
+      <w:r>
+        <w:t>48</w:t>
+      </w:r>
+      <w:r>
+        <w:tab/>
+        <w:t>}</w:t>
+      </w:r>
+    </w:p>
+    <w:p/>
+    <w:p>
+      <w:pPr>
+        <w:rPr>
+          <w:b/>
+          <w:bCs/>
+        </w:rPr>
+      </w:pPr>
+      <w:r>
+        <w:rPr>
+          <w:b/>
+          <w:bCs/>
+        </w:rPr>
+        <w:t xml:space="preserve">A kód fő alkotórészei: </w:t>
+      </w:r>
+    </w:p>
+    <w:p>
+      <w:pPr>
+        <w:tabs>
+          <w:tab w:val="left" w:pos="284"/>
+          <w:tab w:val="left" w:pos="1701"/>
+        </w:tabs>
+      </w:pPr>
+      <w:r>
+        <w:t xml:space="preserve">1-6 </w:t>
+      </w:r>
+      <w:r>
+        <w:t>sorok:</w:t>
+      </w:r>
+      <w:r>
+        <w:tab/>
+      </w:r>
+      <w:proofErr w:type="spellStart"/>
+      <w:r>
+        <w:t>include</w:t>
+      </w:r>
+      <w:proofErr w:type="spellEnd"/>
+      <w:r>
+        <w:t>-ok és definíció</w:t>
+      </w:r>
+    </w:p>
+    <w:p>
+      <w:pPr>
+        <w:tabs>
+          <w:tab w:val="left" w:pos="284"/>
+          <w:tab w:val="left" w:pos="1701"/>
+        </w:tabs>
+      </w:pPr>
+      <w:r>
+        <w:t>8-12 sorok:</w:t>
+      </w:r>
+      <w:r>
+        <w:tab/>
+      </w:r>
+      <w:r>
+        <w:t xml:space="preserve">nagybetűssé alakító </w:t>
+      </w:r>
+      <w:proofErr w:type="spellStart"/>
+      <w:r>
+        <w:t>f</w:t>
+      </w:r>
+      <w:r>
+        <w:t>unction</w:t>
+      </w:r>
+      <w:proofErr w:type="spellEnd"/>
+    </w:p>
+    <w:p>
+      <w:pPr>
+        <w:tabs>
+          <w:tab w:val="left" w:pos="284"/>
+          <w:tab w:val="left" w:pos="1701"/>
+        </w:tabs>
+      </w:pPr>
+      <w:r>
+        <w:t>14-48 sorok:</w:t>
+      </w:r>
+      <w:r>
+        <w:tab/>
+      </w:r>
+      <w:r>
+        <w:t>main függvény, ezen belül:</w:t>
+      </w:r>
+    </w:p>
+    <w:p>
+      <w:pPr>
+        <w:tabs>
+          <w:tab w:val="left" w:pos="284"/>
+          <w:tab w:val="left" w:pos="1701"/>
+        </w:tabs>
+      </w:pPr>
+      <w:r>
+        <w:tab/>
+      </w:r>
+      <w:r>
+        <w:t>15-</w:t>
+      </w:r>
+      <w:r>
+        <w:t>17 sorok:</w:t>
+      </w:r>
+      <w:r>
+        <w:tab/>
+      </w:r>
+      <w:r>
+        <w:t>definíció</w:t>
+      </w:r>
+    </w:p>
+    <w:p>
+      <w:pPr>
+        <w:tabs>
+          <w:tab w:val="left" w:pos="284"/>
+          <w:tab w:val="left" w:pos="1701"/>
+        </w:tabs>
+      </w:pPr>
+      <w:r>
+        <w:tab/>
+      </w:r>
+      <w:r>
+        <w:t>19-</w:t>
+      </w:r>
+      <w:r>
+        <w:t>24 sorok:</w:t>
+      </w:r>
+      <w:r>
+        <w:tab/>
+      </w:r>
+      <w:r>
+        <w:t>fájl létrehozása</w:t>
+      </w:r>
+    </w:p>
+    <w:p>
+      <w:pPr>
+        <w:tabs>
+          <w:tab w:val="left" w:pos="284"/>
+          <w:tab w:val="left" w:pos="1701"/>
+        </w:tabs>
+      </w:pPr>
+      <w:r>
+        <w:tab/>
+      </w:r>
+      <w:r>
+        <w:t>26-33 sorok:</w:t>
+      </w:r>
+      <w:r>
+        <w:tab/>
+      </w:r>
+      <w:r>
+        <w:t>sorok beolvasása és a fájl mentése</w:t>
+      </w:r>
+    </w:p>
+    <w:p>
+      <w:pPr>
+        <w:tabs>
+          <w:tab w:val="left" w:pos="284"/>
+          <w:tab w:val="left" w:pos="1701"/>
+        </w:tabs>
+      </w:pPr>
+      <w:r>
+        <w:tab/>
+      </w:r>
+      <w:r>
+        <w:t>35-38 sorok:</w:t>
+      </w:r>
+      <w:r>
+        <w:tab/>
+      </w:r>
+      <w:r>
+        <w:t>fájl újbóli megnyitása</w:t>
+      </w:r>
+    </w:p>
+    <w:p>
+      <w:pPr>
+        <w:tabs>
+          <w:tab w:val="left" w:pos="284"/>
+          <w:tab w:val="left" w:pos="1701"/>
+        </w:tabs>
+      </w:pPr>
+      <w:r>
+        <w:tab/>
+      </w:r>
+      <w:r>
+        <w:t>39-</w:t>
+      </w:r>
+      <w:r>
+        <w:t>4</w:t>
+      </w:r>
+      <w:r>
+        <w:t>4</w:t>
+      </w:r>
+      <w:r>
+        <w:t xml:space="preserve"> sorok:</w:t>
+      </w:r>
+      <w:r>
+        <w:tab/>
+      </w:r>
+      <w:r>
+        <w:t>a sorok kiolvasása és visszaírása a képernyőre nagybetűssé konvertálva</w:t>
+      </w:r>
+    </w:p>
+    <w:p>
+      <w:pPr>
+        <w:tabs>
+          <w:tab w:val="left" w:pos="284"/>
+          <w:tab w:val="left" w:pos="1701"/>
+        </w:tabs>
+      </w:pPr>
+      <w:r>
+        <w:tab/>
+      </w:r>
+      <w:r>
+        <w:t>45-48 sorok:</w:t>
+      </w:r>
+      <w:r>
+        <w:tab/>
+      </w:r>
+      <w:r>
+        <w:t>fájl lezárása, program vége</w:t>
+      </w:r>
+    </w:p>
+    <w:p/>
+    <w:p>
+      <w:pPr>
+        <w:pStyle w:val="Cmsor1"/>
+      </w:pPr>
+      <w:bookmarkStart w:id="3" w:name="_Toc223982349"/>
+      <w:r>
+        <w:t>B-fa építése</w:t>
+      </w:r>
+      <w:bookmarkEnd w:id="3"/>
+    </w:p>
+    <w:p>
+      <w:pPr>
+        <w:pStyle w:val="Cmsor2"/>
+      </w:pPr>
+      <w:bookmarkStart w:id="4" w:name="_Toc223982350"/>
+      <w:r>
+        <w:t xml:space="preserve">A) </w:t>
+      </w:r>
+      <w:r>
+        <w:t>Építsen fel egy B-fát az alábbi elemekből, melyek beépülési sorrendje adott (minfeladat).</w:t>
+      </w:r>
+      <w:bookmarkEnd w:id="4"/>
+    </w:p>
+    <w:p>
+      <w:r>
+        <w:t>A fa fokszáma 4 (ez azt jelenti, hogy bármelyik csomópont 4 kulcsot tartalmaz (gyökér, levél)), és a beszúrandó elemek listája: 3, 6, 1, 8, 34, 23, 11, 2, 9, 14, 4, 19.</w:t>
+      </w:r>
+    </w:p>
+    <w:p>
+      <w:r>
+        <w:t>A feladatot DRAWIO programmal készítse el.</w:t>
+      </w:r>
+    </w:p>
+    <w:p>
+      <w:pPr>
+        <w:rPr>
+          <w:rFonts w:cs="Times New Roman"/>
+          <w:noProof/>
+        </w:rPr>
+      </w:pPr>
+      <w:r>
+        <w:rPr>
+          <w:rFonts w:cs="Times New Roman"/>
+          <w:noProof/>
+        </w:rPr>
+        <w:drawing>
+          <wp:inline distT="0" distB="0" distL="0" distR="0" wp14:anchorId="1B5AA5D9" wp14:editId="6DEF32DB">
+            <wp:extent cx="5760720" cy="648970"/>
+            <wp:effectExtent l="0" t="0" r="0" b="0"/>
+            <wp:docPr id="322290633" name="Kép 1"/>
+            <wp:cNvGraphicFramePr>
+              <a:graphicFrameLocks xmlns:a="http://schemas.openxmlformats.org/drawingml/2006/main" noChangeAspect="1"/>
+            </wp:cNvGraphicFramePr>
+            <a:graphic xmlns:a="http://schemas.openxmlformats.org/drawingml/2006/main">
+              <a:graphicData uri="http://schemas.openxmlformats.org/drawingml/2006/picture">
+                <pic:pic xmlns:pic="http://schemas.openxmlformats.org/drawingml/2006/picture">
+                  <pic:nvPicPr>
+                    <pic:cNvPr id="322290633" name=""/>
+                    <pic:cNvPicPr/>
+                  </pic:nvPicPr>
+                  <pic:blipFill>
+                    <a:blip r:embed="rId10"/>
+                    <a:stretch>
+                      <a:fillRect/>
+                    </a:stretch>
+                  </pic:blipFill>
+                  <pic:spPr>
+                    <a:xfrm>
+                      <a:off x="0" y="0"/>
+                      <a:ext cx="5760720" cy="648970"/>
+                    </a:xfrm>
+                    <a:prstGeom prst="rect">
+                      <a:avLst/>
+                    </a:prstGeom>
+                  </pic:spPr>
+                </pic:pic>
+              </a:graphicData>
+            </a:graphic>
+          </wp:inline>
+        </w:drawing>
+      </w:r>
+    </w:p>
+    <w:p>
+      <w:r>
+        <w:rPr>
+          <w:noProof/>
         </w:rPr>
         <w:lastRenderedPageBreak/>
         <w:drawing>
-          <wp:inline distT="0" distB="0" distL="0" distR="0" wp14:anchorId="63A5A6E4" wp14:editId="5158CE2C">
+          <wp:inline distT="0" distB="0" distL="0" distR="0" wp14:anchorId="45906302" wp14:editId="06AA3B07">
+            <wp:extent cx="5760720" cy="1827530"/>
+            <wp:effectExtent l="0" t="0" r="0" b="1270"/>
+            <wp:docPr id="1401724003" name="Kép 1"/>
+            <wp:cNvGraphicFramePr>
+              <a:graphicFrameLocks xmlns:a="http://schemas.openxmlformats.org/drawingml/2006/main" noChangeAspect="1"/>
+            </wp:cNvGraphicFramePr>
+            <a:graphic xmlns:a="http://schemas.openxmlformats.org/drawingml/2006/main">
+              <a:graphicData uri="http://schemas.openxmlformats.org/drawingml/2006/picture">
+                <pic:pic xmlns:pic="http://schemas.openxmlformats.org/drawingml/2006/picture">
+                  <pic:nvPicPr>
+                    <pic:cNvPr id="1401724003" name=""/>
+                    <pic:cNvPicPr/>
+                  </pic:nvPicPr>
+                  <pic:blipFill>
+                    <a:blip r:embed="rId11"/>
+                    <a:stretch>
+                      <a:fillRect/>
+                    </a:stretch>
+                  </pic:blipFill>
+                  <pic:spPr>
+                    <a:xfrm>
+                      <a:off x="0" y="0"/>
+                      <a:ext cx="5760720" cy="1827530"/>
+                    </a:xfrm>
+                    <a:prstGeom prst="rect">
+                      <a:avLst/>
+                    </a:prstGeom>
+                  </pic:spPr>
+                </pic:pic>
+              </a:graphicData>
+            </a:graphic>
+          </wp:inline>
+        </w:drawing>
+      </w:r>
+    </w:p>
+    <w:p>
+      <w:r>
+        <w:rPr>
+          <w:noProof/>
+        </w:rPr>
+        <w:drawing>
+          <wp:inline distT="0" distB="0" distL="0" distR="0" wp14:anchorId="5E94F3F4" wp14:editId="3BB933BA">
+            <wp:extent cx="5760720" cy="1777365"/>
+            <wp:effectExtent l="0" t="0" r="0" b="0"/>
+            <wp:docPr id="442830140" name="Kép 1"/>
+            <wp:cNvGraphicFramePr>
+              <a:graphicFrameLocks xmlns:a="http://schemas.openxmlformats.org/drawingml/2006/main" noChangeAspect="1"/>
+            </wp:cNvGraphicFramePr>
+            <a:graphic xmlns:a="http://schemas.openxmlformats.org/drawingml/2006/main">
+              <a:graphicData uri="http://schemas.openxmlformats.org/drawingml/2006/picture">
+                <pic:pic xmlns:pic="http://schemas.openxmlformats.org/drawingml/2006/picture">
+                  <pic:nvPicPr>
+                    <pic:cNvPr id="442830140" name=""/>
+                    <pic:cNvPicPr/>
+                  </pic:nvPicPr>
+                  <pic:blipFill>
+                    <a:blip r:embed="rId12"/>
+                    <a:stretch>
+                      <a:fillRect/>
+                    </a:stretch>
+                  </pic:blipFill>
+                  <pic:spPr>
+                    <a:xfrm>
+                      <a:off x="0" y="0"/>
+                      <a:ext cx="5760720" cy="1777365"/>
+                    </a:xfrm>
+                    <a:prstGeom prst="rect">
+                      <a:avLst/>
+                    </a:prstGeom>
+                  </pic:spPr>
+                </pic:pic>
+              </a:graphicData>
+            </a:graphic>
+          </wp:inline>
+        </w:drawing>
+      </w:r>
+    </w:p>
+    <w:p>
+      <w:r>
+        <w:rPr>
+          <w:noProof/>
+        </w:rPr>
+        <w:drawing>
+          <wp:inline distT="0" distB="0" distL="0" distR="0" wp14:anchorId="1E7E6D9C" wp14:editId="0DCA1B79">
+            <wp:extent cx="5760720" cy="1805305"/>
+            <wp:effectExtent l="0" t="0" r="0" b="4445"/>
+            <wp:docPr id="1221577664" name="Kép 1"/>
+            <wp:cNvGraphicFramePr>
+              <a:graphicFrameLocks xmlns:a="http://schemas.openxmlformats.org/drawingml/2006/main" noChangeAspect="1"/>
+            </wp:cNvGraphicFramePr>
+            <a:graphic xmlns:a="http://schemas.openxmlformats.org/drawingml/2006/main">
+              <a:graphicData uri="http://schemas.openxmlformats.org/drawingml/2006/picture">
+                <pic:pic xmlns:pic="http://schemas.openxmlformats.org/drawingml/2006/picture">
+                  <pic:nvPicPr>
+                    <pic:cNvPr id="1221577664" name=""/>
+                    <pic:cNvPicPr/>
+                  </pic:nvPicPr>
+                  <pic:blipFill>
+                    <a:blip r:embed="rId13"/>
+                    <a:stretch>
+                      <a:fillRect/>
+                    </a:stretch>
+                  </pic:blipFill>
+                  <pic:spPr>
+                    <a:xfrm>
+                      <a:off x="0" y="0"/>
+                      <a:ext cx="5760720" cy="1805305"/>
+                    </a:xfrm>
+                    <a:prstGeom prst="rect">
+                      <a:avLst/>
+                    </a:prstGeom>
+                  </pic:spPr>
+                </pic:pic>
+              </a:graphicData>
+            </a:graphic>
+          </wp:inline>
+        </w:drawing>
+      </w:r>
+    </w:p>
+    <w:p>
+      <w:r>
+        <w:rPr>
+          <w:noProof/>
+        </w:rPr>
+        <w:drawing>
+          <wp:inline distT="0" distB="0" distL="0" distR="0" wp14:anchorId="519BBC21" wp14:editId="399ACEF4">
+            <wp:extent cx="5760720" cy="1771650"/>
+            <wp:effectExtent l="0" t="0" r="0" b="0"/>
+            <wp:docPr id="239017114" name="Kép 1"/>
+            <wp:cNvGraphicFramePr>
+              <a:graphicFrameLocks xmlns:a="http://schemas.openxmlformats.org/drawingml/2006/main" noChangeAspect="1"/>
+            </wp:cNvGraphicFramePr>
+            <a:graphic xmlns:a="http://schemas.openxmlformats.org/drawingml/2006/main">
+              <a:graphicData uri="http://schemas.openxmlformats.org/drawingml/2006/picture">
+                <pic:pic xmlns:pic="http://schemas.openxmlformats.org/drawingml/2006/picture">
+                  <pic:nvPicPr>
+                    <pic:cNvPr id="239017114" name=""/>
+                    <pic:cNvPicPr/>
+                  </pic:nvPicPr>
+                  <pic:blipFill>
+                    <a:blip r:embed="rId14"/>
+                    <a:stretch>
+                      <a:fillRect/>
+                    </a:stretch>
+                  </pic:blipFill>
+                  <pic:spPr>
+                    <a:xfrm>
+                      <a:off x="0" y="0"/>
+                      <a:ext cx="5760720" cy="1771650"/>
+                    </a:xfrm>
+                    <a:prstGeom prst="rect">
+                      <a:avLst/>
+                    </a:prstGeom>
+                  </pic:spPr>
+                </pic:pic>
+              </a:graphicData>
+            </a:graphic>
+          </wp:inline>
+        </w:drawing>
+      </w:r>
+    </w:p>
+    <w:p>
+      <w:pPr>
+        <w:rPr>
+          <w:rFonts w:cs="Times New Roman"/>
+          <w:noProof/>
+        </w:rPr>
+      </w:pPr>
+      <w:r>
+        <w:rPr>
+          <w:rFonts w:cs="Times New Roman"/>
+          <w:noProof/>
+        </w:rPr>
+        <w:lastRenderedPageBreak/>
+        <w:drawing>
+          <wp:inline distT="0" distB="0" distL="0" distR="0" wp14:anchorId="4EAC4619" wp14:editId="153D054C">
+            <wp:extent cx="5760720" cy="1809750"/>
+            <wp:effectExtent l="0" t="0" r="0" b="0"/>
+            <wp:docPr id="1873246692" name="Kép 1"/>
+            <wp:cNvGraphicFramePr>
+              <a:graphicFrameLocks xmlns:a="http://schemas.openxmlformats.org/drawingml/2006/main" noChangeAspect="1"/>
+            </wp:cNvGraphicFramePr>
+            <a:graphic xmlns:a="http://schemas.openxmlformats.org/drawingml/2006/main">
+              <a:graphicData uri="http://schemas.openxmlformats.org/drawingml/2006/picture">
+                <pic:pic xmlns:pic="http://schemas.openxmlformats.org/drawingml/2006/picture">
+                  <pic:nvPicPr>
+                    <pic:cNvPr id="1873246692" name=""/>
+                    <pic:cNvPicPr/>
+                  </pic:nvPicPr>
+                  <pic:blipFill>
+                    <a:blip r:embed="rId15"/>
+                    <a:stretch>
+                      <a:fillRect/>
+                    </a:stretch>
+                  </pic:blipFill>
+                  <pic:spPr>
+                    <a:xfrm>
+                      <a:off x="0" y="0"/>
+                      <a:ext cx="5760720" cy="1809750"/>
+                    </a:xfrm>
+                    <a:prstGeom prst="rect">
+                      <a:avLst/>
+                    </a:prstGeom>
+                  </pic:spPr>
+                </pic:pic>
+              </a:graphicData>
+            </a:graphic>
+          </wp:inline>
+        </w:drawing>
+      </w:r>
+    </w:p>
+    <w:p>
+      <w:r>
+        <w:rPr>
+          <w:noProof/>
+        </w:rPr>
+        <w:drawing>
+          <wp:inline distT="0" distB="0" distL="0" distR="0" wp14:anchorId="5283D1A3" wp14:editId="42F0D255">
+            <wp:extent cx="5760720" cy="1787525"/>
+            <wp:effectExtent l="0" t="0" r="0" b="3175"/>
+            <wp:docPr id="1137377131" name="Kép 1"/>
+            <wp:cNvGraphicFramePr>
+              <a:graphicFrameLocks xmlns:a="http://schemas.openxmlformats.org/drawingml/2006/main" noChangeAspect="1"/>
+            </wp:cNvGraphicFramePr>
+            <a:graphic xmlns:a="http://schemas.openxmlformats.org/drawingml/2006/main">
+              <a:graphicData uri="http://schemas.openxmlformats.org/drawingml/2006/picture">
+                <pic:pic xmlns:pic="http://schemas.openxmlformats.org/drawingml/2006/picture">
+                  <pic:nvPicPr>
+                    <pic:cNvPr id="1137377131" name=""/>
+                    <pic:cNvPicPr/>
+                  </pic:nvPicPr>
+                  <pic:blipFill>
+                    <a:blip r:embed="rId16"/>
+                    <a:stretch>
+                      <a:fillRect/>
+                    </a:stretch>
+                  </pic:blipFill>
+                  <pic:spPr>
+                    <a:xfrm>
+                      <a:off x="0" y="0"/>
+                      <a:ext cx="5760720" cy="1787525"/>
+                    </a:xfrm>
+                    <a:prstGeom prst="rect">
+                      <a:avLst/>
+                    </a:prstGeom>
+                  </pic:spPr>
+                </pic:pic>
+              </a:graphicData>
+            </a:graphic>
+          </wp:inline>
+        </w:drawing>
+      </w:r>
+    </w:p>
+    <w:p>
+      <w:r>
+        <w:rPr>
+          <w:noProof/>
+        </w:rPr>
+        <w:drawing>
+          <wp:inline distT="0" distB="0" distL="0" distR="0" wp14:anchorId="3D5592FB" wp14:editId="57F947EC">
+            <wp:extent cx="5760720" cy="1809115"/>
+            <wp:effectExtent l="0" t="0" r="0" b="635"/>
+            <wp:docPr id="1134304996" name="Kép 1"/>
+            <wp:cNvGraphicFramePr>
+              <a:graphicFrameLocks xmlns:a="http://schemas.openxmlformats.org/drawingml/2006/main" noChangeAspect="1"/>
+            </wp:cNvGraphicFramePr>
+            <a:graphic xmlns:a="http://schemas.openxmlformats.org/drawingml/2006/main">
+              <a:graphicData uri="http://schemas.openxmlformats.org/drawingml/2006/picture">
+                <pic:pic xmlns:pic="http://schemas.openxmlformats.org/drawingml/2006/picture">
+                  <pic:nvPicPr>
+                    <pic:cNvPr id="1134304996" name=""/>
+                    <pic:cNvPicPr/>
+                  </pic:nvPicPr>
+                  <pic:blipFill>
+                    <a:blip r:embed="rId17"/>
+                    <a:stretch>
+                      <a:fillRect/>
+                    </a:stretch>
+                  </pic:blipFill>
+                  <pic:spPr>
+                    <a:xfrm>
+                      <a:off x="0" y="0"/>
+                      <a:ext cx="5760720" cy="1809115"/>
+                    </a:xfrm>
+                    <a:prstGeom prst="rect">
+                      <a:avLst/>
+                    </a:prstGeom>
+                  </pic:spPr>
+                </pic:pic>
+              </a:graphicData>
+            </a:graphic>
+          </wp:inline>
+        </w:drawing>
+      </w:r>
+    </w:p>
+    <w:p>
+      <w:r>
+        <w:rPr>
+          <w:noProof/>
+        </w:rPr>
+        <w:drawing>
+          <wp:inline distT="0" distB="0" distL="0" distR="0" wp14:anchorId="217EFA4F" wp14:editId="6DBEB763">
+            <wp:extent cx="5760720" cy="1818640"/>
+            <wp:effectExtent l="0" t="0" r="0" b="0"/>
+            <wp:docPr id="324564362" name="Kép 1"/>
+            <wp:cNvGraphicFramePr>
+              <a:graphicFrameLocks xmlns:a="http://schemas.openxmlformats.org/drawingml/2006/main" noChangeAspect="1"/>
+            </wp:cNvGraphicFramePr>
+            <a:graphic xmlns:a="http://schemas.openxmlformats.org/drawingml/2006/main">
+              <a:graphicData uri="http://schemas.openxmlformats.org/drawingml/2006/picture">
+                <pic:pic xmlns:pic="http://schemas.openxmlformats.org/drawingml/2006/picture">
+                  <pic:nvPicPr>
+                    <pic:cNvPr id="324564362" name=""/>
+                    <pic:cNvPicPr/>
+                  </pic:nvPicPr>
+                  <pic:blipFill>
+                    <a:blip r:embed="rId18"/>
+                    <a:stretch>
+                      <a:fillRect/>
+                    </a:stretch>
+                  </pic:blipFill>
+                  <pic:spPr>
+                    <a:xfrm>
+                      <a:off x="0" y="0"/>
+                      <a:ext cx="5760720" cy="1818640"/>
+                    </a:xfrm>
+                    <a:prstGeom prst="rect">
+                      <a:avLst/>
+                    </a:prstGeom>
+                  </pic:spPr>
+                </pic:pic>
+              </a:graphicData>
+            </a:graphic>
+          </wp:inline>
+        </w:drawing>
+      </w:r>
+    </w:p>
+    <w:p>
+      <w:pPr>
+        <w:pStyle w:val="Cmsor2"/>
+      </w:pPr>
+      <w:bookmarkStart w:id="5" w:name="_Toc223982351"/>
+      <w:r>
+        <w:lastRenderedPageBreak/>
+        <w:t xml:space="preserve">B) </w:t>
+      </w:r>
+      <w:r>
+        <w:t>Törölje az elkészült B-fa-</w:t>
+      </w:r>
+      <w:proofErr w:type="spellStart"/>
+      <w:r>
+        <w:t>ból</w:t>
+      </w:r>
+      <w:proofErr w:type="spellEnd"/>
+      <w:r>
+        <w:t xml:space="preserve"> a 23 elemet. Tervezze át a B-fa-t.</w:t>
+      </w:r>
+      <w:bookmarkEnd w:id="5"/>
+    </w:p>
+    <w:p>
+      <w:r>
+        <w:rPr>
+          <w:noProof/>
+        </w:rPr>
+        <w:drawing>
+          <wp:inline distT="0" distB="0" distL="0" distR="0" wp14:anchorId="132561E2" wp14:editId="71F4BBD6">
+            <wp:extent cx="5760720" cy="1780540"/>
+            <wp:effectExtent l="0" t="0" r="0" b="0"/>
+            <wp:docPr id="1555845652" name="Kép 1"/>
+            <wp:cNvGraphicFramePr>
+              <a:graphicFrameLocks xmlns:a="http://schemas.openxmlformats.org/drawingml/2006/main" noChangeAspect="1"/>
+            </wp:cNvGraphicFramePr>
+            <a:graphic xmlns:a="http://schemas.openxmlformats.org/drawingml/2006/main">
+              <a:graphicData uri="http://schemas.openxmlformats.org/drawingml/2006/picture">
+                <pic:pic xmlns:pic="http://schemas.openxmlformats.org/drawingml/2006/picture">
+                  <pic:nvPicPr>
+                    <pic:cNvPr id="1555845652" name=""/>
+                    <pic:cNvPicPr/>
+                  </pic:nvPicPr>
+                  <pic:blipFill>
+                    <a:blip r:embed="rId19"/>
+                    <a:stretch>
+                      <a:fillRect/>
+                    </a:stretch>
+                  </pic:blipFill>
+                  <pic:spPr>
+                    <a:xfrm>
+                      <a:off x="0" y="0"/>
+                      <a:ext cx="5760720" cy="1780540"/>
+                    </a:xfrm>
+                    <a:prstGeom prst="rect">
+                      <a:avLst/>
+                    </a:prstGeom>
+                  </pic:spPr>
+                </pic:pic>
+              </a:graphicData>
+            </a:graphic>
+          </wp:inline>
+        </w:drawing>
+      </w:r>
+    </w:p>
+    <w:p>
+      <w:r>
+        <w:rPr>
+          <w:noProof/>
+        </w:rPr>
+        <w:drawing>
+          <wp:inline distT="0" distB="0" distL="0" distR="0" wp14:anchorId="5B777FD5" wp14:editId="411B5183">
+            <wp:extent cx="5760720" cy="1811020"/>
+            <wp:effectExtent l="0" t="0" r="0" b="0"/>
+            <wp:docPr id="546163634" name="Kép 1"/>
+            <wp:cNvGraphicFramePr>
+              <a:graphicFrameLocks xmlns:a="http://schemas.openxmlformats.org/drawingml/2006/main" noChangeAspect="1"/>
+            </wp:cNvGraphicFramePr>
+            <a:graphic xmlns:a="http://schemas.openxmlformats.org/drawingml/2006/main">
+              <a:graphicData uri="http://schemas.openxmlformats.org/drawingml/2006/picture">
+                <pic:pic xmlns:pic="http://schemas.openxmlformats.org/drawingml/2006/picture">
+                  <pic:nvPicPr>
+                    <pic:cNvPr id="546163634" name=""/>
+                    <pic:cNvPicPr/>
+                  </pic:nvPicPr>
+                  <pic:blipFill>
+                    <a:blip r:embed="rId20"/>
+                    <a:stretch>
+                      <a:fillRect/>
+                    </a:stretch>
+                  </pic:blipFill>
+                  <pic:spPr>
+                    <a:xfrm>
+                      <a:off x="0" y="0"/>
+                      <a:ext cx="5760720" cy="1811020"/>
+                    </a:xfrm>
+                    <a:prstGeom prst="rect">
+                      <a:avLst/>
+                    </a:prstGeom>
+                  </pic:spPr>
+                </pic:pic>
+              </a:graphicData>
+            </a:graphic>
+          </wp:inline>
+        </w:drawing>
+      </w:r>
+    </w:p>
+    <w:p>
+      <w:r>
+        <w:rPr>
+          <w:noProof/>
+        </w:rPr>
+        <w:drawing>
+          <wp:inline distT="0" distB="0" distL="0" distR="0" wp14:anchorId="4A78943F" wp14:editId="7F7ADD46">
+            <wp:extent cx="5760720" cy="1824990"/>
+            <wp:effectExtent l="0" t="0" r="0" b="3810"/>
+            <wp:docPr id="1560707023" name="Kép 1"/>
+            <wp:cNvGraphicFramePr>
+              <a:graphicFrameLocks xmlns:a="http://schemas.openxmlformats.org/drawingml/2006/main" noChangeAspect="1"/>
+            </wp:cNvGraphicFramePr>
+            <a:graphic xmlns:a="http://schemas.openxmlformats.org/drawingml/2006/main">
+              <a:graphicData uri="http://schemas.openxmlformats.org/drawingml/2006/picture">
+                <pic:pic xmlns:pic="http://schemas.openxmlformats.org/drawingml/2006/picture">
+                  <pic:nvPicPr>
+                    <pic:cNvPr id="1560707023" name=""/>
+                    <pic:cNvPicPr/>
+                  </pic:nvPicPr>
+                  <pic:blipFill>
+                    <a:blip r:embed="rId21"/>
+                    <a:stretch>
+                      <a:fillRect/>
+                    </a:stretch>
+                  </pic:blipFill>
+                  <pic:spPr>
+                    <a:xfrm>
+                      <a:off x="0" y="0"/>
+                      <a:ext cx="5760720" cy="1824990"/>
+                    </a:xfrm>
+                    <a:prstGeom prst="rect">
+                      <a:avLst/>
+                    </a:prstGeom>
+                  </pic:spPr>
+                </pic:pic>
+              </a:graphicData>
+            </a:graphic>
+          </wp:inline>
+        </w:drawing>
+      </w:r>
+    </w:p>
+    <w:p/>
+    <w:p>
+      <w:pPr>
+        <w:pStyle w:val="Cmsor2"/>
+      </w:pPr>
+      <w:bookmarkStart w:id="6" w:name="_Toc223982352"/>
+      <w:r>
+        <w:t xml:space="preserve">C) </w:t>
+      </w:r>
+      <w:r>
+        <w:t>Építsen fel egy B-fát az alábbi elemekből, melyek beépülési sorrendje adott.</w:t>
+      </w:r>
+      <w:bookmarkEnd w:id="6"/>
+    </w:p>
+    <w:p>
+      <w:r>
+        <w:t>A fa fokszáma 4, és a beszúrandó elemek listája: 6, 12, 9, 2, 5, 4, 15, 20, 1, 3, 10, 14, 17, 16, 21, 25, 24.</w:t>
+      </w:r>
+    </w:p>
+    <w:p>
+      <w:r>
+        <w:rPr>
+          <w:noProof/>
+        </w:rPr>
+        <w:drawing>
+          <wp:inline distT="0" distB="0" distL="0" distR="0" wp14:anchorId="07E53095" wp14:editId="6EDAA269">
+            <wp:extent cx="5760720" cy="494030"/>
+            <wp:effectExtent l="0" t="0" r="0" b="1270"/>
+            <wp:docPr id="1765588578" name="Kép 1"/>
+            <wp:cNvGraphicFramePr>
+              <a:graphicFrameLocks xmlns:a="http://schemas.openxmlformats.org/drawingml/2006/main" noChangeAspect="1"/>
+            </wp:cNvGraphicFramePr>
+            <a:graphic xmlns:a="http://schemas.openxmlformats.org/drawingml/2006/main">
+              <a:graphicData uri="http://schemas.openxmlformats.org/drawingml/2006/picture">
+                <pic:pic xmlns:pic="http://schemas.openxmlformats.org/drawingml/2006/picture">
+                  <pic:nvPicPr>
+                    <pic:cNvPr id="1765588578" name=""/>
+                    <pic:cNvPicPr/>
+                  </pic:nvPicPr>
+                  <pic:blipFill>
+                    <a:blip r:embed="rId22"/>
+                    <a:stretch>
+                      <a:fillRect/>
+                    </a:stretch>
+                  </pic:blipFill>
+                  <pic:spPr>
+                    <a:xfrm>
+                      <a:off x="0" y="0"/>
+                      <a:ext cx="5760720" cy="494030"/>
+                    </a:xfrm>
+                    <a:prstGeom prst="rect">
+                      <a:avLst/>
+                    </a:prstGeom>
+                  </pic:spPr>
+                </pic:pic>
+              </a:graphicData>
+            </a:graphic>
+          </wp:inline>
+        </w:drawing>
+      </w:r>
+    </w:p>
+    <w:p>
+      <w:r>
+        <w:rPr>
+          <w:noProof/>
+        </w:rPr>
+        <w:lastRenderedPageBreak/>
+        <w:drawing>
+          <wp:inline distT="0" distB="0" distL="0" distR="0" wp14:anchorId="6D96C011" wp14:editId="0AF63F9D">
+            <wp:extent cx="5760720" cy="1410335"/>
+            <wp:effectExtent l="0" t="0" r="0" b="0"/>
+            <wp:docPr id="345311759" name="Kép 1"/>
+            <wp:cNvGraphicFramePr>
+              <a:graphicFrameLocks xmlns:a="http://schemas.openxmlformats.org/drawingml/2006/main" noChangeAspect="1"/>
+            </wp:cNvGraphicFramePr>
+            <a:graphic xmlns:a="http://schemas.openxmlformats.org/drawingml/2006/main">
+              <a:graphicData uri="http://schemas.openxmlformats.org/drawingml/2006/picture">
+                <pic:pic xmlns:pic="http://schemas.openxmlformats.org/drawingml/2006/picture">
+                  <pic:nvPicPr>
+                    <pic:cNvPr id="345311759" name=""/>
+                    <pic:cNvPicPr/>
+                  </pic:nvPicPr>
+                  <pic:blipFill>
+                    <a:blip r:embed="rId23"/>
+                    <a:stretch>
+                      <a:fillRect/>
+                    </a:stretch>
+                  </pic:blipFill>
+                  <pic:spPr>
+                    <a:xfrm>
+                      <a:off x="0" y="0"/>
+                      <a:ext cx="5760720" cy="1410335"/>
+                    </a:xfrm>
+                    <a:prstGeom prst="rect">
+                      <a:avLst/>
+                    </a:prstGeom>
+                  </pic:spPr>
+                </pic:pic>
+              </a:graphicData>
+            </a:graphic>
+          </wp:inline>
+        </w:drawing>
+      </w:r>
+    </w:p>
+    <w:p>
+      <w:r>
+        <w:rPr>
+          <w:noProof/>
+        </w:rPr>
+        <w:drawing>
+          <wp:inline distT="0" distB="0" distL="0" distR="0" wp14:anchorId="6CCFECFA" wp14:editId="670A56BA">
+            <wp:extent cx="5760720" cy="1398905"/>
+            <wp:effectExtent l="0" t="0" r="0" b="0"/>
+            <wp:docPr id="1753851506" name="Kép 1"/>
+            <wp:cNvGraphicFramePr>
+              <a:graphicFrameLocks xmlns:a="http://schemas.openxmlformats.org/drawingml/2006/main" noChangeAspect="1"/>
+            </wp:cNvGraphicFramePr>
+            <a:graphic xmlns:a="http://schemas.openxmlformats.org/drawingml/2006/main">
+              <a:graphicData uri="http://schemas.openxmlformats.org/drawingml/2006/picture">
+                <pic:pic xmlns:pic="http://schemas.openxmlformats.org/drawingml/2006/picture">
+                  <pic:nvPicPr>
+                    <pic:cNvPr id="1753851506" name=""/>
+                    <pic:cNvPicPr/>
+                  </pic:nvPicPr>
+                  <pic:blipFill>
+                    <a:blip r:embed="rId24"/>
+                    <a:stretch>
+                      <a:fillRect/>
+                    </a:stretch>
+                  </pic:blipFill>
+                  <pic:spPr>
+                    <a:xfrm>
+                      <a:off x="0" y="0"/>
+                      <a:ext cx="5760720" cy="1398905"/>
+                    </a:xfrm>
+                    <a:prstGeom prst="rect">
+                      <a:avLst/>
+                    </a:prstGeom>
+                  </pic:spPr>
+                </pic:pic>
+              </a:graphicData>
+            </a:graphic>
+          </wp:inline>
+        </w:drawing>
+      </w:r>
+    </w:p>
+    <w:p>
+      <w:r>
+        <w:rPr>
+          <w:noProof/>
+        </w:rPr>
+        <w:drawing>
+          <wp:inline distT="0" distB="0" distL="0" distR="0" wp14:anchorId="3B9E68BE" wp14:editId="45160440">
+            <wp:extent cx="5760720" cy="1417320"/>
+            <wp:effectExtent l="0" t="0" r="0" b="0"/>
+            <wp:docPr id="1501279139" name="Kép 1"/>
+            <wp:cNvGraphicFramePr>
+              <a:graphicFrameLocks xmlns:a="http://schemas.openxmlformats.org/drawingml/2006/main" noChangeAspect="1"/>
+            </wp:cNvGraphicFramePr>
+            <a:graphic xmlns:a="http://schemas.openxmlformats.org/drawingml/2006/main">
+              <a:graphicData uri="http://schemas.openxmlformats.org/drawingml/2006/picture">
+                <pic:pic xmlns:pic="http://schemas.openxmlformats.org/drawingml/2006/picture">
+                  <pic:nvPicPr>
+                    <pic:cNvPr id="1501279139" name=""/>
+                    <pic:cNvPicPr/>
+                  </pic:nvPicPr>
+                  <pic:blipFill>
+                    <a:blip r:embed="rId25"/>
+                    <a:stretch>
+                      <a:fillRect/>
+                    </a:stretch>
+                  </pic:blipFill>
+                  <pic:spPr>
+                    <a:xfrm>
+                      <a:off x="0" y="0"/>
+                      <a:ext cx="5760720" cy="1417320"/>
+                    </a:xfrm>
+                    <a:prstGeom prst="rect">
+                      <a:avLst/>
+                    </a:prstGeom>
+                  </pic:spPr>
+                </pic:pic>
+              </a:graphicData>
+            </a:graphic>
+          </wp:inline>
+        </w:drawing>
+      </w:r>
+    </w:p>
+    <w:p>
+      <w:r>
+        <w:rPr>
+          <w:noProof/>
+        </w:rPr>
+        <w:drawing>
+          <wp:inline distT="0" distB="0" distL="0" distR="0" wp14:anchorId="392CEDD1" wp14:editId="5AD42A12">
+            <wp:extent cx="5760720" cy="1379220"/>
+            <wp:effectExtent l="0" t="0" r="0" b="0"/>
+            <wp:docPr id="1778795796" name="Kép 1"/>
+            <wp:cNvGraphicFramePr>
+              <a:graphicFrameLocks xmlns:a="http://schemas.openxmlformats.org/drawingml/2006/main" noChangeAspect="1"/>
+            </wp:cNvGraphicFramePr>
+            <a:graphic xmlns:a="http://schemas.openxmlformats.org/drawingml/2006/main">
+              <a:graphicData uri="http://schemas.openxmlformats.org/drawingml/2006/picture">
+                <pic:pic xmlns:pic="http://schemas.openxmlformats.org/drawingml/2006/picture">
+                  <pic:nvPicPr>
+                    <pic:cNvPr id="1778795796" name=""/>
+                    <pic:cNvPicPr/>
+                  </pic:nvPicPr>
+                  <pic:blipFill>
+                    <a:blip r:embed="rId26"/>
+                    <a:stretch>
+                      <a:fillRect/>
+                    </a:stretch>
+                  </pic:blipFill>
+                  <pic:spPr>
+                    <a:xfrm>
+                      <a:off x="0" y="0"/>
+                      <a:ext cx="5760720" cy="1379220"/>
+                    </a:xfrm>
+                    <a:prstGeom prst="rect">
+                      <a:avLst/>
+                    </a:prstGeom>
+                  </pic:spPr>
+                </pic:pic>
+              </a:graphicData>
+            </a:graphic>
+          </wp:inline>
+        </w:drawing>
+      </w:r>
+    </w:p>
+    <w:p>
+      <w:r>
+        <w:rPr>
+          <w:noProof/>
+        </w:rPr>
+        <w:drawing>
+          <wp:inline distT="0" distB="0" distL="0" distR="0" wp14:anchorId="1A51943F" wp14:editId="6CF0F07B">
+            <wp:extent cx="5760720" cy="1376045"/>
+            <wp:effectExtent l="0" t="0" r="0" b="0"/>
+            <wp:docPr id="112430730" name="Kép 1"/>
+            <wp:cNvGraphicFramePr>
+              <a:graphicFrameLocks xmlns:a="http://schemas.openxmlformats.org/drawingml/2006/main" noChangeAspect="1"/>
+            </wp:cNvGraphicFramePr>
+            <a:graphic xmlns:a="http://schemas.openxmlformats.org/drawingml/2006/main">
+              <a:graphicData uri="http://schemas.openxmlformats.org/drawingml/2006/picture">
+                <pic:pic xmlns:pic="http://schemas.openxmlformats.org/drawingml/2006/picture">
+                  <pic:nvPicPr>
+                    <pic:cNvPr id="112430730" name=""/>
+                    <pic:cNvPicPr/>
+                  </pic:nvPicPr>
+                  <pic:blipFill>
+                    <a:blip r:embed="rId27"/>
+                    <a:stretch>
+                      <a:fillRect/>
+                    </a:stretch>
+                  </pic:blipFill>
+                  <pic:spPr>
+                    <a:xfrm>
+                      <a:off x="0" y="0"/>
+                      <a:ext cx="5760720" cy="1376045"/>
+                    </a:xfrm>
+                    <a:prstGeom prst="rect">
+                      <a:avLst/>
+                    </a:prstGeom>
+                  </pic:spPr>
+                </pic:pic>
+              </a:graphicData>
+            </a:graphic>
+          </wp:inline>
+        </w:drawing>
+      </w:r>
+    </w:p>
+    <w:p>
+      <w:r>
+        <w:rPr>
+          <w:noProof/>
+        </w:rPr>
+        <w:drawing>
+          <wp:inline distT="0" distB="0" distL="0" distR="0" wp14:anchorId="676B8D0A" wp14:editId="2D478345">
+            <wp:extent cx="5760720" cy="1410335"/>
+            <wp:effectExtent l="0" t="0" r="0" b="0"/>
+            <wp:docPr id="1055810368" name="Kép 1"/>
+            <wp:cNvGraphicFramePr>
+              <a:graphicFrameLocks xmlns:a="http://schemas.openxmlformats.org/drawingml/2006/main" noChangeAspect="1"/>
+            </wp:cNvGraphicFramePr>
+            <a:graphic xmlns:a="http://schemas.openxmlformats.org/drawingml/2006/main">
+              <a:graphicData uri="http://schemas.openxmlformats.org/drawingml/2006/picture">
+                <pic:pic xmlns:pic="http://schemas.openxmlformats.org/drawingml/2006/picture">
+                  <pic:nvPicPr>
+                    <pic:cNvPr id="1055810368" name=""/>
+                    <pic:cNvPicPr/>
+                  </pic:nvPicPr>
+                  <pic:blipFill>
+                    <a:blip r:embed="rId28"/>
+                    <a:stretch>
+                      <a:fillRect/>
+                    </a:stretch>
+                  </pic:blipFill>
+                  <pic:spPr>
+                    <a:xfrm>
+                      <a:off x="0" y="0"/>
+                      <a:ext cx="5760720" cy="1410335"/>
+                    </a:xfrm>
+                    <a:prstGeom prst="rect">
+                      <a:avLst/>
+                    </a:prstGeom>
+                  </pic:spPr>
+                </pic:pic>
+              </a:graphicData>
+            </a:graphic>
+          </wp:inline>
+        </w:drawing>
+      </w:r>
+    </w:p>
+    <w:p>
+      <w:r>
+        <w:rPr>
+          <w:noProof/>
+        </w:rPr>
+        <w:lastRenderedPageBreak/>
+        <w:drawing>
+          <wp:inline distT="0" distB="0" distL="0" distR="0" wp14:anchorId="12B8216D" wp14:editId="64151ACE">
+            <wp:extent cx="5760720" cy="1405890"/>
+            <wp:effectExtent l="0" t="0" r="0" b="3810"/>
+            <wp:docPr id="1687031485" name="Kép 1"/>
+            <wp:cNvGraphicFramePr>
+              <a:graphicFrameLocks xmlns:a="http://schemas.openxmlformats.org/drawingml/2006/main" noChangeAspect="1"/>
+            </wp:cNvGraphicFramePr>
+            <a:graphic xmlns:a="http://schemas.openxmlformats.org/drawingml/2006/main">
+              <a:graphicData uri="http://schemas.openxmlformats.org/drawingml/2006/picture">
+                <pic:pic xmlns:pic="http://schemas.openxmlformats.org/drawingml/2006/picture">
+                  <pic:nvPicPr>
+                    <pic:cNvPr id="1687031485" name=""/>
+                    <pic:cNvPicPr/>
+                  </pic:nvPicPr>
+                  <pic:blipFill>
+                    <a:blip r:embed="rId29"/>
+                    <a:stretch>
+                      <a:fillRect/>
+                    </a:stretch>
+                  </pic:blipFill>
+                  <pic:spPr>
+                    <a:xfrm>
+                      <a:off x="0" y="0"/>
+                      <a:ext cx="5760720" cy="1405890"/>
+                    </a:xfrm>
+                    <a:prstGeom prst="rect">
+                      <a:avLst/>
+                    </a:prstGeom>
+                  </pic:spPr>
+                </pic:pic>
+              </a:graphicData>
+            </a:graphic>
+          </wp:inline>
+        </w:drawing>
+      </w:r>
+    </w:p>
+    <w:p>
+      <w:r>
+        <w:rPr>
+          <w:noProof/>
+        </w:rPr>
+        <w:drawing>
+          <wp:inline distT="0" distB="0" distL="0" distR="0" wp14:anchorId="0E90BA7A" wp14:editId="5D6F154D">
+            <wp:extent cx="5760720" cy="1392555"/>
+            <wp:effectExtent l="0" t="0" r="0" b="0"/>
+            <wp:docPr id="691855086" name="Kép 1"/>
+            <wp:cNvGraphicFramePr>
+              <a:graphicFrameLocks xmlns:a="http://schemas.openxmlformats.org/drawingml/2006/main" noChangeAspect="1"/>
+            </wp:cNvGraphicFramePr>
+            <a:graphic xmlns:a="http://schemas.openxmlformats.org/drawingml/2006/main">
+              <a:graphicData uri="http://schemas.openxmlformats.org/drawingml/2006/picture">
+                <pic:pic xmlns:pic="http://schemas.openxmlformats.org/drawingml/2006/picture">
+                  <pic:nvPicPr>
+                    <pic:cNvPr id="691855086" name=""/>
+                    <pic:cNvPicPr/>
+                  </pic:nvPicPr>
+                  <pic:blipFill>
+                    <a:blip r:embed="rId30"/>
+                    <a:stretch>
+                      <a:fillRect/>
+                    </a:stretch>
+                  </pic:blipFill>
+                  <pic:spPr>
+                    <a:xfrm>
+                      <a:off x="0" y="0"/>
+                      <a:ext cx="5760720" cy="1392555"/>
+                    </a:xfrm>
+                    <a:prstGeom prst="rect">
+                      <a:avLst/>
+                    </a:prstGeom>
+                  </pic:spPr>
+                </pic:pic>
+              </a:graphicData>
+            </a:graphic>
+          </wp:inline>
+        </w:drawing>
+      </w:r>
+    </w:p>
+    <w:p>
+      <w:r>
+        <w:rPr>
+          <w:noProof/>
+        </w:rPr>
+        <w:drawing>
+          <wp:inline distT="0" distB="0" distL="0" distR="0" wp14:anchorId="4E47BC65" wp14:editId="075FA6EE">
+            <wp:extent cx="5760720" cy="1377950"/>
+            <wp:effectExtent l="0" t="0" r="0" b="0"/>
+            <wp:docPr id="1577937745" name="Kép 1"/>
+            <wp:cNvGraphicFramePr>
+              <a:graphicFrameLocks xmlns:a="http://schemas.openxmlformats.org/drawingml/2006/main" noChangeAspect="1"/>
+            </wp:cNvGraphicFramePr>
+            <a:graphic xmlns:a="http://schemas.openxmlformats.org/drawingml/2006/main">
+              <a:graphicData uri="http://schemas.openxmlformats.org/drawingml/2006/picture">
+                <pic:pic xmlns:pic="http://schemas.openxmlformats.org/drawingml/2006/picture">
+                  <pic:nvPicPr>
+                    <pic:cNvPr id="1577937745" name=""/>
+                    <pic:cNvPicPr/>
+                  </pic:nvPicPr>
+                  <pic:blipFill>
+                    <a:blip r:embed="rId31"/>
+                    <a:stretch>
+                      <a:fillRect/>
+                    </a:stretch>
+                  </pic:blipFill>
+                  <pic:spPr>
+                    <a:xfrm>
+                      <a:off x="0" y="0"/>
+                      <a:ext cx="5760720" cy="1377950"/>
+                    </a:xfrm>
+                    <a:prstGeom prst="rect">
+                      <a:avLst/>
+                    </a:prstGeom>
+                  </pic:spPr>
+                </pic:pic>
+              </a:graphicData>
+            </a:graphic>
+          </wp:inline>
+        </w:drawing>
+      </w:r>
+    </w:p>
+    <w:p>
+      <w:r>
+        <w:rPr>
+          <w:noProof/>
+        </w:rPr>
+        <w:drawing>
+          <wp:inline distT="0" distB="0" distL="0" distR="0" wp14:anchorId="51851DD1" wp14:editId="3F7B69FC">
+            <wp:extent cx="5760720" cy="1376045"/>
+            <wp:effectExtent l="0" t="0" r="0" b="0"/>
+            <wp:docPr id="2022612065" name="Kép 1"/>
+            <wp:cNvGraphicFramePr>
+              <a:graphicFrameLocks xmlns:a="http://schemas.openxmlformats.org/drawingml/2006/main" noChangeAspect="1"/>
+            </wp:cNvGraphicFramePr>
+            <a:graphic xmlns:a="http://schemas.openxmlformats.org/drawingml/2006/main">
+              <a:graphicData uri="http://schemas.openxmlformats.org/drawingml/2006/picture">
+                <pic:pic xmlns:pic="http://schemas.openxmlformats.org/drawingml/2006/picture">
+                  <pic:nvPicPr>
+                    <pic:cNvPr id="2022612065" name=""/>
+                    <pic:cNvPicPr/>
+                  </pic:nvPicPr>
+                  <pic:blipFill>
+                    <a:blip r:embed="rId32"/>
+                    <a:stretch>
+                      <a:fillRect/>
+                    </a:stretch>
+                  </pic:blipFill>
+                  <pic:spPr>
+                    <a:xfrm>
+                      <a:off x="0" y="0"/>
+                      <a:ext cx="5760720" cy="1376045"/>
+                    </a:xfrm>
+                    <a:prstGeom prst="rect">
+                      <a:avLst/>
+                    </a:prstGeom>
+                  </pic:spPr>
+                </pic:pic>
+              </a:graphicData>
+            </a:graphic>
+          </wp:inline>
+        </w:drawing>
+      </w:r>
+    </w:p>
+    <w:p>
+      <w:r>
+        <w:rPr>
+          <w:noProof/>
+        </w:rPr>
+        <w:drawing>
+          <wp:inline distT="0" distB="0" distL="0" distR="0" wp14:anchorId="35DB7A68" wp14:editId="63CA2F37">
+            <wp:extent cx="5760720" cy="1367155"/>
+            <wp:effectExtent l="0" t="0" r="0" b="4445"/>
+            <wp:docPr id="2064200601" name="Kép 1"/>
+            <wp:cNvGraphicFramePr>
+              <a:graphicFrameLocks xmlns:a="http://schemas.openxmlformats.org/drawingml/2006/main" noChangeAspect="1"/>
+            </wp:cNvGraphicFramePr>
+            <a:graphic xmlns:a="http://schemas.openxmlformats.org/drawingml/2006/main">
+              <a:graphicData uri="http://schemas.openxmlformats.org/drawingml/2006/picture">
+                <pic:pic xmlns:pic="http://schemas.openxmlformats.org/drawingml/2006/picture">
+                  <pic:nvPicPr>
+                    <pic:cNvPr id="2064200601" name=""/>
+                    <pic:cNvPicPr/>
+                  </pic:nvPicPr>
+                  <pic:blipFill>
+                    <a:blip r:embed="rId33"/>
+                    <a:stretch>
+                      <a:fillRect/>
+                    </a:stretch>
+                  </pic:blipFill>
+                  <pic:spPr>
+                    <a:xfrm>
+                      <a:off x="0" y="0"/>
+                      <a:ext cx="5760720" cy="1367155"/>
+                    </a:xfrm>
+                    <a:prstGeom prst="rect">
+                      <a:avLst/>
+                    </a:prstGeom>
+                  </pic:spPr>
+                </pic:pic>
+              </a:graphicData>
+            </a:graphic>
+          </wp:inline>
+        </w:drawing>
+      </w:r>
+    </w:p>
+    <w:p>
+      <w:r>
+        <w:rPr>
+          <w:noProof/>
+        </w:rPr>
+        <w:drawing>
+          <wp:inline distT="0" distB="0" distL="0" distR="0" wp14:anchorId="7E60CAEB" wp14:editId="4022ECA6">
+            <wp:extent cx="5760720" cy="1367155"/>
+            <wp:effectExtent l="0" t="0" r="0" b="4445"/>
+            <wp:docPr id="839058113" name="Kép 1"/>
+            <wp:cNvGraphicFramePr>
+              <a:graphicFrameLocks xmlns:a="http://schemas.openxmlformats.org/drawingml/2006/main" noChangeAspect="1"/>
+            </wp:cNvGraphicFramePr>
+            <a:graphic xmlns:a="http://schemas.openxmlformats.org/drawingml/2006/main">
+              <a:graphicData uri="http://schemas.openxmlformats.org/drawingml/2006/picture">
+                <pic:pic xmlns:pic="http://schemas.openxmlformats.org/drawingml/2006/picture">
+                  <pic:nvPicPr>
+                    <pic:cNvPr id="839058113" name=""/>
+                    <pic:cNvPicPr/>
+                  </pic:nvPicPr>
+                  <pic:blipFill>
+                    <a:blip r:embed="rId34"/>
+                    <a:stretch>
+                      <a:fillRect/>
+                    </a:stretch>
+                  </pic:blipFill>
+                  <pic:spPr>
+                    <a:xfrm>
+                      <a:off x="0" y="0"/>
+                      <a:ext cx="5760720" cy="1367155"/>
+                    </a:xfrm>
+                    <a:prstGeom prst="rect">
+                      <a:avLst/>
+                    </a:prstGeom>
+                  </pic:spPr>
+                </pic:pic>
+              </a:graphicData>
+            </a:graphic>
+          </wp:inline>
+        </w:drawing>
+      </w:r>
+    </w:p>
+    <w:p>
+      <w:r>
+        <w:rPr>
+          <w:noProof/>
+        </w:rPr>
+        <w:lastRenderedPageBreak/>
+        <w:drawing>
+          <wp:inline distT="0" distB="0" distL="0" distR="0" wp14:anchorId="562C3636" wp14:editId="49952778">
+            <wp:extent cx="5760720" cy="1356360"/>
+            <wp:effectExtent l="0" t="0" r="0" b="0"/>
+            <wp:docPr id="1395654666" name="Kép 1"/>
+            <wp:cNvGraphicFramePr>
+              <a:graphicFrameLocks xmlns:a="http://schemas.openxmlformats.org/drawingml/2006/main" noChangeAspect="1"/>
+            </wp:cNvGraphicFramePr>
+            <a:graphic xmlns:a="http://schemas.openxmlformats.org/drawingml/2006/main">
+              <a:graphicData uri="http://schemas.openxmlformats.org/drawingml/2006/picture">
+                <pic:pic xmlns:pic="http://schemas.openxmlformats.org/drawingml/2006/picture">
+                  <pic:nvPicPr>
+                    <pic:cNvPr id="1395654666" name=""/>
+                    <pic:cNvPicPr/>
+                  </pic:nvPicPr>
+                  <pic:blipFill>
+                    <a:blip r:embed="rId35"/>
+                    <a:stretch>
+                      <a:fillRect/>
+                    </a:stretch>
+                  </pic:blipFill>
+                  <pic:spPr>
+                    <a:xfrm>
+                      <a:off x="0" y="0"/>
+                      <a:ext cx="5760720" cy="1356360"/>
+                    </a:xfrm>
+                    <a:prstGeom prst="rect">
+                      <a:avLst/>
+                    </a:prstGeom>
+                  </pic:spPr>
+                </pic:pic>
+              </a:graphicData>
+            </a:graphic>
+          </wp:inline>
+        </w:drawing>
+      </w:r>
+    </w:p>
+    <w:p>
+      <w:pPr>
+        <w:pStyle w:val="Cmsor1"/>
+      </w:pPr>
+      <w:bookmarkStart w:id="7" w:name="_Toc223982353"/>
+      <w:r>
+        <w:t>ER modell</w:t>
+      </w:r>
+      <w:r>
+        <w:t xml:space="preserve"> – definíciók alapján</w:t>
+      </w:r>
+      <w:bookmarkEnd w:id="7"/>
+    </w:p>
+    <w:p>
+      <w:pPr>
+        <w:pStyle w:val="Listaszerbekezds"/>
+        <w:numPr>
+          <w:ilvl w:val="0"/>
+          <w:numId w:val="2"/>
+        </w:numPr>
+      </w:pPr>
+      <w:r>
+        <w:t>Készítsen egy olyan ER modellt, melyben az A nevű egyednek B a kulcstulajdonsága, C egy normál tulajdonsága, D pedig összetett tulajdonsága (D1, D2, D3).</w:t>
+      </w:r>
+    </w:p>
+    <w:p>
+      <w:pPr>
+        <w:pStyle w:val="Listaszerbekezds"/>
+        <w:numPr>
+          <w:ilvl w:val="0"/>
+          <w:numId w:val="2"/>
+        </w:numPr>
+      </w:pPr>
+      <w:r>
+        <w:t>Az E nevű egyednek F a kulcstulajdonsága, G és H normál tulajdonságok, I pedig többértékű tulajdonság.</w:t>
+      </w:r>
+    </w:p>
+    <w:p>
+      <w:pPr>
+        <w:pStyle w:val="Listaszerbekezds"/>
+        <w:numPr>
+          <w:ilvl w:val="0"/>
+          <w:numId w:val="2"/>
+        </w:numPr>
+      </w:pPr>
+      <w:r>
+        <w:t>Egy A egyedhez több E egyed is tartozhat, de egy E egyedhez csak egy A egyed. A kapcsolatnak J egy normál, és K egy származtatott tulajdonsága.</w:t>
+      </w:r>
+    </w:p>
+    <w:p>
+      <w:r>
+        <w:rPr>
+          <w:rFonts w:cs="Times New Roman"/>
+          <w:noProof/>
+        </w:rPr>
+        <w:drawing>
+          <wp:inline distT="0" distB="0" distL="0" distR="0" wp14:anchorId="07B2CA00" wp14:editId="5FE3513E">
             <wp:extent cx="5760720" cy="3150235"/>
             <wp:effectExtent l="0" t="0" r="0" b="0"/>
             <wp:docPr id="1111251775" name="Kép 1" descr="A képen képernyőkép, kör, diagram, tervezés látható&#10;&#10;Előfordulhat, hogy az AI által létrehozott tartalom helytelen."/>
@@ -631,7 +3870,7 @@
                     <pic:cNvPicPr/>
                   </pic:nvPicPr>
                   <pic:blipFill>
-                    <a:blip r:embed="rId10"/>
+                    <a:blip r:embed="rId36"/>
                     <a:stretch>
                       <a:fillRect/>
                     </a:stretch>
@@ -654,40 +3893,544 @@
     </w:p>
     <w:p>
       <w:pPr>
-        <w:rPr>
-          <w:rFonts w:ascii="Times New Roman" w:hAnsi="Times New Roman" w:cs="Times New Roman"/>
-        </w:rPr>
-      </w:pPr>
-    </w:p>
-    <w:p>
-      <w:pPr>
-        <w:rPr>
-          <w:rFonts w:ascii="Times New Roman" w:hAnsi="Times New Roman" w:cs="Times New Roman"/>
-        </w:rPr>
-      </w:pPr>
-    </w:p>
-    <w:p>
-      <w:pPr>
-        <w:rPr>
-          <w:rFonts w:ascii="Times New Roman" w:hAnsi="Times New Roman" w:cs="Times New Roman"/>
-        </w:rPr>
-      </w:pPr>
-    </w:p>
-    <w:p>
-      <w:pPr>
-        <w:rPr>
-          <w:rFonts w:ascii="Times New Roman" w:hAnsi="Times New Roman" w:cs="Times New Roman"/>
-        </w:rPr>
-      </w:pPr>
+        <w:spacing w:after="160" w:line="278" w:lineRule="auto"/>
+        <w:jc w:val="left"/>
+        <w:rPr>
+          <w:rFonts w:eastAsiaTheme="majorEastAsia" w:cstheme="majorBidi"/>
+          <w:b/>
+          <w:sz w:val="36"/>
+          <w:szCs w:val="40"/>
+        </w:rPr>
+      </w:pPr>
+      <w:r>
+        <w:br w:type="page"/>
+      </w:r>
+    </w:p>
+    <w:p>
+      <w:pPr>
+        <w:pStyle w:val="Cmsor1"/>
+      </w:pPr>
+      <w:bookmarkStart w:id="8" w:name="_Toc223982354"/>
+      <w:r>
+        <w:lastRenderedPageBreak/>
+        <w:t xml:space="preserve">ER modell – szabadon </w:t>
+      </w:r>
+      <w:r>
+        <w:t>meghatározható elemekkel</w:t>
+      </w:r>
+      <w:bookmarkEnd w:id="8"/>
+    </w:p>
+    <w:p>
+      <w:r>
+        <w:t>Készítsen ER modellt, ahol a kapcsolat tulajdonságokkal rendelkezik.</w:t>
+      </w:r>
+    </w:p>
+    <w:p>
+      <w:r>
+        <w:t xml:space="preserve">Az </w:t>
+      </w:r>
+      <w:proofErr w:type="spellStart"/>
+      <w:r>
+        <w:t>egyedekhez</w:t>
+      </w:r>
+      <w:proofErr w:type="spellEnd"/>
+      <w:r>
+        <w:t xml:space="preserve"> rendeljen tulajdonságokat, ahol az </w:t>
+      </w:r>
+      <w:proofErr w:type="spellStart"/>
+      <w:r>
+        <w:t>egyedek</w:t>
+      </w:r>
+      <w:proofErr w:type="spellEnd"/>
+      <w:r>
+        <w:t xml:space="preserve"> közötti kapcsolat: N:M kapcsolatba (pl. tanfolyam-résztvevő).</w:t>
+      </w:r>
+    </w:p>
+    <w:p>
+      <w:r>
+        <w:rPr>
+          <w:noProof/>
+        </w:rPr>
+        <w:drawing>
+          <wp:inline distT="0" distB="0" distL="0" distR="0" wp14:anchorId="20D534CF" wp14:editId="05ECC701">
+            <wp:extent cx="5760720" cy="2460625"/>
+            <wp:effectExtent l="0" t="0" r="0" b="0"/>
+            <wp:docPr id="1355470639" name="Kép 1"/>
+            <wp:cNvGraphicFramePr>
+              <a:graphicFrameLocks xmlns:a="http://schemas.openxmlformats.org/drawingml/2006/main" noChangeAspect="1"/>
+            </wp:cNvGraphicFramePr>
+            <a:graphic xmlns:a="http://schemas.openxmlformats.org/drawingml/2006/main">
+              <a:graphicData uri="http://schemas.openxmlformats.org/drawingml/2006/picture">
+                <pic:pic xmlns:pic="http://schemas.openxmlformats.org/drawingml/2006/picture">
+                  <pic:nvPicPr>
+                    <pic:cNvPr id="1355470639" name=""/>
+                    <pic:cNvPicPr/>
+                  </pic:nvPicPr>
+                  <pic:blipFill>
+                    <a:blip r:embed="rId37"/>
+                    <a:stretch>
+                      <a:fillRect/>
+                    </a:stretch>
+                  </pic:blipFill>
+                  <pic:spPr>
+                    <a:xfrm>
+                      <a:off x="0" y="0"/>
+                      <a:ext cx="5760720" cy="2460625"/>
+                    </a:xfrm>
+                    <a:prstGeom prst="rect">
+                      <a:avLst/>
+                    </a:prstGeom>
+                  </pic:spPr>
+                </pic:pic>
+              </a:graphicData>
+            </a:graphic>
+          </wp:inline>
+        </w:drawing>
+      </w:r>
+    </w:p>
+    <w:p>
+      <w:pPr>
+        <w:spacing w:after="160" w:line="278" w:lineRule="auto"/>
+        <w:jc w:val="left"/>
+      </w:pPr>
+      <w:r>
+        <w:br w:type="page"/>
+      </w:r>
+    </w:p>
+    <w:p>
+      <w:pPr>
+        <w:pStyle w:val="Cmsor1"/>
+      </w:pPr>
+      <w:bookmarkStart w:id="9" w:name="_Toc223982355"/>
+      <w:r>
+        <w:lastRenderedPageBreak/>
+        <w:t xml:space="preserve">ER modell – </w:t>
+      </w:r>
+      <w:r>
+        <w:t>Tanszék, Oktató, Tantárgy</w:t>
+      </w:r>
+      <w:bookmarkEnd w:id="9"/>
+    </w:p>
+    <w:p>
+      <w:r>
+        <w:t xml:space="preserve">Készítsen az ER modell, ahol adottak a következő </w:t>
+      </w:r>
+      <w:proofErr w:type="spellStart"/>
+      <w:r>
+        <w:t>egyedek</w:t>
+      </w:r>
+      <w:proofErr w:type="spellEnd"/>
+      <w:r>
+        <w:t>, hozzá tartozó tulajdonságok és kapcsolatok és tulajdonságok.</w:t>
+      </w:r>
+    </w:p>
+    <w:p>
+      <w:r>
+        <w:t>Az ER modellben 3 egyed vesz részt: Tanszék, Oktató és Tantárgy.</w:t>
+      </w:r>
+    </w:p>
+    <w:p>
+      <w:r>
+        <w:t>A Tanszék (kód, név, kar), Oktató (</w:t>
+      </w:r>
+      <w:proofErr w:type="spellStart"/>
+      <w:r>
+        <w:t>neptunkód</w:t>
+      </w:r>
+      <w:proofErr w:type="spellEnd"/>
+      <w:r>
+        <w:t>, név, beosztás) és a Tantárgy (</w:t>
+      </w:r>
+      <w:proofErr w:type="spellStart"/>
+      <w:r>
+        <w:t>neptunkód</w:t>
+      </w:r>
+      <w:proofErr w:type="spellEnd"/>
+      <w:r>
+        <w:t>, név, kredit, lezárás módja) a Kapcsolat (tanév/félév)</w:t>
+      </w:r>
+    </w:p>
+    <w:p>
+      <w:r>
+        <w:t xml:space="preserve">Tanszék – Oktató: </w:t>
+      </w:r>
+      <w:proofErr w:type="gramStart"/>
+      <w:r>
+        <w:t>1:N</w:t>
+      </w:r>
+      <w:proofErr w:type="gramEnd"/>
+      <w:r>
+        <w:t>; Oktató – Tantárgy: N:M</w:t>
+      </w:r>
+    </w:p>
+    <w:p/>
+    <w:p>
+      <w:r>
+        <w:rPr>
+          <w:noProof/>
+        </w:rPr>
+        <w:drawing>
+          <wp:inline distT="0" distB="0" distL="0" distR="0" wp14:anchorId="07C68E14" wp14:editId="001502EB">
+            <wp:extent cx="5760720" cy="4470400"/>
+            <wp:effectExtent l="0" t="0" r="0" b="6350"/>
+            <wp:docPr id="1554237047" name="Kép 1"/>
+            <wp:cNvGraphicFramePr>
+              <a:graphicFrameLocks xmlns:a="http://schemas.openxmlformats.org/drawingml/2006/main" noChangeAspect="1"/>
+            </wp:cNvGraphicFramePr>
+            <a:graphic xmlns:a="http://schemas.openxmlformats.org/drawingml/2006/main">
+              <a:graphicData uri="http://schemas.openxmlformats.org/drawingml/2006/picture">
+                <pic:pic xmlns:pic="http://schemas.openxmlformats.org/drawingml/2006/picture">
+                  <pic:nvPicPr>
+                    <pic:cNvPr id="1554237047" name=""/>
+                    <pic:cNvPicPr/>
+                  </pic:nvPicPr>
+                  <pic:blipFill>
+                    <a:blip r:embed="rId38"/>
+                    <a:stretch>
+                      <a:fillRect/>
+                    </a:stretch>
+                  </pic:blipFill>
+                  <pic:spPr>
+                    <a:xfrm>
+                      <a:off x="0" y="0"/>
+                      <a:ext cx="5760720" cy="4470400"/>
+                    </a:xfrm>
+                    <a:prstGeom prst="rect">
+                      <a:avLst/>
+                    </a:prstGeom>
+                  </pic:spPr>
+                </pic:pic>
+              </a:graphicData>
+            </a:graphic>
+          </wp:inline>
+        </w:drawing>
+      </w:r>
+    </w:p>
+    <w:p/>
+    <w:p/>
+    <w:p/>
+    <w:p>
+      <w:pPr>
+        <w:tabs>
+          <w:tab w:val="center" w:pos="6804"/>
+        </w:tabs>
+      </w:pPr>
+      <w:r>
+        <w:tab/>
+      </w:r>
+      <w:r>
+        <w:t>Koncz József</w:t>
+      </w:r>
+    </w:p>
+    <w:p>
+      <w:pPr>
+        <w:tabs>
+          <w:tab w:val="center" w:pos="6804"/>
+        </w:tabs>
+      </w:pPr>
+      <w:r>
+        <w:tab/>
+      </w:r>
+      <w:r>
+        <w:t xml:space="preserve">Programtervező Informatikus, </w:t>
+      </w:r>
+      <w:proofErr w:type="spellStart"/>
+      <w:r>
+        <w:t>BSc</w:t>
+      </w:r>
+      <w:proofErr w:type="spellEnd"/>
+      <w:r>
+        <w:t>, hallgató</w:t>
+      </w:r>
     </w:p>
     <w:sectPr>
+      <w:footerReference w:type="default" r:id="rId39"/>
       <w:pgSz w:w="11906" w:h="16838"/>
-      <w:pgMar w:top="1417" w:right="1417" w:bottom="1417" w:left="1417" w:header="708" w:footer="708" w:gutter="0"/>
+      <w:pgMar w:top="1417" w:right="1417" w:bottom="1417" w:left="1417" w:header="709" w:footer="709" w:gutter="0"/>
       <w:cols w:space="708"/>
+      <w:titlePg/>
       <w:docGrid w:linePitch="360"/>
     </w:sectPr>
   </w:body>
 </w:document>
+</file>
+
+<file path=word/endnotes.xml><?xml version="1.0" encoding="utf-8"?>
+<w:endnotes xmlns:wpc="http://schemas.microsoft.com/office/word/2010/wordprocessingCanvas" xmlns:cx="http://schemas.microsoft.com/office/drawing/2014/chartex" xmlns:cx1="http://schemas.microsoft.com/office/drawing/2015/9/8/chartex" xmlns:cx2="http://schemas.microsoft.com/office/drawing/2015/10/21/chartex" xmlns:cx3="http://schemas.microsoft.com/office/drawing/2016/5/9/chartex" xmlns:cx4="http://schemas.microsoft.com/office/drawing/2016/5/10/chartex" xmlns:cx5="http://schemas.microsoft.com/office/drawing/2016/5/11/chartex" xmlns:cx6="http://schemas.microsoft.com/office/drawing/2016/5/12/chartex" xmlns:cx7="http://schemas.microsoft.com/office/drawing/2016/5/13/chartex" xmlns:cx8="http://schemas.microsoft.com/office/drawing/2016/5/14/chartex" xmlns:mc="http://schemas.openxmlformats.org/markup-compatibility/2006" xmlns:aink="http://schemas.microsoft.com/office/drawing/2016/ink" xmlns:am3d="http://schemas.microsoft.com/office/drawing/2017/model3d" xmlns:o="urn:schemas-microsoft-com:office:office" xmlns:oel="http://schemas.microsoft.com/office/2019/extlst" xmlns:r="http://schemas.openxmlformats.org/officeDocument/2006/relationships" xmlns:m="http://schemas.openxmlformats.org/officeDocument/2006/math" xmlns:v="urn:schemas-microsoft-com:vml" xmlns:wp14="http://schemas.microsoft.com/office/word/2010/wordprocessingDrawing" xmlns:wp="http://schemas.openxmlformats.org/drawingml/2006/wordprocessingDrawing" xmlns:w10="urn:schemas-microsoft-com:office:word" xmlns:w="http://schemas.openxmlformats.org/wordprocessingml/2006/main" xmlns:w14="http://schemas.microsoft.com/office/word/2010/wordml" xmlns:w15="http://schemas.microsoft.com/office/word/2012/wordml" xmlns:w16cex="http://schemas.microsoft.com/office/word/2018/wordml/cex" xmlns:w16cid="http://schemas.microsoft.com/office/word/2016/wordml/cid" xmlns:w16="http://schemas.microsoft.com/office/word/2018/wordml" xmlns:w16du="http://schemas.microsoft.com/office/word/2023/wordml/word16du" xmlns:w16sdtdh="http://schemas.microsoft.com/office/word/2020/wordml/sdtdatahash" xmlns:w16sdtfl="http://schemas.microsoft.com/office/word/2024/wordml/sdtformatlock" xmlns:w16se="http://schemas.microsoft.com/office/word/2015/wordml/symex" xmlns:wpg="http://schemas.microsoft.com/office/word/2010/wordprocessingGroup" xmlns:wpi="http://schemas.microsoft.com/office/word/2010/wordprocessingInk" xmlns:wne="http://schemas.microsoft.com/office/word/2006/wordml" xmlns:wps="http://schemas.microsoft.com/office/word/2010/wordprocessingShape" mc:Ignorable="w14 w15 w16se w16cid w16 w16cex w16sdtdh w16sdtfl w16du wp14">
+  <w:endnote w:type="separator" w:id="-1">
+    <w:p>
+      <w:pPr>
+        <w:spacing w:line="240" w:lineRule="auto"/>
+      </w:pPr>
+      <w:r>
+        <w:separator/>
+      </w:r>
+    </w:p>
+  </w:endnote>
+  <w:endnote w:type="continuationSeparator" w:id="0">
+    <w:p>
+      <w:pPr>
+        <w:spacing w:line="240" w:lineRule="auto"/>
+      </w:pPr>
+      <w:r>
+        <w:continuationSeparator/>
+      </w:r>
+    </w:p>
+  </w:endnote>
+</w:endnotes>
+</file>
+
+<file path=word/footer1.xml><?xml version="1.0" encoding="utf-8"?>
+<w:ftr xmlns:wpc="http://schemas.microsoft.com/office/word/2010/wordprocessingCanvas" xmlns:cx="http://schemas.microsoft.com/office/drawing/2014/chartex" xmlns:cx1="http://schemas.microsoft.com/office/drawing/2015/9/8/chartex" xmlns:cx2="http://schemas.microsoft.com/office/drawing/2015/10/21/chartex" xmlns:cx3="http://schemas.microsoft.com/office/drawing/2016/5/9/chartex" xmlns:cx4="http://schemas.microsoft.com/office/drawing/2016/5/10/chartex" xmlns:cx5="http://schemas.microsoft.com/office/drawing/2016/5/11/chartex" xmlns:cx6="http://schemas.microsoft.com/office/drawing/2016/5/12/chartex" xmlns:cx7="http://schemas.microsoft.com/office/drawing/2016/5/13/chartex" xmlns:cx8="http://schemas.microsoft.com/office/drawing/2016/5/14/chartex" xmlns:mc="http://schemas.openxmlformats.org/markup-compatibility/2006" xmlns:aink="http://schemas.microsoft.com/office/drawing/2016/ink" xmlns:am3d="http://schemas.microsoft.com/office/drawing/2017/model3d" xmlns:o="urn:schemas-microsoft-com:office:office" xmlns:oel="http://schemas.microsoft.com/office/2019/extlst" xmlns:r="http://schemas.openxmlformats.org/officeDocument/2006/relationships" xmlns:m="http://schemas.openxmlformats.org/officeDocument/2006/math" xmlns:v="urn:schemas-microsoft-com:vml" xmlns:wp14="http://schemas.microsoft.com/office/word/2010/wordprocessingDrawing" xmlns:wp="http://schemas.openxmlformats.org/drawingml/2006/wordprocessingDrawing" xmlns:w10="urn:schemas-microsoft-com:office:word" xmlns:w="http://schemas.openxmlformats.org/wordprocessingml/2006/main" xmlns:w14="http://schemas.microsoft.com/office/word/2010/wordml" xmlns:w15="http://schemas.microsoft.com/office/word/2012/wordml" xmlns:w16cex="http://schemas.microsoft.com/office/word/2018/wordml/cex" xmlns:w16cid="http://schemas.microsoft.com/office/word/2016/wordml/cid" xmlns:w16="http://schemas.microsoft.com/office/word/2018/wordml" xmlns:w16du="http://schemas.microsoft.com/office/word/2023/wordml/word16du" xmlns:w16sdtdh="http://schemas.microsoft.com/office/word/2020/wordml/sdtdatahash" xmlns:w16sdtfl="http://schemas.microsoft.com/office/word/2024/wordml/sdtformatlock" xmlns:w16se="http://schemas.microsoft.com/office/word/2015/wordml/symex" xmlns:wpg="http://schemas.microsoft.com/office/word/2010/wordprocessingGroup" xmlns:wpi="http://schemas.microsoft.com/office/word/2010/wordprocessingInk" xmlns:wne="http://schemas.microsoft.com/office/word/2006/wordml" xmlns:wps="http://schemas.microsoft.com/office/word/2010/wordprocessingShape" mc:Ignorable="w14 w15 w16se w16cid w16 w16cex w16sdtdh w16sdtfl w16du wp14">
+  <w:sdt>
+    <w:sdtPr>
+      <w:id w:val="-91562353"/>
+      <w:docPartObj>
+        <w:docPartGallery w:val="Page Numbers (Bottom of Page)"/>
+        <w:docPartUnique/>
+      </w:docPartObj>
+    </w:sdtPr>
+    <w:sdtContent>
+      <w:p>
+        <w:pPr>
+          <w:pStyle w:val="llb"/>
+          <w:jc w:val="center"/>
+        </w:pPr>
+        <w:r>
+          <w:fldChar w:fldCharType="begin"/>
+        </w:r>
+        <w:r>
+          <w:instrText>PAGE   \* MERGEFORMAT</w:instrText>
+        </w:r>
+        <w:r>
+          <w:fldChar w:fldCharType="separate"/>
+        </w:r>
+        <w:r>
+          <w:t>2</w:t>
+        </w:r>
+        <w:r>
+          <w:fldChar w:fldCharType="end"/>
+        </w:r>
+      </w:p>
+    </w:sdtContent>
+  </w:sdt>
+  <w:p>
+    <w:pPr>
+      <w:pStyle w:val="llb"/>
+    </w:pPr>
+  </w:p>
+</w:ftr>
+</file>
+
+<file path=word/footnotes.xml><?xml version="1.0" encoding="utf-8"?>
+<w:footnotes xmlns:wpc="http://schemas.microsoft.com/office/word/2010/wordprocessingCanvas" xmlns:cx="http://schemas.microsoft.com/office/drawing/2014/chartex" xmlns:cx1="http://schemas.microsoft.com/office/drawing/2015/9/8/chartex" xmlns:cx2="http://schemas.microsoft.com/office/drawing/2015/10/21/chartex" xmlns:cx3="http://schemas.microsoft.com/office/drawing/2016/5/9/chartex" xmlns:cx4="http://schemas.microsoft.com/office/drawing/2016/5/10/chartex" xmlns:cx5="http://schemas.microsoft.com/office/drawing/2016/5/11/chartex" xmlns:cx6="http://schemas.microsoft.com/office/drawing/2016/5/12/chartex" xmlns:cx7="http://schemas.microsoft.com/office/drawing/2016/5/13/chartex" xmlns:cx8="http://schemas.microsoft.com/office/drawing/2016/5/14/chartex" xmlns:mc="http://schemas.openxmlformats.org/markup-compatibility/2006" xmlns:aink="http://schemas.microsoft.com/office/drawing/2016/ink" xmlns:am3d="http://schemas.microsoft.com/office/drawing/2017/model3d" xmlns:o="urn:schemas-microsoft-com:office:office" xmlns:oel="http://schemas.microsoft.com/office/2019/extlst" xmlns:r="http://schemas.openxmlformats.org/officeDocument/2006/relationships" xmlns:m="http://schemas.openxmlformats.org/officeDocument/2006/math" xmlns:v="urn:schemas-microsoft-com:vml" xmlns:wp14="http://schemas.microsoft.com/office/word/2010/wordprocessingDrawing" xmlns:wp="http://schemas.openxmlformats.org/drawingml/2006/wordprocessingDrawing" xmlns:w10="urn:schemas-microsoft-com:office:word" xmlns:w="http://schemas.openxmlformats.org/wordprocessingml/2006/main" xmlns:w14="http://schemas.microsoft.com/office/word/2010/wordml" xmlns:w15="http://schemas.microsoft.com/office/word/2012/wordml" xmlns:w16cex="http://schemas.microsoft.com/office/word/2018/wordml/cex" xmlns:w16cid="http://schemas.microsoft.com/office/word/2016/wordml/cid" xmlns:w16="http://schemas.microsoft.com/office/word/2018/wordml" xmlns:w16du="http://schemas.microsoft.com/office/word/2023/wordml/word16du" xmlns:w16sdtdh="http://schemas.microsoft.com/office/word/2020/wordml/sdtdatahash" xmlns:w16sdtfl="http://schemas.microsoft.com/office/word/2024/wordml/sdtformatlock" xmlns:w16se="http://schemas.microsoft.com/office/word/2015/wordml/symex" xmlns:wpg="http://schemas.microsoft.com/office/word/2010/wordprocessingGroup" xmlns:wpi="http://schemas.microsoft.com/office/word/2010/wordprocessingInk" xmlns:wne="http://schemas.microsoft.com/office/word/2006/wordml" xmlns:wps="http://schemas.microsoft.com/office/word/2010/wordprocessingShape" mc:Ignorable="w14 w15 w16se w16cid w16 w16cex w16sdtdh w16sdtfl w16du wp14">
+  <w:footnote w:type="separator" w:id="-1">
+    <w:p>
+      <w:pPr>
+        <w:spacing w:line="240" w:lineRule="auto"/>
+      </w:pPr>
+      <w:r>
+        <w:separator/>
+      </w:r>
+    </w:p>
+  </w:footnote>
+  <w:footnote w:type="continuationSeparator" w:id="0">
+    <w:p>
+      <w:pPr>
+        <w:spacing w:line="240" w:lineRule="auto"/>
+      </w:pPr>
+      <w:r>
+        <w:continuationSeparator/>
+      </w:r>
+    </w:p>
+  </w:footnote>
+</w:footnotes>
+</file>
+
+<file path=word/numbering.xml><?xml version="1.0" encoding="utf-8"?>
+<w:numbering xmlns:wpc="http://schemas.microsoft.com/office/word/2010/wordprocessingCanvas" xmlns:cx="http://schemas.microsoft.com/office/drawing/2014/chartex" xmlns:cx1="http://schemas.microsoft.com/office/drawing/2015/9/8/chartex" xmlns:cx2="http://schemas.microsoft.com/office/drawing/2015/10/21/chartex" xmlns:cx3="http://schemas.microsoft.com/office/drawing/2016/5/9/chartex" xmlns:cx4="http://schemas.microsoft.com/office/drawing/2016/5/10/chartex" xmlns:cx5="http://schemas.microsoft.com/office/drawing/2016/5/11/chartex" xmlns:cx6="http://schemas.microsoft.com/office/drawing/2016/5/12/chartex" xmlns:cx7="http://schemas.microsoft.com/office/drawing/2016/5/13/chartex" xmlns:cx8="http://schemas.microsoft.com/office/drawing/2016/5/14/chartex" xmlns:mc="http://schemas.openxmlformats.org/markup-compatibility/2006" xmlns:aink="http://schemas.microsoft.com/office/drawing/2016/ink" xmlns:am3d="http://schemas.microsoft.com/office/drawing/2017/model3d" xmlns:o="urn:schemas-microsoft-com:office:office" xmlns:oel="http://schemas.microsoft.com/office/2019/extlst" xmlns:r="http://schemas.openxmlformats.org/officeDocument/2006/relationships" xmlns:m="http://schemas.openxmlformats.org/officeDocument/2006/math" xmlns:v="urn:schemas-microsoft-com:vml" xmlns:wp14="http://schemas.microsoft.com/office/word/2010/wordprocessingDrawing" xmlns:wp="http://schemas.openxmlformats.org/drawingml/2006/wordprocessingDrawing" xmlns:w10="urn:schemas-microsoft-com:office:word" xmlns:w="http://schemas.openxmlformats.org/wordprocessingml/2006/main" xmlns:w14="http://schemas.microsoft.com/office/word/2010/wordml" xmlns:w15="http://schemas.microsoft.com/office/word/2012/wordml" xmlns:w16cex="http://schemas.microsoft.com/office/word/2018/wordml/cex" xmlns:w16cid="http://schemas.microsoft.com/office/word/2016/wordml/cid" xmlns:w16="http://schemas.microsoft.com/office/word/2018/wordml" xmlns:w16du="http://schemas.microsoft.com/office/word/2023/wordml/word16du" xmlns:w16sdtdh="http://schemas.microsoft.com/office/word/2020/wordml/sdtdatahash" xmlns:w16sdtfl="http://schemas.microsoft.com/office/word/2024/wordml/sdtformatlock" xmlns:w16se="http://schemas.microsoft.com/office/word/2015/wordml/symex" xmlns:wpg="http://schemas.microsoft.com/office/word/2010/wordprocessingGroup" xmlns:wpi="http://schemas.microsoft.com/office/word/2010/wordprocessingInk" xmlns:wne="http://schemas.microsoft.com/office/word/2006/wordml" xmlns:wps="http://schemas.microsoft.com/office/word/2010/wordprocessingShape" mc:Ignorable="w14 w15 w16se w16cid w16 w16cex w16sdtdh w16sdtfl w16du wp14">
+  <w:abstractNum w:abstractNumId="0" w15:restartNumberingAfterBreak="0">
+    <w:nsid w:val="2D6B1353"/>
+    <w:multiLevelType w:val="hybridMultilevel"/>
+    <w:tmpl w:val="1714CB08"/>
+    <w:lvl w:ilvl="0" w:tplc="040E0017">
+      <w:start w:val="1"/>
+      <w:numFmt w:val="lowerLetter"/>
+      <w:lvlText w:val="%1)"/>
+      <w:lvlJc w:val="left"/>
+      <w:pPr>
+        <w:ind w:left="720" w:hanging="360"/>
+      </w:pPr>
+    </w:lvl>
+    <w:lvl w:ilvl="1" w:tplc="040E0019" w:tentative="1">
+      <w:start w:val="1"/>
+      <w:numFmt w:val="lowerLetter"/>
+      <w:lvlText w:val="%2."/>
+      <w:lvlJc w:val="left"/>
+      <w:pPr>
+        <w:ind w:left="1440" w:hanging="360"/>
+      </w:pPr>
+    </w:lvl>
+    <w:lvl w:ilvl="2" w:tplc="040E001B" w:tentative="1">
+      <w:start w:val="1"/>
+      <w:numFmt w:val="lowerRoman"/>
+      <w:lvlText w:val="%3."/>
+      <w:lvlJc w:val="right"/>
+      <w:pPr>
+        <w:ind w:left="2160" w:hanging="180"/>
+      </w:pPr>
+    </w:lvl>
+    <w:lvl w:ilvl="3" w:tplc="040E000F" w:tentative="1">
+      <w:start w:val="1"/>
+      <w:numFmt w:val="decimal"/>
+      <w:lvlText w:val="%4."/>
+      <w:lvlJc w:val="left"/>
+      <w:pPr>
+        <w:ind w:left="2880" w:hanging="360"/>
+      </w:pPr>
+    </w:lvl>
+    <w:lvl w:ilvl="4" w:tplc="040E0019" w:tentative="1">
+      <w:start w:val="1"/>
+      <w:numFmt w:val="lowerLetter"/>
+      <w:lvlText w:val="%5."/>
+      <w:lvlJc w:val="left"/>
+      <w:pPr>
+        <w:ind w:left="3600" w:hanging="360"/>
+      </w:pPr>
+    </w:lvl>
+    <w:lvl w:ilvl="5" w:tplc="040E001B" w:tentative="1">
+      <w:start w:val="1"/>
+      <w:numFmt w:val="lowerRoman"/>
+      <w:lvlText w:val="%6."/>
+      <w:lvlJc w:val="right"/>
+      <w:pPr>
+        <w:ind w:left="4320" w:hanging="180"/>
+      </w:pPr>
+    </w:lvl>
+    <w:lvl w:ilvl="6" w:tplc="040E000F" w:tentative="1">
+      <w:start w:val="1"/>
+      <w:numFmt w:val="decimal"/>
+      <w:lvlText w:val="%7."/>
+      <w:lvlJc w:val="left"/>
+      <w:pPr>
+        <w:ind w:left="5040" w:hanging="360"/>
+      </w:pPr>
+    </w:lvl>
+    <w:lvl w:ilvl="7" w:tplc="040E0019" w:tentative="1">
+      <w:start w:val="1"/>
+      <w:numFmt w:val="lowerLetter"/>
+      <w:lvlText w:val="%8."/>
+      <w:lvlJc w:val="left"/>
+      <w:pPr>
+        <w:ind w:left="5760" w:hanging="360"/>
+      </w:pPr>
+    </w:lvl>
+    <w:lvl w:ilvl="8" w:tplc="040E001B" w:tentative="1">
+      <w:start w:val="1"/>
+      <w:numFmt w:val="lowerRoman"/>
+      <w:lvlText w:val="%9."/>
+      <w:lvlJc w:val="right"/>
+      <w:pPr>
+        <w:ind w:left="6480" w:hanging="180"/>
+      </w:pPr>
+    </w:lvl>
+  </w:abstractNum>
+  <w:abstractNum w:abstractNumId="1" w15:restartNumberingAfterBreak="0">
+    <w:nsid w:val="7D017001"/>
+    <w:multiLevelType w:val="multilevel"/>
+    <w:tmpl w:val="FDB48FE0"/>
+    <w:lvl w:ilvl="0">
+      <w:start w:val="1"/>
+      <w:numFmt w:val="decimal"/>
+      <w:pStyle w:val="Cmsor1"/>
+      <w:lvlText w:val="%1."/>
+      <w:lvlJc w:val="left"/>
+      <w:pPr>
+        <w:ind w:left="928" w:hanging="360"/>
+      </w:pPr>
+    </w:lvl>
+    <w:lvl w:ilvl="1">
+      <w:start w:val="1"/>
+      <w:numFmt w:val="decimal"/>
+      <w:pStyle w:val="Cmsor2"/>
+      <w:lvlText w:val="%1.%2."/>
+      <w:lvlJc w:val="left"/>
+      <w:pPr>
+        <w:ind w:left="792" w:hanging="432"/>
+      </w:pPr>
+    </w:lvl>
+    <w:lvl w:ilvl="2">
+      <w:start w:val="1"/>
+      <w:numFmt w:val="decimal"/>
+      <w:lvlText w:val="%1.%2.%3."/>
+      <w:lvlJc w:val="left"/>
+      <w:pPr>
+        <w:ind w:left="1224" w:hanging="504"/>
+      </w:pPr>
+    </w:lvl>
+    <w:lvl w:ilvl="3">
+      <w:start w:val="1"/>
+      <w:numFmt w:val="decimal"/>
+      <w:lvlText w:val="%1.%2.%3.%4."/>
+      <w:lvlJc w:val="left"/>
+      <w:pPr>
+        <w:ind w:left="1728" w:hanging="648"/>
+      </w:pPr>
+    </w:lvl>
+    <w:lvl w:ilvl="4">
+      <w:start w:val="1"/>
+      <w:numFmt w:val="decimal"/>
+      <w:lvlText w:val="%1.%2.%3.%4.%5."/>
+      <w:lvlJc w:val="left"/>
+      <w:pPr>
+        <w:ind w:left="2232" w:hanging="792"/>
+      </w:pPr>
+    </w:lvl>
+    <w:lvl w:ilvl="5">
+      <w:start w:val="1"/>
+      <w:numFmt w:val="decimal"/>
+      <w:lvlText w:val="%1.%2.%3.%4.%5.%6."/>
+      <w:lvlJc w:val="left"/>
+      <w:pPr>
+        <w:ind w:left="2736" w:hanging="936"/>
+      </w:pPr>
+    </w:lvl>
+    <w:lvl w:ilvl="6">
+      <w:start w:val="1"/>
+      <w:numFmt w:val="decimal"/>
+      <w:lvlText w:val="%1.%2.%3.%4.%5.%6.%7."/>
+      <w:lvlJc w:val="left"/>
+      <w:pPr>
+        <w:ind w:left="3240" w:hanging="1080"/>
+      </w:pPr>
+    </w:lvl>
+    <w:lvl w:ilvl="7">
+      <w:start w:val="1"/>
+      <w:numFmt w:val="decimal"/>
+      <w:lvlText w:val="%1.%2.%3.%4.%5.%6.%7.%8."/>
+      <w:lvlJc w:val="left"/>
+      <w:pPr>
+        <w:ind w:left="3744" w:hanging="1224"/>
+      </w:pPr>
+    </w:lvl>
+    <w:lvl w:ilvl="8">
+      <w:start w:val="1"/>
+      <w:numFmt w:val="decimal"/>
+      <w:lvlText w:val="%1.%2.%3.%4.%5.%6.%7.%8.%9."/>
+      <w:lvlJc w:val="left"/>
+      <w:pPr>
+        <w:ind w:left="4320" w:hanging="1440"/>
+      </w:pPr>
+    </w:lvl>
+  </w:abstractNum>
+  <w:num w:numId="1" w16cid:durableId="863330309">
+    <w:abstractNumId w:val="1"/>
+  </w:num>
+  <w:num w:numId="2" w16cid:durableId="1924874852">
+    <w:abstractNumId w:val="0"/>
+  </w:num>
+  <w:numIdMacAtCleanup w:val="2"/>
+</w:numbering>
 </file>
 
 <file path=word/styles.xml><?xml version="1.0" encoding="utf-8"?>
@@ -1090,6 +4833,14 @@
   <w:style w:type="paragraph" w:default="1" w:styleId="Norml">
     <w:name w:val="Normal"/>
     <w:qFormat/>
+    <w:rsid w:val="008F5C19"/>
+    <w:pPr>
+      <w:spacing w:after="0" w:line="360" w:lineRule="auto"/>
+      <w:jc w:val="both"/>
+    </w:pPr>
+    <w:rPr>
+      <w:rFonts w:ascii="Times New Roman" w:hAnsi="Times New Roman"/>
+    </w:rPr>
   </w:style>
   <w:style w:type="paragraph" w:styleId="Cmsor1">
     <w:name w:val="heading 1"/>
@@ -1098,41 +4849,44 @@
     <w:link w:val="Cmsor1Char"/>
     <w:uiPriority w:val="9"/>
     <w:qFormat/>
-    <w:rsid w:val="002172F9"/>
+    <w:rsid w:val="00346B8C"/>
     <w:pPr>
       <w:keepNext/>
       <w:keepLines/>
-      <w:spacing w:before="360" w:after="80"/>
+      <w:numPr>
+        <w:numId w:val="1"/>
+      </w:numPr>
+      <w:spacing w:before="240" w:after="240"/>
+      <w:ind w:left="360"/>
+      <w:jc w:val="left"/>
       <w:outlineLvl w:val="0"/>
     </w:pPr>
     <w:rPr>
-      <w:rFonts w:asciiTheme="majorHAnsi" w:eastAsiaTheme="majorEastAsia" w:hAnsiTheme="majorHAnsi" w:cstheme="majorBidi"/>
-      <w:color w:val="0F4761" w:themeColor="accent1" w:themeShade="BF"/>
-      <w:sz w:val="40"/>
+      <w:rFonts w:eastAsiaTheme="majorEastAsia" w:cstheme="majorBidi"/>
+      <w:b/>
+      <w:sz w:val="36"/>
       <w:szCs w:val="40"/>
     </w:rPr>
   </w:style>
   <w:style w:type="paragraph" w:styleId="Cmsor2">
     <w:name w:val="heading 2"/>
-    <w:basedOn w:val="Norml"/>
+    <w:basedOn w:val="Cmsor1"/>
     <w:next w:val="Norml"/>
     <w:link w:val="Cmsor2Char"/>
     <w:uiPriority w:val="9"/>
-    <w:semiHidden/>
     <w:unhideWhenUsed/>
     <w:qFormat/>
-    <w:rsid w:val="002172F9"/>
+    <w:rsid w:val="00E14B2E"/>
     <w:pPr>
-      <w:keepNext/>
-      <w:keepLines/>
-      <w:spacing w:before="160" w:after="80"/>
+      <w:numPr>
+        <w:ilvl w:val="1"/>
+      </w:numPr>
+      <w:ind w:left="567" w:hanging="567"/>
       <w:outlineLvl w:val="1"/>
     </w:pPr>
     <w:rPr>
-      <w:rFonts w:asciiTheme="majorHAnsi" w:eastAsiaTheme="majorEastAsia" w:hAnsiTheme="majorHAnsi" w:cstheme="majorBidi"/>
-      <w:color w:val="0F4761" w:themeColor="accent1" w:themeShade="BF"/>
-      <w:sz w:val="32"/>
-      <w:szCs w:val="32"/>
+      <w:sz w:val="28"/>
+      <w:szCs w:val="24"/>
     </w:rPr>
   </w:style>
   <w:style w:type="paragraph" w:styleId="Cmsor3">
@@ -1141,20 +4895,17 @@
     <w:next w:val="Norml"/>
     <w:link w:val="Cmsor3Char"/>
     <w:uiPriority w:val="9"/>
-    <w:semiHidden/>
     <w:unhideWhenUsed/>
     <w:qFormat/>
-    <w:rsid w:val="002172F9"/>
+    <w:rsid w:val="00F70BBC"/>
     <w:pPr>
       <w:keepNext/>
-      <w:keepLines/>
-      <w:spacing w:before="160" w:after="80"/>
+      <w:spacing w:before="240" w:after="240"/>
       <w:outlineLvl w:val="2"/>
     </w:pPr>
     <w:rPr>
       <w:rFonts w:eastAsiaTheme="majorEastAsia" w:cstheme="majorBidi"/>
-      <w:color w:val="0F4761" w:themeColor="accent1" w:themeShade="BF"/>
-      <w:sz w:val="28"/>
+      <w:i/>
       <w:szCs w:val="28"/>
     </w:rPr>
   </w:style>
@@ -1164,10 +4915,9 @@
     <w:next w:val="Norml"/>
     <w:link w:val="Cmsor4Char"/>
     <w:uiPriority w:val="9"/>
-    <w:semiHidden/>
     <w:unhideWhenUsed/>
     <w:qFormat/>
-    <w:rsid w:val="002172F9"/>
+    <w:rsid w:val="00DC17A3"/>
     <w:pPr>
       <w:keepNext/>
       <w:keepLines/>
@@ -1176,9 +4926,8 @@
     </w:pPr>
     <w:rPr>
       <w:rFonts w:eastAsiaTheme="majorEastAsia" w:cstheme="majorBidi"/>
-      <w:i/>
       <w:iCs/>
-      <w:color w:val="0F4761" w:themeColor="accent1" w:themeShade="BF"/>
+      <w:u w:val="single"/>
     </w:rPr>
   </w:style>
   <w:style w:type="paragraph" w:styleId="Cmsor5">
@@ -1190,7 +4939,7 @@
     <w:semiHidden/>
     <w:unhideWhenUsed/>
     <w:qFormat/>
-    <w:rsid w:val="002172F9"/>
+    <w:rsid w:val="00C87933"/>
     <w:pPr>
       <w:keepNext/>
       <w:keepLines/>
@@ -1211,11 +4960,11 @@
     <w:semiHidden/>
     <w:unhideWhenUsed/>
     <w:qFormat/>
-    <w:rsid w:val="002172F9"/>
+    <w:rsid w:val="00C87933"/>
     <w:pPr>
       <w:keepNext/>
       <w:keepLines/>
-      <w:spacing w:before="40" w:after="0"/>
+      <w:spacing w:before="40"/>
       <w:outlineLvl w:val="5"/>
     </w:pPr>
     <w:rPr>
@@ -1234,11 +4983,11 @@
     <w:semiHidden/>
     <w:unhideWhenUsed/>
     <w:qFormat/>
-    <w:rsid w:val="002172F9"/>
+    <w:rsid w:val="00C87933"/>
     <w:pPr>
       <w:keepNext/>
       <w:keepLines/>
-      <w:spacing w:before="40" w:after="0"/>
+      <w:spacing w:before="40"/>
       <w:outlineLvl w:val="6"/>
     </w:pPr>
     <w:rPr>
@@ -1255,11 +5004,10 @@
     <w:semiHidden/>
     <w:unhideWhenUsed/>
     <w:qFormat/>
-    <w:rsid w:val="002172F9"/>
+    <w:rsid w:val="00C87933"/>
     <w:pPr>
       <w:keepNext/>
       <w:keepLines/>
-      <w:spacing w:after="0"/>
       <w:outlineLvl w:val="7"/>
     </w:pPr>
     <w:rPr>
@@ -1278,11 +5026,10 @@
     <w:semiHidden/>
     <w:unhideWhenUsed/>
     <w:qFormat/>
-    <w:rsid w:val="002172F9"/>
+    <w:rsid w:val="00C87933"/>
     <w:pPr>
       <w:keepNext/>
       <w:keepLines/>
-      <w:spacing w:after="0"/>
       <w:outlineLvl w:val="8"/>
     </w:pPr>
     <w:rPr>
@@ -1322,11 +5069,11 @@
     <w:basedOn w:val="Bekezdsalapbettpusa"/>
     <w:link w:val="Cmsor1"/>
     <w:uiPriority w:val="9"/>
-    <w:rsid w:val="002172F9"/>
+    <w:rsid w:val="00346B8C"/>
     <w:rPr>
-      <w:rFonts w:asciiTheme="majorHAnsi" w:eastAsiaTheme="majorEastAsia" w:hAnsiTheme="majorHAnsi" w:cstheme="majorBidi"/>
-      <w:color w:val="0F4761" w:themeColor="accent1" w:themeShade="BF"/>
-      <w:sz w:val="40"/>
+      <w:rFonts w:ascii="Times New Roman" w:eastAsiaTheme="majorEastAsia" w:hAnsi="Times New Roman" w:cstheme="majorBidi"/>
+      <w:b/>
+      <w:sz w:val="36"/>
       <w:szCs w:val="40"/>
     </w:rPr>
   </w:style>
@@ -1335,13 +5082,11 @@
     <w:basedOn w:val="Bekezdsalapbettpusa"/>
     <w:link w:val="Cmsor2"/>
     <w:uiPriority w:val="9"/>
-    <w:semiHidden/>
-    <w:rsid w:val="002172F9"/>
+    <w:rsid w:val="00E14B2E"/>
     <w:rPr>
-      <w:rFonts w:asciiTheme="majorHAnsi" w:eastAsiaTheme="majorEastAsia" w:hAnsiTheme="majorHAnsi" w:cstheme="majorBidi"/>
-      <w:color w:val="0F4761" w:themeColor="accent1" w:themeShade="BF"/>
-      <w:sz w:val="32"/>
-      <w:szCs w:val="32"/>
+      <w:rFonts w:ascii="Times New Roman" w:eastAsiaTheme="majorEastAsia" w:hAnsi="Times New Roman" w:cstheme="majorBidi"/>
+      <w:b/>
+      <w:sz w:val="28"/>
     </w:rPr>
   </w:style>
   <w:style w:type="character" w:customStyle="1" w:styleId="Cmsor3Char">
@@ -1349,12 +5094,10 @@
     <w:basedOn w:val="Bekezdsalapbettpusa"/>
     <w:link w:val="Cmsor3"/>
     <w:uiPriority w:val="9"/>
-    <w:semiHidden/>
-    <w:rsid w:val="002172F9"/>
+    <w:rsid w:val="00F70BBC"/>
     <w:rPr>
-      <w:rFonts w:eastAsiaTheme="majorEastAsia" w:cstheme="majorBidi"/>
-      <w:color w:val="0F4761" w:themeColor="accent1" w:themeShade="BF"/>
-      <w:sz w:val="28"/>
+      <w:rFonts w:ascii="Times New Roman" w:eastAsiaTheme="majorEastAsia" w:hAnsi="Times New Roman" w:cstheme="majorBidi"/>
+      <w:i/>
       <w:szCs w:val="28"/>
     </w:rPr>
   </w:style>
@@ -1363,13 +5106,11 @@
     <w:basedOn w:val="Bekezdsalapbettpusa"/>
     <w:link w:val="Cmsor4"/>
     <w:uiPriority w:val="9"/>
-    <w:semiHidden/>
-    <w:rsid w:val="002172F9"/>
+    <w:rsid w:val="00DC17A3"/>
     <w:rPr>
-      <w:rFonts w:eastAsiaTheme="majorEastAsia" w:cstheme="majorBidi"/>
-      <w:i/>
+      <w:rFonts w:ascii="Times New Roman" w:eastAsiaTheme="majorEastAsia" w:hAnsi="Times New Roman" w:cstheme="majorBidi"/>
       <w:iCs/>
-      <w:color w:val="0F4761" w:themeColor="accent1" w:themeShade="BF"/>
+      <w:u w:val="single"/>
     </w:rPr>
   </w:style>
   <w:style w:type="character" w:customStyle="1" w:styleId="Cmsor5Char">
@@ -1378,7 +5119,7 @@
     <w:link w:val="Cmsor5"/>
     <w:uiPriority w:val="9"/>
     <w:semiHidden/>
-    <w:rsid w:val="002172F9"/>
+    <w:rsid w:val="00C87933"/>
     <w:rPr>
       <w:rFonts w:eastAsiaTheme="majorEastAsia" w:cstheme="majorBidi"/>
       <w:color w:val="0F4761" w:themeColor="accent1" w:themeShade="BF"/>
@@ -1390,7 +5131,7 @@
     <w:link w:val="Cmsor6"/>
     <w:uiPriority w:val="9"/>
     <w:semiHidden/>
-    <w:rsid w:val="002172F9"/>
+    <w:rsid w:val="00C87933"/>
     <w:rPr>
       <w:rFonts w:eastAsiaTheme="majorEastAsia" w:cstheme="majorBidi"/>
       <w:i/>
@@ -1404,7 +5145,7 @@
     <w:link w:val="Cmsor7"/>
     <w:uiPriority w:val="9"/>
     <w:semiHidden/>
-    <w:rsid w:val="002172F9"/>
+    <w:rsid w:val="00C87933"/>
     <w:rPr>
       <w:rFonts w:eastAsiaTheme="majorEastAsia" w:cstheme="majorBidi"/>
       <w:color w:val="595959" w:themeColor="text1" w:themeTint="A6"/>
@@ -1416,7 +5157,7 @@
     <w:link w:val="Cmsor8"/>
     <w:uiPriority w:val="9"/>
     <w:semiHidden/>
-    <w:rsid w:val="002172F9"/>
+    <w:rsid w:val="00C87933"/>
     <w:rPr>
       <w:rFonts w:eastAsiaTheme="majorEastAsia" w:cstheme="majorBidi"/>
       <w:i/>
@@ -1430,7 +5171,7 @@
     <w:link w:val="Cmsor9"/>
     <w:uiPriority w:val="9"/>
     <w:semiHidden/>
-    <w:rsid w:val="002172F9"/>
+    <w:rsid w:val="00C87933"/>
     <w:rPr>
       <w:rFonts w:eastAsiaTheme="majorEastAsia" w:cstheme="majorBidi"/>
       <w:color w:val="272727" w:themeColor="text1" w:themeTint="D8"/>
@@ -1443,7 +5184,7 @@
     <w:link w:val="CmChar"/>
     <w:uiPriority w:val="10"/>
     <w:qFormat/>
-    <w:rsid w:val="002172F9"/>
+    <w:rsid w:val="00C87933"/>
     <w:pPr>
       <w:spacing w:after="80" w:line="240" w:lineRule="auto"/>
       <w:contextualSpacing/>
@@ -1461,7 +5202,7 @@
     <w:basedOn w:val="Bekezdsalapbettpusa"/>
     <w:link w:val="Cm"/>
     <w:uiPriority w:val="10"/>
-    <w:rsid w:val="002172F9"/>
+    <w:rsid w:val="00C87933"/>
     <w:rPr>
       <w:rFonts w:asciiTheme="majorHAnsi" w:eastAsiaTheme="majorEastAsia" w:hAnsiTheme="majorHAnsi" w:cstheme="majorBidi"/>
       <w:spacing w:val="-10"/>
@@ -1477,11 +5218,12 @@
     <w:link w:val="AlcmChar"/>
     <w:uiPriority w:val="11"/>
     <w:qFormat/>
-    <w:rsid w:val="002172F9"/>
+    <w:rsid w:val="00C87933"/>
     <w:pPr>
       <w:numPr>
         <w:ilvl w:val="1"/>
       </w:numPr>
+      <w:ind w:firstLine="709"/>
     </w:pPr>
     <w:rPr>
       <w:rFonts w:eastAsiaTheme="majorEastAsia" w:cstheme="majorBidi"/>
@@ -1496,7 +5238,7 @@
     <w:basedOn w:val="Bekezdsalapbettpusa"/>
     <w:link w:val="Alcm"/>
     <w:uiPriority w:val="11"/>
-    <w:rsid w:val="002172F9"/>
+    <w:rsid w:val="00C87933"/>
     <w:rPr>
       <w:rFonts w:eastAsiaTheme="majorEastAsia" w:cstheme="majorBidi"/>
       <w:color w:val="595959" w:themeColor="text1" w:themeTint="A6"/>
@@ -1512,7 +5254,7 @@
     <w:link w:val="IdzetChar"/>
     <w:uiPriority w:val="29"/>
     <w:qFormat/>
-    <w:rsid w:val="002172F9"/>
+    <w:rsid w:val="00C87933"/>
     <w:pPr>
       <w:spacing w:before="160"/>
       <w:jc w:val="center"/>
@@ -1528,7 +5270,7 @@
     <w:basedOn w:val="Bekezdsalapbettpusa"/>
     <w:link w:val="Idzet"/>
     <w:uiPriority w:val="29"/>
-    <w:rsid w:val="002172F9"/>
+    <w:rsid w:val="00C87933"/>
     <w:rPr>
       <w:i/>
       <w:iCs/>
@@ -1540,7 +5282,7 @@
     <w:basedOn w:val="Norml"/>
     <w:uiPriority w:val="34"/>
     <w:qFormat/>
-    <w:rsid w:val="002172F9"/>
+    <w:rsid w:val="00C87933"/>
     <w:pPr>
       <w:ind w:left="720"/>
       <w:contextualSpacing/>
@@ -1551,7 +5293,7 @@
     <w:basedOn w:val="Bekezdsalapbettpusa"/>
     <w:uiPriority w:val="21"/>
     <w:qFormat/>
-    <w:rsid w:val="002172F9"/>
+    <w:rsid w:val="00C87933"/>
     <w:rPr>
       <w:i/>
       <w:iCs/>
@@ -1565,7 +5307,7 @@
     <w:link w:val="KiemeltidzetChar"/>
     <w:uiPriority w:val="30"/>
     <w:qFormat/>
-    <w:rsid w:val="002172F9"/>
+    <w:rsid w:val="00C87933"/>
     <w:pPr>
       <w:pBdr>
         <w:top w:val="single" w:sz="4" w:space="10" w:color="0F4761" w:themeColor="accent1" w:themeShade="BF"/>
@@ -1586,7 +5328,7 @@
     <w:basedOn w:val="Bekezdsalapbettpusa"/>
     <w:link w:val="Kiemeltidzet"/>
     <w:uiPriority w:val="30"/>
-    <w:rsid w:val="002172F9"/>
+    <w:rsid w:val="00C87933"/>
     <w:rPr>
       <w:i/>
       <w:iCs/>
@@ -1598,13 +5340,321 @@
     <w:basedOn w:val="Bekezdsalapbettpusa"/>
     <w:uiPriority w:val="32"/>
     <w:qFormat/>
-    <w:rsid w:val="002172F9"/>
+    <w:rsid w:val="00C87933"/>
     <w:rPr>
       <w:b/>
       <w:bCs/>
       <w:smallCaps/>
       <w:color w:val="0F4761" w:themeColor="accent1" w:themeShade="BF"/>
       <w:spacing w:val="5"/>
+    </w:rPr>
+  </w:style>
+  <w:style w:type="paragraph" w:styleId="Irodalomjegyzk">
+    <w:name w:val="Bibliography"/>
+    <w:basedOn w:val="Norml"/>
+    <w:next w:val="Norml"/>
+    <w:uiPriority w:val="37"/>
+    <w:unhideWhenUsed/>
+    <w:rsid w:val="00B37AF7"/>
+  </w:style>
+  <w:style w:type="paragraph" w:styleId="Tartalomjegyzkcmsora">
+    <w:name w:val="TOC Heading"/>
+    <w:basedOn w:val="Cmsor4"/>
+    <w:next w:val="Norml"/>
+    <w:uiPriority w:val="39"/>
+    <w:unhideWhenUsed/>
+    <w:qFormat/>
+    <w:rsid w:val="00934C09"/>
+    <w:pPr>
+      <w:spacing w:after="0" w:line="259" w:lineRule="auto"/>
+      <w:jc w:val="left"/>
+      <w:outlineLvl w:val="9"/>
+    </w:pPr>
+    <w:rPr>
+      <w:b/>
+      <w:i/>
+      <w:kern w:val="0"/>
+      <w:sz w:val="28"/>
+      <w:szCs w:val="32"/>
+      <w:lang w:eastAsia="hu-HU"/>
+      <w14:ligatures w14:val="none"/>
+    </w:rPr>
+  </w:style>
+  <w:style w:type="paragraph" w:styleId="TJ2">
+    <w:name w:val="toc 2"/>
+    <w:basedOn w:val="Norml"/>
+    <w:next w:val="Norml"/>
+    <w:autoRedefine/>
+    <w:uiPriority w:val="39"/>
+    <w:unhideWhenUsed/>
+    <w:rsid w:val="00F819EF"/>
+    <w:pPr>
+      <w:tabs>
+        <w:tab w:val="right" w:leader="dot" w:pos="9061"/>
+      </w:tabs>
+      <w:spacing w:after="100"/>
+      <w:ind w:left="240"/>
+    </w:pPr>
+    <w:rPr>
+      <w:noProof/>
+    </w:rPr>
+  </w:style>
+  <w:style w:type="character" w:styleId="Hiperhivatkozs">
+    <w:name w:val="Hyperlink"/>
+    <w:basedOn w:val="Bekezdsalapbettpusa"/>
+    <w:uiPriority w:val="99"/>
+    <w:unhideWhenUsed/>
+    <w:rsid w:val="002E24D0"/>
+    <w:rPr>
+      <w:color w:val="467886" w:themeColor="hyperlink"/>
+      <w:u w:val="single"/>
+    </w:rPr>
+  </w:style>
+  <w:style w:type="paragraph" w:styleId="Kpalrs">
+    <w:name w:val="caption"/>
+    <w:basedOn w:val="Norml"/>
+    <w:next w:val="Norml"/>
+    <w:uiPriority w:val="35"/>
+    <w:unhideWhenUsed/>
+    <w:qFormat/>
+    <w:rsid w:val="00390A4F"/>
+    <w:pPr>
+      <w:spacing w:after="200" w:line="240" w:lineRule="auto"/>
+    </w:pPr>
+    <w:rPr>
+      <w:i/>
+      <w:iCs/>
+      <w:color w:val="0E2841" w:themeColor="text2"/>
+      <w:sz w:val="18"/>
+      <w:szCs w:val="18"/>
+    </w:rPr>
+  </w:style>
+  <w:style w:type="paragraph" w:styleId="TJ1">
+    <w:name w:val="toc 1"/>
+    <w:basedOn w:val="Norml"/>
+    <w:next w:val="Norml"/>
+    <w:autoRedefine/>
+    <w:uiPriority w:val="39"/>
+    <w:unhideWhenUsed/>
+    <w:rsid w:val="0052296C"/>
+    <w:pPr>
+      <w:tabs>
+        <w:tab w:val="left" w:pos="480"/>
+        <w:tab w:val="right" w:leader="dot" w:pos="9062"/>
+      </w:tabs>
+      <w:spacing w:after="100"/>
+    </w:pPr>
+    <w:rPr>
+      <w:noProof/>
+    </w:rPr>
+  </w:style>
+  <w:style w:type="paragraph" w:customStyle="1" w:styleId="Normal2">
+    <w:name w:val="Normal2"/>
+    <w:basedOn w:val="Norml"/>
+    <w:link w:val="Normal2Char"/>
+    <w:qFormat/>
+    <w:rsid w:val="003E66F3"/>
+    <w:pPr>
+      <w:spacing w:after="120" w:line="240" w:lineRule="auto"/>
+    </w:pPr>
+    <w:rPr>
+      <w:bCs/>
+    </w:rPr>
+  </w:style>
+  <w:style w:type="character" w:customStyle="1" w:styleId="Normal2Char">
+    <w:name w:val="Normal2 Char"/>
+    <w:basedOn w:val="Bekezdsalapbettpusa"/>
+    <w:link w:val="Normal2"/>
+    <w:rsid w:val="003E66F3"/>
+    <w:rPr>
+      <w:rFonts w:ascii="Times New Roman" w:hAnsi="Times New Roman"/>
+      <w:bCs/>
+    </w:rPr>
+  </w:style>
+  <w:style w:type="table" w:styleId="Rcsostblzat">
+    <w:name w:val="Table Grid"/>
+    <w:basedOn w:val="Normltblzat"/>
+    <w:uiPriority w:val="39"/>
+    <w:rsid w:val="00433264"/>
+    <w:pPr>
+      <w:spacing w:after="0" w:line="240" w:lineRule="auto"/>
+    </w:pPr>
+    <w:tblPr>
+      <w:tblBorders>
+        <w:top w:val="single" w:sz="4" w:space="0" w:color="auto"/>
+        <w:left w:val="single" w:sz="4" w:space="0" w:color="auto"/>
+        <w:bottom w:val="single" w:sz="4" w:space="0" w:color="auto"/>
+        <w:right w:val="single" w:sz="4" w:space="0" w:color="auto"/>
+        <w:insideH w:val="single" w:sz="4" w:space="0" w:color="auto"/>
+        <w:insideV w:val="single" w:sz="4" w:space="0" w:color="auto"/>
+      </w:tblBorders>
+    </w:tblPr>
+  </w:style>
+  <w:style w:type="paragraph" w:styleId="brajegyzk">
+    <w:name w:val="table of figures"/>
+    <w:basedOn w:val="Norml"/>
+    <w:next w:val="Norml"/>
+    <w:uiPriority w:val="99"/>
+    <w:unhideWhenUsed/>
+    <w:rsid w:val="004348C2"/>
+  </w:style>
+  <w:style w:type="paragraph" w:styleId="lfej">
+    <w:name w:val="header"/>
+    <w:basedOn w:val="Norml"/>
+    <w:link w:val="lfejChar"/>
+    <w:uiPriority w:val="99"/>
+    <w:unhideWhenUsed/>
+    <w:rsid w:val="00C74416"/>
+    <w:pPr>
+      <w:tabs>
+        <w:tab w:val="center" w:pos="4536"/>
+        <w:tab w:val="right" w:pos="9072"/>
+      </w:tabs>
+      <w:spacing w:line="240" w:lineRule="auto"/>
+    </w:pPr>
+  </w:style>
+  <w:style w:type="character" w:customStyle="1" w:styleId="lfejChar">
+    <w:name w:val="Élőfej Char"/>
+    <w:basedOn w:val="Bekezdsalapbettpusa"/>
+    <w:link w:val="lfej"/>
+    <w:uiPriority w:val="99"/>
+    <w:rsid w:val="00C74416"/>
+    <w:rPr>
+      <w:rFonts w:ascii="Times New Roman" w:hAnsi="Times New Roman"/>
+    </w:rPr>
+  </w:style>
+  <w:style w:type="paragraph" w:styleId="llb">
+    <w:name w:val="footer"/>
+    <w:basedOn w:val="Norml"/>
+    <w:link w:val="llbChar"/>
+    <w:uiPriority w:val="99"/>
+    <w:unhideWhenUsed/>
+    <w:rsid w:val="00C74416"/>
+    <w:pPr>
+      <w:tabs>
+        <w:tab w:val="center" w:pos="4536"/>
+        <w:tab w:val="right" w:pos="9072"/>
+      </w:tabs>
+      <w:spacing w:line="240" w:lineRule="auto"/>
+    </w:pPr>
+  </w:style>
+  <w:style w:type="character" w:customStyle="1" w:styleId="llbChar">
+    <w:name w:val="Élőláb Char"/>
+    <w:basedOn w:val="Bekezdsalapbettpusa"/>
+    <w:link w:val="llb"/>
+    <w:uiPriority w:val="99"/>
+    <w:rsid w:val="00C74416"/>
+    <w:rPr>
+      <w:rFonts w:ascii="Times New Roman" w:hAnsi="Times New Roman"/>
+    </w:rPr>
+  </w:style>
+  <w:style w:type="paragraph" w:styleId="Lbjegyzetszveg">
+    <w:name w:val="footnote text"/>
+    <w:basedOn w:val="Norml"/>
+    <w:link w:val="LbjegyzetszvegChar"/>
+    <w:uiPriority w:val="99"/>
+    <w:semiHidden/>
+    <w:unhideWhenUsed/>
+    <w:rsid w:val="00946AA4"/>
+    <w:pPr>
+      <w:spacing w:line="240" w:lineRule="auto"/>
+    </w:pPr>
+    <w:rPr>
+      <w:sz w:val="20"/>
+      <w:szCs w:val="20"/>
+    </w:rPr>
+  </w:style>
+  <w:style w:type="character" w:customStyle="1" w:styleId="LbjegyzetszvegChar">
+    <w:name w:val="Lábjegyzetszöveg Char"/>
+    <w:basedOn w:val="Bekezdsalapbettpusa"/>
+    <w:link w:val="Lbjegyzetszveg"/>
+    <w:uiPriority w:val="99"/>
+    <w:semiHidden/>
+    <w:rsid w:val="00946AA4"/>
+    <w:rPr>
+      <w:rFonts w:ascii="Times New Roman" w:hAnsi="Times New Roman"/>
+      <w:sz w:val="20"/>
+      <w:szCs w:val="20"/>
+    </w:rPr>
+  </w:style>
+  <w:style w:type="character" w:styleId="Lbjegyzet-hivatkozs">
+    <w:name w:val="footnote reference"/>
+    <w:basedOn w:val="Bekezdsalapbettpusa"/>
+    <w:uiPriority w:val="99"/>
+    <w:semiHidden/>
+    <w:unhideWhenUsed/>
+    <w:rsid w:val="00946AA4"/>
+    <w:rPr>
+      <w:vertAlign w:val="superscript"/>
+    </w:rPr>
+  </w:style>
+  <w:style w:type="character" w:styleId="Feloldatlanmegemlts">
+    <w:name w:val="Unresolved Mention"/>
+    <w:basedOn w:val="Bekezdsalapbettpusa"/>
+    <w:uiPriority w:val="99"/>
+    <w:semiHidden/>
+    <w:unhideWhenUsed/>
+    <w:rsid w:val="00322DE1"/>
+    <w:rPr>
+      <w:color w:val="605E5C"/>
+      <w:shd w:val="clear" w:color="auto" w:fill="E1DFDD"/>
+    </w:rPr>
+  </w:style>
+  <w:style w:type="paragraph" w:styleId="TJ3">
+    <w:name w:val="toc 3"/>
+    <w:basedOn w:val="Norml"/>
+    <w:next w:val="Norml"/>
+    <w:autoRedefine/>
+    <w:uiPriority w:val="39"/>
+    <w:unhideWhenUsed/>
+    <w:rsid w:val="00B87D64"/>
+    <w:pPr>
+      <w:spacing w:after="100"/>
+      <w:ind w:left="480"/>
+    </w:pPr>
+  </w:style>
+  <w:style w:type="paragraph" w:styleId="Nincstrkz">
+    <w:name w:val="No Spacing"/>
+    <w:uiPriority w:val="1"/>
+    <w:qFormat/>
+    <w:rsid w:val="00E14B2E"/>
+    <w:pPr>
+      <w:spacing w:after="0" w:line="240" w:lineRule="auto"/>
+      <w:jc w:val="both"/>
+    </w:pPr>
+    <w:rPr>
+      <w:rFonts w:ascii="Times New Roman" w:hAnsi="Times New Roman"/>
+      <w:sz w:val="32"/>
+    </w:rPr>
+  </w:style>
+  <w:style w:type="paragraph" w:styleId="HTML-kntformzott">
+    <w:name w:val="HTML Preformatted"/>
+    <w:basedOn w:val="Norml"/>
+    <w:link w:val="HTML-kntformzottChar"/>
+    <w:uiPriority w:val="99"/>
+    <w:semiHidden/>
+    <w:unhideWhenUsed/>
+    <w:rsid w:val="00A01A61"/>
+    <w:pPr>
+      <w:spacing w:line="240" w:lineRule="auto"/>
+    </w:pPr>
+    <w:rPr>
+      <w:rFonts w:ascii="Consolas" w:hAnsi="Consolas"/>
+      <w:sz w:val="20"/>
+      <w:szCs w:val="20"/>
+    </w:rPr>
+  </w:style>
+  <w:style w:type="character" w:customStyle="1" w:styleId="HTML-kntformzottChar">
+    <w:name w:val="HTML-ként formázott Char"/>
+    <w:basedOn w:val="Bekezdsalapbettpusa"/>
+    <w:link w:val="HTML-kntformzott"/>
+    <w:uiPriority w:val="99"/>
+    <w:semiHidden/>
+    <w:rsid w:val="00A01A61"/>
+    <w:rPr>
+      <w:rFonts w:ascii="Consolas" w:hAnsi="Consolas"/>
+      <w:sz w:val="20"/>
+      <w:szCs w:val="20"/>
     </w:rPr>
   </w:style>
 </w:styles>
@@ -1923,4 +5973,16 @@
     </a:ext>
   </a:extLst>
 </a:theme>
+</file>
+
+<file path=customXml/item1.xml><?xml version="1.0" encoding="utf-8"?>
+<b:Sources xmlns:b="http://schemas.openxmlformats.org/officeDocument/2006/bibliography" xmlns="http://schemas.openxmlformats.org/officeDocument/2006/bibliography" SelectedStyle="\APASixthEditionOfficeOnline.xsl" StyleName="APA" Version="6"/>
+</file>
+
+<file path=customXml/itemProps1.xml><?xml version="1.0" encoding="utf-8"?>
+<ds:datastoreItem xmlns:ds="http://schemas.openxmlformats.org/officeDocument/2006/customXml" ds:itemID="{3A055078-1C66-451D-9CE9-EF5E8839F46F}">
+  <ds:schemaRefs>
+    <ds:schemaRef ds:uri="http://schemas.openxmlformats.org/officeDocument/2006/bibliography"/>
+  </ds:schemaRefs>
+</ds:datastoreItem>
 </file>